--- a/lessons/6-6/downloads/6-6-notes.docx
+++ b/lessons/6-6/downloads/6-6-notes.docx
@@ -363,6 +363,610 @@
         <w:rPr>
           <w:b/>
           <w:bCs/>
+          <w:color w:val="1FA6A2"/>
+          <w:sz w:val="26"/>
+          <w:szCs w:val="26"/>
+        </w:rPr>
+        <w:t xml:space="preserve">Turn &amp; Talk — Discussion Points  (Level 1 support · Level 2)</w:t>
+      </w:r>
+    </w:p>
+    <w:p>
+      <w:pPr>
+        <w:spacing w:after="60"/>
+      </w:pPr>
+      <w:r>
+        <w:rPr>
+          <w:i/>
+          <w:iCs/>
+          <w:color w:val="5F6F80"/>
+          <w:sz w:val="19"/>
+          <w:szCs w:val="19"/>
+        </w:rPr>
+        <w:t xml:space="preserve">Talk with a partner. Use the Level 1 stems if you need help getting started; try the Level 2 question when you are ready for more.</w:t>
+      </w:r>
+    </w:p>
+    <w:p>
+      <w:pPr>
+        <w:spacing w:after="60"/>
+      </w:pPr>
+      <w:r>
+        <w:rPr>
+          <w:b/>
+          <w:bCs/>
+          <w:color w:val="12355B"/>
+          <w:sz w:val="21"/>
+          <w:szCs w:val="21"/>
+        </w:rPr>
+        <w:t xml:space="preserve">1. [Launch] </w:t>
+      </w:r>
+      <w:r>
+        <w:rPr>
+          <w:b/>
+          <w:bCs/>
+          <w:sz w:val="21"/>
+          <w:szCs w:val="21"/>
+        </w:rPr>
+        <w:t xml:space="preserve">Producer A wrote 3x + 2x + 10 and Producer B wrote 5x + 10. They look different but both give 30 when x = 4. Why are they equivalent?</w:t>
+      </w:r>
+    </w:p>
+    <w:p>
+      <w:pPr>
+        <w:spacing w:after="60"/>
+      </w:pPr>
+      <w:r>
+        <w:rPr>
+          <w:b/>
+          <w:bCs/>
+          <w:color w:val="1FA6A2"/>
+          <w:sz w:val="20"/>
+          <w:szCs w:val="20"/>
+        </w:rPr>
+        <w:t xml:space="preserve">Level 1 — Start here: </w:t>
+      </w:r>
+      <w:r>
+        <w:rPr>
+          <w:sz w:val="20"/>
+          <w:szCs w:val="20"/>
+        </w:rPr>
+        <w:t xml:space="preserve">3x + 2x combines to 5x, so the two forms are equivalent.</w:t>
+      </w:r>
+    </w:p>
+    <w:p>
+      <w:pPr>
+        <w:spacing w:after="60"/>
+      </w:pPr>
+      <w:r>
+        <w:rPr>
+          <w:sz w:val="21"/>
+          <w:szCs w:val="21"/>
+        </w:rPr>
+        <w:t xml:space="preserve">These expressions are equivalent because 3x + 2x ___.</w:t>
+      </w:r>
+      <w:r>
+        <w:rPr>
+          <w:i/>
+          <w:iCs/>
+          <w:color w:val="5F6F80"/>
+          <w:sz w:val="19"/>
+          <w:szCs w:val="19"/>
+        </w:rPr>
+        <w:br/>
+        <w:t xml:space="preserve">
+Estas expresiones son equivalentes porque 3x + 2x ___.</w:t>
+      </w:r>
+    </w:p>
+    <w:p>
+      <w:pPr>
+        <w:spacing w:after="60"/>
+      </w:pPr>
+      <w:r>
+        <w:rPr>
+          <w:sz w:val="21"/>
+          <w:szCs w:val="21"/>
+        </w:rPr>
+        <w:t xml:space="preserve">I checked by substituting x = ___ and getting ___ both ways.</w:t>
+      </w:r>
+      <w:r>
+        <w:rPr>
+          <w:i/>
+          <w:iCs/>
+          <w:color w:val="5F6F80"/>
+          <w:sz w:val="19"/>
+          <w:szCs w:val="19"/>
+        </w:rPr>
+        <w:br/>
+        <w:t xml:space="preserve">
+Lo comprobé sustituyendo x = ___ y obteniendo ___ en ambas.</w:t>
+      </w:r>
+    </w:p>
+    <w:p>
+      <w:pPr>
+        <w:spacing w:after="60"/>
+      </w:pPr>
+      <w:r>
+        <w:rPr>
+          <w:b/>
+          <w:bCs/>
+          <w:color w:val="12355B"/>
+          <w:sz w:val="20"/>
+          <w:szCs w:val="20"/>
+        </w:rPr>
+        <w:t xml:space="preserve">Word bank: </w:t>
+      </w:r>
+      <w:r>
+        <w:rPr>
+          <w:color w:val="1FA6A2"/>
+          <w:sz w:val="20"/>
+          <w:szCs w:val="20"/>
+        </w:rPr>
+        <w:t xml:space="preserve">Equivalent, Simplify, Like Terms, Combine</w:t>
+      </w:r>
+    </w:p>
+    <w:p>
+      <w:pPr>
+        <w:spacing w:after="60"/>
+      </w:pPr>
+      <w:r>
+        <w:rPr>
+          <w:b/>
+          <w:bCs/>
+          <w:color w:val="12355B"/>
+          <w:sz w:val="19"/>
+          <w:szCs w:val="19"/>
+        </w:rPr>
+        <w:t xml:space="preserve">Listen for: </w:t>
+      </w:r>
+      <w:r>
+        <w:rPr>
+          <w:i/>
+          <w:iCs/>
+          <w:color w:val="5F6F80"/>
+          <w:sz w:val="19"/>
+          <w:szCs w:val="19"/>
+        </w:rPr>
+        <w:t xml:space="preserve">Students explain 3x + 2x = 5x (combining like terms), so both equal 5x + 10, and verify by substituting a value like x = 4 to get 30 both ways.</w:t>
+      </w:r>
+    </w:p>
+    <w:p>
+      <w:pPr>
+        <w:spacing w:after="60"/>
+      </w:pPr>
+      <w:r>
+        <w:rPr>
+          <w:b/>
+          <w:bCs/>
+          <w:color w:val="9A6B12"/>
+          <w:sz w:val="20"/>
+          <w:szCs w:val="20"/>
+        </w:rPr>
+        <w:t xml:space="preserve">Level 2: </w:t>
+      </w:r>
+      <w:r>
+        <w:rPr>
+          <w:sz w:val="20"/>
+          <w:szCs w:val="20"/>
+        </w:rPr>
+        <w:t xml:space="preserve">Is testing only x = 4 enough to be sure two expressions are equivalent? Justify why or why not.</w:t>
+      </w:r>
+    </w:p>
+    <w:p>
+      <w:pPr>
+        <w:spacing w:after="60"/>
+        <w:ind w:left="360"/>
+      </w:pPr>
+      <w:r>
+        <w:rPr>
+          <w:sz w:val="20"/>
+          <w:szCs w:val="20"/>
+        </w:rPr>
+        <w:t xml:space="preserve">• Testing one value is ___ enough because ___.</w:t>
+      </w:r>
+    </w:p>
+    <w:p>
+      <w:pPr>
+        <w:spacing w:after="60"/>
+        <w:ind w:left="360"/>
+      </w:pPr>
+      <w:r>
+        <w:rPr>
+          <w:sz w:val="20"/>
+          <w:szCs w:val="20"/>
+        </w:rPr>
+        <w:t xml:space="preserve">• To be sure they are equivalent, I need ___.</w:t>
+      </w:r>
+    </w:p>
+    <w:p>
+      <w:pPr>
+        <w:spacing w:after="60"/>
+      </w:pPr>
+      <w:r>
+        <w:rPr>
+          <w:b/>
+          <w:bCs/>
+          <w:color w:val="12355B"/>
+          <w:sz w:val="21"/>
+          <w:szCs w:val="21"/>
+        </w:rPr>
+        <w:t xml:space="preserve">2. [Explore] </w:t>
+      </w:r>
+      <w:r>
+        <w:rPr>
+          <w:b/>
+          <w:bCs/>
+          <w:sz w:val="21"/>
+          <w:szCs w:val="21"/>
+        </w:rPr>
+        <w:t xml:space="preserve">How can you prove 2(n + 4) and 2n + 8 are equivalent? What two strategies could you use?</w:t>
+      </w:r>
+    </w:p>
+    <w:p>
+      <w:pPr>
+        <w:spacing w:after="60"/>
+      </w:pPr>
+      <w:r>
+        <w:rPr>
+          <w:b/>
+          <w:bCs/>
+          <w:color w:val="1FA6A2"/>
+          <w:sz w:val="20"/>
+          <w:szCs w:val="20"/>
+        </w:rPr>
+        <w:t xml:space="preserve">Level 1 — Start here: </w:t>
+      </w:r>
+      <w:r>
+        <w:rPr>
+          <w:sz w:val="20"/>
+          <w:szCs w:val="20"/>
+        </w:rPr>
+        <w:t xml:space="preserve">Distribute or substitute values to show the forms always match.</w:t>
+      </w:r>
+    </w:p>
+    <w:p>
+      <w:pPr>
+        <w:spacing w:after="60"/>
+      </w:pPr>
+      <w:r>
+        <w:rPr>
+          <w:sz w:val="21"/>
+          <w:szCs w:val="21"/>
+        </w:rPr>
+        <w:t xml:space="preserve">They are equivalent because distributing 2(n + 4) gives ___.</w:t>
+      </w:r>
+      <w:r>
+        <w:rPr>
+          <w:i/>
+          <w:iCs/>
+          <w:color w:val="5F6F80"/>
+          <w:sz w:val="19"/>
+          <w:szCs w:val="19"/>
+        </w:rPr>
+        <w:br/>
+        <w:t xml:space="preserve">
+Son equivalentes porque distribuir 2(n + 4) da ___.</w:t>
+      </w:r>
+    </w:p>
+    <w:p>
+      <w:pPr>
+        <w:spacing w:after="60"/>
+      </w:pPr>
+      <w:r>
+        <w:rPr>
+          <w:sz w:val="21"/>
+          <w:szCs w:val="21"/>
+        </w:rPr>
+        <w:t xml:space="preserve">I can also check by substituting n = ___ and getting ___.</w:t>
+      </w:r>
+      <w:r>
+        <w:rPr>
+          <w:i/>
+          <w:iCs/>
+          <w:color w:val="5F6F80"/>
+          <w:sz w:val="19"/>
+          <w:szCs w:val="19"/>
+        </w:rPr>
+        <w:br/>
+        <w:t xml:space="preserve">
+También puedo comprobar sustituyendo n = ___ y obteniendo ___.</w:t>
+      </w:r>
+    </w:p>
+    <w:p>
+      <w:pPr>
+        <w:spacing w:after="60"/>
+      </w:pPr>
+      <w:r>
+        <w:rPr>
+          <w:b/>
+          <w:bCs/>
+          <w:color w:val="12355B"/>
+          <w:sz w:val="20"/>
+          <w:szCs w:val="20"/>
+        </w:rPr>
+        <w:t xml:space="preserve">Word bank: </w:t>
+      </w:r>
+      <w:r>
+        <w:rPr>
+          <w:color w:val="1FA6A2"/>
+          <w:sz w:val="20"/>
+          <w:szCs w:val="20"/>
+        </w:rPr>
+        <w:t xml:space="preserve">Equivalent, Simplify, Combine, Like Terms</w:t>
+      </w:r>
+    </w:p>
+    <w:p>
+      <w:pPr>
+        <w:spacing w:after="60"/>
+      </w:pPr>
+      <w:r>
+        <w:rPr>
+          <w:b/>
+          <w:bCs/>
+          <w:color w:val="12355B"/>
+          <w:sz w:val="19"/>
+          <w:szCs w:val="19"/>
+        </w:rPr>
+        <w:t xml:space="preserve">Listen for: </w:t>
+      </w:r>
+      <w:r>
+        <w:rPr>
+          <w:i/>
+          <w:iCs/>
+          <w:color w:val="5F6F80"/>
+          <w:sz w:val="19"/>
+          <w:szCs w:val="19"/>
+        </w:rPr>
+        <w:t xml:space="preserve">A strong answer uses the distributive property (2(n + 4) = 2n + 8) and/or substitutes a value into both to confirm equal results.</w:t>
+      </w:r>
+    </w:p>
+    <w:p>
+      <w:pPr>
+        <w:spacing w:after="60"/>
+      </w:pPr>
+      <w:r>
+        <w:rPr>
+          <w:b/>
+          <w:bCs/>
+          <w:color w:val="9A6B12"/>
+          <w:sz w:val="20"/>
+          <w:szCs w:val="20"/>
+        </w:rPr>
+        <w:t xml:space="preserve">Level 2: </w:t>
+      </w:r>
+      <w:r>
+        <w:rPr>
+          <w:sz w:val="20"/>
+          <w:szCs w:val="20"/>
+        </w:rPr>
+        <w:t xml:space="preserve">Are 2x + 3 and 5x equivalent? Find a value of x that proves your answer and explain why one test value showing equality is not enough.</w:t>
+      </w:r>
+    </w:p>
+    <w:p>
+      <w:pPr>
+        <w:spacing w:after="60"/>
+        <w:ind w:left="360"/>
+      </w:pPr>
+      <w:r>
+        <w:rPr>
+          <w:sz w:val="20"/>
+          <w:szCs w:val="20"/>
+        </w:rPr>
+        <w:t xml:space="preserve">• They are ___ equivalent because at x = ___ they give ___ and ___.</w:t>
+      </w:r>
+    </w:p>
+    <w:p>
+      <w:pPr>
+        <w:spacing w:after="60"/>
+        <w:ind w:left="360"/>
+      </w:pPr>
+      <w:r>
+        <w:rPr>
+          <w:sz w:val="20"/>
+          <w:szCs w:val="20"/>
+        </w:rPr>
+        <w:t xml:space="preserve">• One matching value is not proof because ___.</w:t>
+      </w:r>
+    </w:p>
+    <w:p>
+      <w:pPr>
+        <w:spacing w:after="60"/>
+      </w:pPr>
+      <w:r>
+        <w:rPr>
+          <w:b/>
+          <w:bCs/>
+          <w:color w:val="12355B"/>
+          <w:sz w:val="21"/>
+          <w:szCs w:val="21"/>
+        </w:rPr>
+        <w:t xml:space="preserve">3. [Connect] </w:t>
+      </w:r>
+      <w:r>
+        <w:rPr>
+          <w:b/>
+          <w:bCs/>
+          <w:sz w:val="21"/>
+          <w:szCs w:val="21"/>
+        </w:rPr>
+        <w:t xml:space="preserve">Client A pays 4h + 2h + 30 and Client B pays 6h + 30. Is the pricing fair (equivalent)? How can you prove it?</w:t>
+      </w:r>
+    </w:p>
+    <w:p>
+      <w:pPr>
+        <w:spacing w:after="60"/>
+      </w:pPr>
+      <w:r>
+        <w:rPr>
+          <w:b/>
+          <w:bCs/>
+          <w:color w:val="1FA6A2"/>
+          <w:sz w:val="20"/>
+          <w:szCs w:val="20"/>
+        </w:rPr>
+        <w:t xml:space="preserve">Level 1 — Start here: </w:t>
+      </w:r>
+      <w:r>
+        <w:rPr>
+          <w:sz w:val="20"/>
+          <w:szCs w:val="20"/>
+        </w:rPr>
+        <w:t xml:space="preserve">Combine 4h + 2h to 6h, showing both clients pay the same.</w:t>
+      </w:r>
+    </w:p>
+    <w:p>
+      <w:pPr>
+        <w:spacing w:after="60"/>
+      </w:pPr>
+      <w:r>
+        <w:rPr>
+          <w:sz w:val="21"/>
+          <w:szCs w:val="21"/>
+        </w:rPr>
+        <w:t xml:space="preserve">The expressions ___ equivalent because 4h + 2h = ___.</w:t>
+      </w:r>
+      <w:r>
+        <w:rPr>
+          <w:i/>
+          <w:iCs/>
+          <w:color w:val="5F6F80"/>
+          <w:sz w:val="19"/>
+          <w:szCs w:val="19"/>
+        </w:rPr>
+        <w:br/>
+        <w:t xml:space="preserve">
+Las expresiones ___ equivalentes porque 4h + 2h = ___.</w:t>
+      </w:r>
+    </w:p>
+    <w:p>
+      <w:pPr>
+        <w:spacing w:after="60"/>
+      </w:pPr>
+      <w:r>
+        <w:rPr>
+          <w:sz w:val="21"/>
+          <w:szCs w:val="21"/>
+        </w:rPr>
+        <w:t xml:space="preserve">I can prove it by substituting h = ___: both equal ___.</w:t>
+      </w:r>
+      <w:r>
+        <w:rPr>
+          <w:i/>
+          <w:iCs/>
+          <w:color w:val="5F6F80"/>
+          <w:sz w:val="19"/>
+          <w:szCs w:val="19"/>
+        </w:rPr>
+        <w:br/>
+        <w:t xml:space="preserve">
+Puedo probarlo sustituyendo h = ___: ambas dan ___.</w:t>
+      </w:r>
+    </w:p>
+    <w:p>
+      <w:pPr>
+        <w:spacing w:after="60"/>
+      </w:pPr>
+      <w:r>
+        <w:rPr>
+          <w:b/>
+          <w:bCs/>
+          <w:color w:val="12355B"/>
+          <w:sz w:val="20"/>
+          <w:szCs w:val="20"/>
+        </w:rPr>
+        <w:t xml:space="preserve">Word bank: </w:t>
+      </w:r>
+      <w:r>
+        <w:rPr>
+          <w:color w:val="1FA6A2"/>
+          <w:sz w:val="20"/>
+          <w:szCs w:val="20"/>
+        </w:rPr>
+        <w:t xml:space="preserve">Equivalent, Simplify, Combine, Like Terms</w:t>
+      </w:r>
+    </w:p>
+    <w:p>
+      <w:pPr>
+        <w:spacing w:after="60"/>
+      </w:pPr>
+      <w:r>
+        <w:rPr>
+          <w:b/>
+          <w:bCs/>
+          <w:color w:val="12355B"/>
+          <w:sz w:val="19"/>
+          <w:szCs w:val="19"/>
+        </w:rPr>
+        <w:t xml:space="preserve">Listen for: </w:t>
+      </w:r>
+      <w:r>
+        <w:rPr>
+          <w:i/>
+          <w:iCs/>
+          <w:color w:val="5F6F80"/>
+          <w:sz w:val="19"/>
+          <w:szCs w:val="19"/>
+        </w:rPr>
+        <w:t xml:space="preserve">Students simplify 4h + 2h + 30 to 6h + 30, conclude the pricing is fair/equivalent, and verify by substituting a value of h.</w:t>
+      </w:r>
+    </w:p>
+    <w:p>
+      <w:pPr>
+        <w:spacing w:after="60"/>
+      </w:pPr>
+      <w:r>
+        <w:rPr>
+          <w:b/>
+          <w:bCs/>
+          <w:color w:val="9A6B12"/>
+          <w:sz w:val="20"/>
+          <w:szCs w:val="20"/>
+        </w:rPr>
+        <w:t xml:space="preserve">Level 2: </w:t>
+      </w:r>
+      <w:r>
+        <w:rPr>
+          <w:sz w:val="20"/>
+          <w:szCs w:val="20"/>
+        </w:rPr>
+        <w:t xml:space="preserve">A third client pays 5h + 30. Critique whether that is the same deal, and explain for which client it is cheaper as hours grow.</w:t>
+      </w:r>
+    </w:p>
+    <w:p>
+      <w:pPr>
+        <w:spacing w:after="60"/>
+        <w:ind w:left="360"/>
+      </w:pPr>
+      <w:r>
+        <w:rPr>
+          <w:sz w:val="20"/>
+          <w:szCs w:val="20"/>
+        </w:rPr>
+        <w:t xml:space="preserve">• 5h + 30 is ___ the same because ___.</w:t>
+      </w:r>
+    </w:p>
+    <w:p>
+      <w:pPr>
+        <w:spacing w:after="60"/>
+        <w:ind w:left="360"/>
+      </w:pPr>
+      <w:r>
+        <w:rPr>
+          <w:sz w:val="20"/>
+          <w:szCs w:val="20"/>
+        </w:rPr>
+        <w:t xml:space="preserve">• As hours grow, the ___ client pays less because the coefficient of h is ___.</w:t>
+      </w:r>
+    </w:p>
+    <w:p>
+      <w:pPr>
+        <w:pStyle w:val="Heading2"/>
+        <w:pBdr>
+          <w:left w:val="single" w:color="1FA6A2" w:sz="18" w:space="8"/>
+        </w:pBdr>
+        <w:spacing w:after="100" w:before="200"/>
+      </w:pPr>
+      <w:r>
+        <w:rPr>
+          <w:b/>
+          <w:bCs/>
           <w:color w:val="9A6B12"/>
           <w:sz w:val="26"/>
           <w:szCs w:val="26"/>
@@ -935,7 +1539,7 @@
           <w:sz w:val="21"/>
           <w:szCs w:val="21"/>
         </w:rPr>
-        <w:t xml:space="preserve">These expressions are equal because ___.</w:t>
+        <w:t xml:space="preserve">These expressions are equivalent because 3x + 2x ___.</w:t>
       </w:r>
       <w:r>
         <w:rPr>
@@ -947,19 +1551,19 @@
         </w:rPr>
         <w:br/>
         <w:t xml:space="preserve">
-Estas expresiones son iguales porque ___.</w:t>
-      </w:r>
-    </w:p>
-    <w:p>
-      <w:pPr>
-        <w:spacing w:after="60"/>
-      </w:pPr>
-      <w:r>
-        <w:rPr>
-          <w:sz w:val="21"/>
-          <w:szCs w:val="21"/>
-        </w:rPr>
-        <w:t xml:space="preserve">I checked by ___.</w:t>
+Estas expresiones son equivalentes porque 3x + 2x ___.</w:t>
+      </w:r>
+    </w:p>
+    <w:p>
+      <w:pPr>
+        <w:spacing w:after="60"/>
+      </w:pPr>
+      <w:r>
+        <w:rPr>
+          <w:sz w:val="21"/>
+          <w:szCs w:val="21"/>
+        </w:rPr>
+        <w:t xml:space="preserve">I checked by substituting x = ___ and getting ___ both ways.</w:t>
       </w:r>
       <w:r>
         <w:rPr>
@@ -971,19 +1575,19 @@
         </w:rPr>
         <w:br/>
         <w:t xml:space="preserve">
-Lo comprobé al ___.</w:t>
-      </w:r>
-    </w:p>
-    <w:p>
-      <w:pPr>
-        <w:spacing w:after="60"/>
-      </w:pPr>
-      <w:r>
-        <w:rPr>
-          <w:sz w:val="21"/>
-          <w:szCs w:val="21"/>
-        </w:rPr>
-        <w:t xml:space="preserve">Rewriting helps when ___.</w:t>
+Lo comprobé sustituyendo x = ___ y obteniendo ___ en ambas.</w:t>
+      </w:r>
+    </w:p>
+    <w:p>
+      <w:pPr>
+        <w:spacing w:after="60"/>
+      </w:pPr>
+      <w:r>
+        <w:rPr>
+          <w:sz w:val="21"/>
+          <w:szCs w:val="21"/>
+        </w:rPr>
+        <w:t xml:space="preserve">They are equivalent because distributing 2(n + 4) gives ___.</w:t>
       </w:r>
       <w:r>
         <w:rPr>
@@ -995,7 +1599,7 @@
         </w:rPr>
         <w:br/>
         <w:t xml:space="preserve">
-Reescribir ayuda cuando ___.</w:t>
+Son equivalentes porque distribuir 2(n + 4) da ___.</w:t>
       </w:r>
     </w:p>
     <w:p>

--- a/lessons/6-6/downloads/6-6-notes.docx
+++ b/lessons/6-6/downloads/6-6-notes.docx
@@ -437,6 +437,43 @@
       </w:pPr>
       <w:r>
         <w:rPr>
+          <w:b/>
+          <w:bCs/>
+          <w:color w:val="1FA6A2"/>
+          <w:sz w:val="20"/>
+          <w:szCs w:val="20"/>
+        </w:rPr>
+        <w:t xml:space="preserve">Hint (optional): </w:t>
+      </w:r>
+      <w:r>
+        <w:rPr>
+          <w:sz w:val="20"/>
+          <w:szCs w:val="20"/>
+        </w:rPr>
+        <w:t xml:space="preserve">Try starting with the word "Equivalent" or "Simplify". Re-read the question and underline what it is asking you to compare or find. Use one number or word from the problem as your evidence.</w:t>
+      </w:r>
+    </w:p>
+    <w:p>
+      <w:pPr>
+        <w:spacing w:after="60"/>
+      </w:pPr>
+      <w:r>
+        <w:rPr>
+          <w:b/>
+          <w:bCs/>
+          <w:color w:val="12355B"/>
+          <w:sz w:val="19"/>
+          <w:szCs w:val="19"/>
+        </w:rPr>
+        <w:t xml:space="preserve">Sentence starters (optional)</w:t>
+      </w:r>
+    </w:p>
+    <w:p>
+      <w:pPr>
+        <w:spacing w:after="60"/>
+      </w:pPr>
+      <w:r>
+        <w:rPr>
           <w:sz w:val="21"/>
           <w:szCs w:val="21"/>
         </w:rPr>
@@ -627,6 +664,43 @@
       </w:pPr>
       <w:r>
         <w:rPr>
+          <w:b/>
+          <w:bCs/>
+          <w:color w:val="1FA6A2"/>
+          <w:sz w:val="20"/>
+          <w:szCs w:val="20"/>
+        </w:rPr>
+        <w:t xml:space="preserve">Hint (optional): </w:t>
+      </w:r>
+      <w:r>
+        <w:rPr>
+          <w:sz w:val="20"/>
+          <w:szCs w:val="20"/>
+        </w:rPr>
+        <w:t xml:space="preserve">Try starting with the word "Equivalent" or "Simplify". Re-read the question and underline what it is asking you to compare or find. Use one number or word from the problem as your evidence.</w:t>
+      </w:r>
+    </w:p>
+    <w:p>
+      <w:pPr>
+        <w:spacing w:after="60"/>
+      </w:pPr>
+      <w:r>
+        <w:rPr>
+          <w:b/>
+          <w:bCs/>
+          <w:color w:val="12355B"/>
+          <w:sz w:val="19"/>
+          <w:szCs w:val="19"/>
+        </w:rPr>
+        <w:t xml:space="preserve">Sentence starters (optional)</w:t>
+      </w:r>
+    </w:p>
+    <w:p>
+      <w:pPr>
+        <w:spacing w:after="60"/>
+      </w:pPr>
+      <w:r>
+        <w:rPr>
           <w:sz w:val="21"/>
           <w:szCs w:val="21"/>
         </w:rPr>
@@ -809,6 +883,43 @@
           <w:szCs w:val="20"/>
         </w:rPr>
         <w:t xml:space="preserve">Combine 4h + 2h to 6h, showing both clients pay the same.</w:t>
+      </w:r>
+    </w:p>
+    <w:p>
+      <w:pPr>
+        <w:spacing w:after="60"/>
+      </w:pPr>
+      <w:r>
+        <w:rPr>
+          <w:b/>
+          <w:bCs/>
+          <w:color w:val="1FA6A2"/>
+          <w:sz w:val="20"/>
+          <w:szCs w:val="20"/>
+        </w:rPr>
+        <w:t xml:space="preserve">Hint (optional): </w:t>
+      </w:r>
+      <w:r>
+        <w:rPr>
+          <w:sz w:val="20"/>
+          <w:szCs w:val="20"/>
+        </w:rPr>
+        <w:t xml:space="preserve">Try starting with the word "Equivalent" or "Simplify". Re-read the question and underline what it is asking you to compare or find. Use one number or word from the problem as your evidence.</w:t>
+      </w:r>
+    </w:p>
+    <w:p>
+      <w:pPr>
+        <w:spacing w:after="60"/>
+      </w:pPr>
+      <w:r>
+        <w:rPr>
+          <w:b/>
+          <w:bCs/>
+          <w:color w:val="12355B"/>
+          <w:sz w:val="19"/>
+          <w:szCs w:val="19"/>
+        </w:rPr>
+        <w:t xml:space="preserve">Sentence starters (optional)</w:t>
       </w:r>
     </w:p>
     <w:p>

--- a/lessons/6-6/downloads/6-6-notes.docx
+++ b/lessons/6-6/downloads/6-6-notes.docx
@@ -97,6 +97,69 @@
       </w:pPr>
       <w:r>
         <w:rPr>
+          <w:i/>
+          <w:iCs/>
+          <w:color w:val="5F6F80"/>
+          <w:sz w:val="19"/>
+          <w:szCs w:val="19"/>
+        </w:rPr>
+        <w:t xml:space="preserve">Picture first, then the word, then a plain-language meaning.</w:t>
+      </w:r>
+    </w:p>
+    <w:p>
+      <w:pPr>
+        <w:keepNext/>
+        <w:spacing w:after="20" w:before="120"/>
+        <w:jc w:val="center"/>
+      </w:pPr>
+      <w:r>
+        <w:drawing>
+          <wp:inline distT="0" distB="0" distL="0" distR="0">
+            <wp:extent cx="1238250" cy="933450"/>
+            <wp:effectExtent t="0" r="0" b="0" l="0"/>
+            <wp:docPr id="1" name="" descr="" title=""/>
+            <wp:cNvGraphicFramePr>
+              <a:graphicFrameLocks xmlns:a="http://schemas.openxmlformats.org/drawingml/2006/main" noChangeAspect="1"/>
+            </wp:cNvGraphicFramePr>
+            <a:graphic xmlns:a="http://schemas.openxmlformats.org/drawingml/2006/main">
+              <a:graphicData uri="http://schemas.openxmlformats.org/drawingml/2006/picture">
+                <pic:pic xmlns:pic="http://schemas.openxmlformats.org/drawingml/2006/picture">
+                  <pic:nvPicPr>
+                    <pic:cNvPr id="0" name="" descr=""/>
+                    <pic:cNvPicPr>
+                      <a:picLocks noChangeAspect="1" noChangeArrowheads="1"/>
+                    </pic:cNvPicPr>
+                  </pic:nvPicPr>
+                  <pic:blipFill>
+                    <a:blip r:embed="rId9" cstate="none"/>
+                    <a:srcRect/>
+                    <a:stretch>
+                      <a:fillRect/>
+                    </a:stretch>
+                  </pic:blipFill>
+                  <pic:spPr bwMode="auto">
+                    <a:xfrm>
+                      <a:off x="0" y="0"/>
+                      <a:ext cx="1238250" cy="933450"/>
+                    </a:xfrm>
+                    <a:prstGeom prst="rect">
+                      <a:avLst/>
+                    </a:prstGeom>
+                  </pic:spPr>
+                </pic:pic>
+              </a:graphicData>
+            </a:graphic>
+          </wp:inline>
+        </w:drawing>
+      </w:r>
+    </w:p>
+    <w:p>
+      <w:pPr>
+        <w:keepNext/>
+        <w:spacing w:after="20"/>
+      </w:pPr>
+      <w:r>
+        <w:rPr>
           <w:b/>
           <w:bCs/>
           <w:color w:val="12355B"/>
@@ -118,7 +181,7 @@
     </w:p>
     <w:p>
       <w:pPr>
-        <w:spacing w:after="60"/>
+        <w:spacing w:after="160"/>
       </w:pPr>
       <w:r>
         <w:rPr>
@@ -130,22 +193,55 @@
     </w:p>
     <w:p>
       <w:pPr>
-        <w:spacing w:after="60"/>
-      </w:pPr>
-      <w:r>
-        <w:rPr>
-          <w:i/>
-          <w:iCs/>
-          <w:color w:val="5F6F80"/>
-          <w:sz w:val="19"/>
-          <w:szCs w:val="19"/>
-        </w:rPr>
-        <w:t xml:space="preserve">2x + 4 and 2(x + 2): when x = 3, both = 10; when x = 7, both = 18 — always the same</w:t>
-      </w:r>
-    </w:p>
-    <w:p>
-      <w:pPr>
-        <w:spacing w:after="60"/>
+        <w:keepNext/>
+        <w:spacing w:after="20" w:before="120"/>
+        <w:jc w:val="center"/>
+      </w:pPr>
+      <w:r>
+        <w:drawing>
+          <wp:inline distT="0" distB="0" distL="0" distR="0">
+            <wp:extent cx="1238250" cy="933450"/>
+            <wp:effectExtent t="0" r="0" b="0" l="0"/>
+            <wp:docPr id="1" name="" descr="" title=""/>
+            <wp:cNvGraphicFramePr>
+              <a:graphicFrameLocks xmlns:a="http://schemas.openxmlformats.org/drawingml/2006/main" noChangeAspect="1"/>
+            </wp:cNvGraphicFramePr>
+            <a:graphic xmlns:a="http://schemas.openxmlformats.org/drawingml/2006/main">
+              <a:graphicData uri="http://schemas.openxmlformats.org/drawingml/2006/picture">
+                <pic:pic xmlns:pic="http://schemas.openxmlformats.org/drawingml/2006/picture">
+                  <pic:nvPicPr>
+                    <pic:cNvPr id="0" name="" descr=""/>
+                    <pic:cNvPicPr>
+                      <a:picLocks noChangeAspect="1" noChangeArrowheads="1"/>
+                    </pic:cNvPicPr>
+                  </pic:nvPicPr>
+                  <pic:blipFill>
+                    <a:blip r:embed="rId9" cstate="none"/>
+                    <a:srcRect/>
+                    <a:stretch>
+                      <a:fillRect/>
+                    </a:stretch>
+                  </pic:blipFill>
+                  <pic:spPr bwMode="auto">
+                    <a:xfrm>
+                      <a:off x="0" y="0"/>
+                      <a:ext cx="1238250" cy="933450"/>
+                    </a:xfrm>
+                    <a:prstGeom prst="rect">
+                      <a:avLst/>
+                    </a:prstGeom>
+                  </pic:spPr>
+                </pic:pic>
+              </a:graphicData>
+            </a:graphic>
+          </wp:inline>
+        </w:drawing>
+      </w:r>
+    </w:p>
+    <w:p>
+      <w:pPr>
+        <w:keepNext/>
+        <w:spacing w:after="20"/>
       </w:pPr>
       <w:r>
         <w:rPr>
@@ -170,7 +266,7 @@
     </w:p>
     <w:p>
       <w:pPr>
-        <w:spacing w:after="60"/>
+        <w:spacing w:after="160"/>
       </w:pPr>
       <w:r>
         <w:rPr>
@@ -182,22 +278,55 @@
     </w:p>
     <w:p>
       <w:pPr>
-        <w:spacing w:after="60"/>
-      </w:pPr>
-      <w:r>
-        <w:rPr>
-          <w:i/>
-          <w:iCs/>
-          <w:color w:val="5F6F80"/>
-          <w:sz w:val="19"/>
-          <w:szCs w:val="19"/>
-        </w:rPr>
-        <w:t xml:space="preserve">3x + 2x + 5 simplifies to 5x + 5 — fewer terms, same value</w:t>
-      </w:r>
-    </w:p>
-    <w:p>
-      <w:pPr>
-        <w:spacing w:after="60"/>
+        <w:keepNext/>
+        <w:spacing w:after="20" w:before="120"/>
+        <w:jc w:val="center"/>
+      </w:pPr>
+      <w:r>
+        <w:drawing>
+          <wp:inline distT="0" distB="0" distL="0" distR="0">
+            <wp:extent cx="1238250" cy="933450"/>
+            <wp:effectExtent t="0" r="0" b="0" l="0"/>
+            <wp:docPr id="1" name="" descr="" title=""/>
+            <wp:cNvGraphicFramePr>
+              <a:graphicFrameLocks xmlns:a="http://schemas.openxmlformats.org/drawingml/2006/main" noChangeAspect="1"/>
+            </wp:cNvGraphicFramePr>
+            <a:graphic xmlns:a="http://schemas.openxmlformats.org/drawingml/2006/main">
+              <a:graphicData uri="http://schemas.openxmlformats.org/drawingml/2006/picture">
+                <pic:pic xmlns:pic="http://schemas.openxmlformats.org/drawingml/2006/picture">
+                  <pic:nvPicPr>
+                    <pic:cNvPr id="0" name="" descr=""/>
+                    <pic:cNvPicPr>
+                      <a:picLocks noChangeAspect="1" noChangeArrowheads="1"/>
+                    </pic:cNvPicPr>
+                  </pic:nvPicPr>
+                  <pic:blipFill>
+                    <a:blip r:embed="rId10" cstate="none"/>
+                    <a:srcRect/>
+                    <a:stretch>
+                      <a:fillRect/>
+                    </a:stretch>
+                  </pic:blipFill>
+                  <pic:spPr bwMode="auto">
+                    <a:xfrm>
+                      <a:off x="0" y="0"/>
+                      <a:ext cx="1238250" cy="933450"/>
+                    </a:xfrm>
+                    <a:prstGeom prst="rect">
+                      <a:avLst/>
+                    </a:prstGeom>
+                  </pic:spPr>
+                </pic:pic>
+              </a:graphicData>
+            </a:graphic>
+          </wp:inline>
+        </w:drawing>
+      </w:r>
+    </w:p>
+    <w:p>
+      <w:pPr>
+        <w:keepNext/>
+        <w:spacing w:after="20"/>
       </w:pPr>
       <w:r>
         <w:rPr>
@@ -222,7 +351,7 @@
     </w:p>
     <w:p>
       <w:pPr>
-        <w:spacing w:after="60"/>
+        <w:spacing w:after="160"/>
       </w:pPr>
       <w:r>
         <w:rPr>
@@ -234,22 +363,55 @@
     </w:p>
     <w:p>
       <w:pPr>
-        <w:spacing w:after="60"/>
-      </w:pPr>
-      <w:r>
-        <w:rPr>
-          <w:i/>
-          <w:iCs/>
-          <w:color w:val="5F6F80"/>
-          <w:sz w:val="19"/>
-          <w:szCs w:val="19"/>
-        </w:rPr>
-        <w:t xml:space="preserve">3x and 7x are like terms (both x); 3x and 3y are NOT (x vs y); 3x and 3x² are NOT (x vs x²)</w:t>
-      </w:r>
-    </w:p>
-    <w:p>
-      <w:pPr>
-        <w:spacing w:after="60"/>
+        <w:keepNext/>
+        <w:spacing w:after="20" w:before="120"/>
+        <w:jc w:val="center"/>
+      </w:pPr>
+      <w:r>
+        <w:drawing>
+          <wp:inline distT="0" distB="0" distL="0" distR="0">
+            <wp:extent cx="1238250" cy="933450"/>
+            <wp:effectExtent t="0" r="0" b="0" l="0"/>
+            <wp:docPr id="1" name="" descr="" title=""/>
+            <wp:cNvGraphicFramePr>
+              <a:graphicFrameLocks xmlns:a="http://schemas.openxmlformats.org/drawingml/2006/main" noChangeAspect="1"/>
+            </wp:cNvGraphicFramePr>
+            <a:graphic xmlns:a="http://schemas.openxmlformats.org/drawingml/2006/main">
+              <a:graphicData uri="http://schemas.openxmlformats.org/drawingml/2006/picture">
+                <pic:pic xmlns:pic="http://schemas.openxmlformats.org/drawingml/2006/picture">
+                  <pic:nvPicPr>
+                    <pic:cNvPr id="0" name="" descr=""/>
+                    <pic:cNvPicPr>
+                      <a:picLocks noChangeAspect="1" noChangeArrowheads="1"/>
+                    </pic:cNvPicPr>
+                  </pic:nvPicPr>
+                  <pic:blipFill>
+                    <a:blip r:embed="rId11" cstate="none"/>
+                    <a:srcRect/>
+                    <a:stretch>
+                      <a:fillRect/>
+                    </a:stretch>
+                  </pic:blipFill>
+                  <pic:spPr bwMode="auto">
+                    <a:xfrm>
+                      <a:off x="0" y="0"/>
+                      <a:ext cx="1238250" cy="933450"/>
+                    </a:xfrm>
+                    <a:prstGeom prst="rect">
+                      <a:avLst/>
+                    </a:prstGeom>
+                  </pic:spPr>
+                </pic:pic>
+              </a:graphicData>
+            </a:graphic>
+          </wp:inline>
+        </w:drawing>
+      </w:r>
+    </w:p>
+    <w:p>
+      <w:pPr>
+        <w:keepNext/>
+        <w:spacing w:after="20"/>
       </w:pPr>
       <w:r>
         <w:rPr>
@@ -274,7 +436,7 @@
     </w:p>
     <w:p>
       <w:pPr>
-        <w:spacing w:after="60"/>
+        <w:spacing w:after="160"/>
       </w:pPr>
       <w:r>
         <w:rPr>
@@ -286,22 +448,55 @@
     </w:p>
     <w:p>
       <w:pPr>
-        <w:spacing w:after="60"/>
-      </w:pPr>
-      <w:r>
-        <w:rPr>
-          <w:i/>
-          <w:iCs/>
-          <w:color w:val="5F6F80"/>
-          <w:sz w:val="19"/>
-          <w:szCs w:val="19"/>
-        </w:rPr>
-        <w:t xml:space="preserve">4n + 3n = 7n — add the coefficients (4 + 3 = 7) and keep the variable (n)</w:t>
-      </w:r>
-    </w:p>
-    <w:p>
-      <w:pPr>
-        <w:spacing w:after="60"/>
+        <w:keepNext/>
+        <w:spacing w:after="20" w:before="120"/>
+        <w:jc w:val="center"/>
+      </w:pPr>
+      <w:r>
+        <w:drawing>
+          <wp:inline distT="0" distB="0" distL="0" distR="0">
+            <wp:extent cx="1238250" cy="933450"/>
+            <wp:effectExtent t="0" r="0" b="0" l="0"/>
+            <wp:docPr id="1" name="" descr="" title=""/>
+            <wp:cNvGraphicFramePr>
+              <a:graphicFrameLocks xmlns:a="http://schemas.openxmlformats.org/drawingml/2006/main" noChangeAspect="1"/>
+            </wp:cNvGraphicFramePr>
+            <a:graphic xmlns:a="http://schemas.openxmlformats.org/drawingml/2006/main">
+              <a:graphicData uri="http://schemas.openxmlformats.org/drawingml/2006/picture">
+                <pic:pic xmlns:pic="http://schemas.openxmlformats.org/drawingml/2006/picture">
+                  <pic:nvPicPr>
+                    <pic:cNvPr id="0" name="" descr=""/>
+                    <pic:cNvPicPr>
+                      <a:picLocks noChangeAspect="1" noChangeArrowheads="1"/>
+                    </pic:cNvPicPr>
+                  </pic:nvPicPr>
+                  <pic:blipFill>
+                    <a:blip r:embed="rId10" cstate="none"/>
+                    <a:srcRect/>
+                    <a:stretch>
+                      <a:fillRect/>
+                    </a:stretch>
+                  </pic:blipFill>
+                  <pic:spPr bwMode="auto">
+                    <a:xfrm>
+                      <a:off x="0" y="0"/>
+                      <a:ext cx="1238250" cy="933450"/>
+                    </a:xfrm>
+                    <a:prstGeom prst="rect">
+                      <a:avLst/>
+                    </a:prstGeom>
+                  </pic:spPr>
+                </pic:pic>
+              </a:graphicData>
+            </a:graphic>
+          </wp:inline>
+        </w:drawing>
+      </w:r>
+    </w:p>
+    <w:p>
+      <w:pPr>
+        <w:keepNext/>
+        <w:spacing w:after="20"/>
       </w:pPr>
       <w:r>
         <w:rPr>
@@ -326,7 +521,7 @@
     </w:p>
     <w:p>
       <w:pPr>
-        <w:spacing w:after="60"/>
+        <w:spacing w:after="160"/>
       </w:pPr>
       <w:r>
         <w:rPr>
@@ -334,21 +529,6 @@
           <w:szCs w:val="21"/>
         </w:rPr>
         <w:t xml:space="preserve">The number in front of a letter, like the 3 in 3x.</w:t>
-      </w:r>
-    </w:p>
-    <w:p>
-      <w:pPr>
-        <w:spacing w:after="60"/>
-      </w:pPr>
-      <w:r>
-        <w:rPr>
-          <w:i/>
-          <w:iCs/>
-          <w:color w:val="5F6F80"/>
-          <w:sz w:val="19"/>
-          <w:szCs w:val="19"/>
-        </w:rPr>
-        <w:t xml:space="preserve">In 5x + 3, the coefficient of x is 5 — when x = 2, the 5x part equals 10</w:t>
       </w:r>
     </w:p>
     <w:p>

--- a/lessons/6-6/downloads/6-6-notes.docx
+++ b/lessons/6-6/downloads/6-6-notes.docx
@@ -1223,7 +1223,7 @@
           <w:sz w:val="24"/>
           <w:szCs w:val="24"/>
         </w:rPr>
-        <w:t xml:space="preserve">Try the Model</w:t>
+        <w:t xml:space="preserve">Solved Example</w:t>
       </w:r>
       <w:r>
         <w:rPr>
@@ -1233,90 +1233,152 @@
           <w:sz w:val="19"/>
           <w:szCs w:val="19"/>
         </w:rPr>
-        <w:t xml:space="preserve">   step through it together</w:t>
-      </w:r>
-    </w:p>
-    <w:p>
-      <w:pPr>
-        <w:spacing w:after="80"/>
-      </w:pPr>
-      <w:r>
-        <w:rPr>
-          <w:sz w:val="21"/>
-          <w:szCs w:val="21"/>
-        </w:rPr>
-        <w:t xml:space="preserve">Sort each expression into the group with its equivalent expression.</w:t>
-      </w:r>
-    </w:p>
-    <w:p>
-      <w:pPr>
+        <w:t xml:space="preserve">   I Do — watch each step</w:t>
+      </w:r>
+    </w:p>
+    <w:p>
+      <w:pPr>
+        <w:keepNext/>
         <w:spacing w:after="40"/>
       </w:pPr>
       <w:r>
-        <w:t xml:space="preserve"/>
-      </w:r>
-    </w:p>
-    <w:tbl>
-      <w:tblPr>
-        <w:tblW w:type="pct" w:w="100%"/>
-        <w:tblBorders>
-          <w:top w:val="single" w:color="C7D2DD" w:sz="6"/>
-          <w:left w:val="single" w:color="C7D2DD" w:sz="6"/>
-          <w:bottom w:val="single" w:color="C7D2DD" w:sz="6"/>
-          <w:right w:val="single" w:color="C7D2DD" w:sz="6"/>
-          <w:insideH w:val="single" w:color="auto" w:sz="4"/>
-          <w:insideV w:val="single" w:color="auto" w:sz="4"/>
-        </w:tblBorders>
-      </w:tblPr>
-      <w:tblGrid>
-        <w:gridCol w:w="100"/>
-      </w:tblGrid>
-      <w:tr>
-        <w:tc>
-          <w:tcPr>
-            <w:shd w:fill="E6F4F3" w:color="auto" w:val="clear"/>
-            <w:tcMar>
-              <w:top w:type="dxa" w:w="60"/>
-              <w:left w:type="dxa" w:w="120"/>
-              <w:bottom w:type="dxa" w:w="60"/>
-              <w:right w:type="dxa" w:w="120"/>
-            </w:tcMar>
-          </w:tcPr>
-          <w:p>
-            <w:pPr>
-              <w:spacing w:after="0" w:line="320"/>
-            </w:pPr>
-            <w:r>
-              <w:t xml:space="preserve"/>
-            </w:r>
-          </w:p>
-          <w:p>
-            <w:pPr>
-              <w:spacing w:after="0" w:line="320"/>
-            </w:pPr>
-            <w:r>
-              <w:t xml:space="preserve"/>
-            </w:r>
-          </w:p>
-          <w:p>
-            <w:pPr>
-              <w:spacing w:after="0" w:line="320"/>
-            </w:pPr>
-            <w:r>
-              <w:t xml:space="preserve"/>
-            </w:r>
-          </w:p>
-          <w:p>
-            <w:pPr>
-              <w:spacing w:after="0" w:line="320"/>
-            </w:pPr>
-            <w:r>
-              <w:t xml:space="preserve"/>
-            </w:r>
-          </w:p>
-        </w:tc>
-      </w:tr>
-    </w:tbl>
+        <w:rPr>
+          <w:b/>
+          <w:bCs/>
+          <w:color w:val="12355B"/>
+          <w:sz w:val="21"/>
+          <w:szCs w:val="21"/>
+        </w:rPr>
+        <w:t xml:space="preserve">Problem:  </w:t>
+      </w:r>
+      <w:r>
+        <w:rPr>
+          <w:sz w:val="21"/>
+          <w:szCs w:val="21"/>
+        </w:rPr>
+        <w:t xml:space="preserve">Which expression is equivalent to 4x + 3x?</w:t>
+      </w:r>
+    </w:p>
+    <w:p>
+      <w:pPr>
+        <w:spacing w:after="30"/>
+        <w:ind w:left="420"/>
+      </w:pPr>
+      <w:r>
+        <w:rPr>
+          <w:sz w:val="20"/>
+          <w:szCs w:val="20"/>
+        </w:rPr>
+        <w:t xml:space="preserve">A)  7x</w:t>
+      </w:r>
+    </w:p>
+    <w:p>
+      <w:pPr>
+        <w:spacing w:after="30"/>
+        <w:ind w:left="420"/>
+      </w:pPr>
+      <w:r>
+        <w:rPr>
+          <w:sz w:val="20"/>
+          <w:szCs w:val="20"/>
+        </w:rPr>
+        <w:t xml:space="preserve">B)  12x</w:t>
+      </w:r>
+    </w:p>
+    <w:p>
+      <w:pPr>
+        <w:spacing w:after="30"/>
+        <w:ind w:left="420"/>
+      </w:pPr>
+      <w:r>
+        <w:rPr>
+          <w:sz w:val="20"/>
+          <w:szCs w:val="20"/>
+        </w:rPr>
+        <w:t xml:space="preserve">C)  7x²</w:t>
+      </w:r>
+    </w:p>
+    <w:p>
+      <w:pPr>
+        <w:spacing w:after="30"/>
+        <w:ind w:left="420"/>
+      </w:pPr>
+      <w:r>
+        <w:rPr>
+          <w:sz w:val="20"/>
+          <w:szCs w:val="20"/>
+        </w:rPr>
+        <w:t xml:space="preserve">D)  43x</w:t>
+      </w:r>
+    </w:p>
+    <w:p>
+      <w:pPr>
+        <w:spacing w:after="20" w:before="50"/>
+      </w:pPr>
+      <w:r>
+        <w:rPr>
+          <w:b/>
+          <w:bCs/>
+          <w:color w:val="1FA6A2"/>
+          <w:sz w:val="21"/>
+          <w:szCs w:val="21"/>
+        </w:rPr>
+        <w:t xml:space="preserve">Step 1:  </w:t>
+      </w:r>
+      <w:r>
+        <w:rPr>
+          <w:sz w:val="21"/>
+          <w:szCs w:val="21"/>
+        </w:rPr>
+        <w:t xml:space="preserve">4x + 3x = 7x.</w:t>
+      </w:r>
+    </w:p>
+    <w:p>
+      <w:pPr>
+        <w:spacing w:after="20" w:before="50"/>
+      </w:pPr>
+      <w:r>
+        <w:rPr>
+          <w:b/>
+          <w:bCs/>
+          <w:color w:val="1FA6A2"/>
+          <w:sz w:val="21"/>
+          <w:szCs w:val="21"/>
+        </w:rPr>
+        <w:t xml:space="preserve">Step 2:  </w:t>
+      </w:r>
+      <w:r>
+        <w:rPr>
+          <w:sz w:val="21"/>
+          <w:szCs w:val="21"/>
+        </w:rPr>
+        <w:t xml:space="preserve">Combine the coefficients: 4 + 3 = 7.</w:t>
+      </w:r>
+    </w:p>
+    <w:p>
+      <w:pPr>
+        <w:spacing w:after="40" w:before="60"/>
+      </w:pPr>
+      <w:r>
+        <w:rPr>
+          <w:b/>
+          <w:bCs/>
+          <w:color w:val="12355B"/>
+          <w:sz w:val="21"/>
+          <w:szCs w:val="21"/>
+        </w:rPr>
+        <w:t xml:space="preserve">Answer:  </w:t>
+      </w:r>
+      <w:r>
+        <w:rPr>
+          <w:b/>
+          <w:bCs/>
+          <w:sz w:val="21"/>
+          <w:szCs w:val="21"/>
+        </w:rPr>
+        <w:t xml:space="preserve">A. 7x</w:t>
+      </w:r>
+    </w:p>
     <w:p>
       <w:pPr>
         <w:pStyle w:val="Heading1"/>
@@ -1361,6 +1423,170 @@
           <w:szCs w:val="19"/>
         </w:rPr>
         <w:t xml:space="preserve">   We Do — work with your class</w:t>
+      </w:r>
+    </w:p>
+    <w:p>
+      <w:pPr>
+        <w:keepNext/>
+        <w:spacing w:after="40" w:before="40"/>
+      </w:pPr>
+      <w:r>
+        <w:rPr>
+          <w:b/>
+          <w:bCs/>
+          <w:color w:val="12355B"/>
+          <w:sz w:val="21"/>
+          <w:szCs w:val="21"/>
+        </w:rPr>
+        <w:t xml:space="preserve">Problem:  </w:t>
+      </w:r>
+      <w:r>
+        <w:rPr>
+          <w:sz w:val="21"/>
+          <w:szCs w:val="21"/>
+        </w:rPr>
+        <w:t xml:space="preserve">Which expression is equivalent to 2(m + 5)?</w:t>
+      </w:r>
+    </w:p>
+    <w:p>
+      <w:pPr>
+        <w:spacing w:after="30"/>
+        <w:ind w:left="420"/>
+      </w:pPr>
+      <w:r>
+        <w:rPr>
+          <w:sz w:val="20"/>
+          <w:szCs w:val="20"/>
+        </w:rPr>
+        <w:t xml:space="preserve">A)  2m + 10</w:t>
+      </w:r>
+    </w:p>
+    <w:p>
+      <w:pPr>
+        <w:spacing w:after="30"/>
+        <w:ind w:left="420"/>
+      </w:pPr>
+      <w:r>
+        <w:rPr>
+          <w:sz w:val="20"/>
+          <w:szCs w:val="20"/>
+        </w:rPr>
+        <w:t xml:space="preserve">B)  2m + 5</w:t>
+      </w:r>
+    </w:p>
+    <w:p>
+      <w:pPr>
+        <w:spacing w:after="30"/>
+        <w:ind w:left="420"/>
+      </w:pPr>
+      <w:r>
+        <w:rPr>
+          <w:sz w:val="20"/>
+          <w:szCs w:val="20"/>
+        </w:rPr>
+        <w:t xml:space="preserve">C)  m + 10</w:t>
+      </w:r>
+    </w:p>
+    <w:p>
+      <w:pPr>
+        <w:spacing w:after="30"/>
+        <w:ind w:left="420"/>
+      </w:pPr>
+      <w:r>
+        <w:rPr>
+          <w:sz w:val="20"/>
+          <w:szCs w:val="20"/>
+        </w:rPr>
+        <w:t xml:space="preserve">D)  7m</w:t>
+      </w:r>
+    </w:p>
+    <w:p>
+      <w:pPr>
+        <w:keepNext/>
+        <w:spacing w:after="0" w:before="50"/>
+      </w:pPr>
+      <w:r>
+        <w:rPr>
+          <w:b/>
+          <w:bCs/>
+          <w:color w:val="6B4FA0"/>
+          <w:sz w:val="21"/>
+          <w:szCs w:val="21"/>
+        </w:rPr>
+        <w:t xml:space="preserve">Step 1:</w:t>
+      </w:r>
+    </w:p>
+    <w:p>
+      <w:pPr>
+        <w:pBdr>
+          <w:bottom w:val="single" w:color="AFBECC" w:sz="6"/>
+        </w:pBdr>
+        <w:spacing w:after="30" w:before="150"/>
+      </w:pPr>
+      <w:r>
+        <w:t xml:space="preserve"/>
+      </w:r>
+    </w:p>
+    <w:p>
+      <w:pPr>
+        <w:keepNext/>
+        <w:spacing w:after="0" w:before="50"/>
+      </w:pPr>
+      <w:r>
+        <w:rPr>
+          <w:b/>
+          <w:bCs/>
+          <w:color w:val="6B4FA0"/>
+          <w:sz w:val="21"/>
+          <w:szCs w:val="21"/>
+        </w:rPr>
+        <w:t xml:space="preserve">Step 2:</w:t>
+      </w:r>
+    </w:p>
+    <w:p>
+      <w:pPr>
+        <w:pBdr>
+          <w:bottom w:val="single" w:color="AFBECC" w:sz="6"/>
+        </w:pBdr>
+        <w:spacing w:after="30" w:before="150"/>
+      </w:pPr>
+      <w:r>
+        <w:t xml:space="preserve"/>
+      </w:r>
+    </w:p>
+    <w:p>
+      <w:pPr>
+        <w:keepNext/>
+        <w:spacing w:after="0" w:before="60"/>
+      </w:pPr>
+      <w:r>
+        <w:rPr>
+          <w:b/>
+          <w:bCs/>
+          <w:color w:val="12355B"/>
+          <w:sz w:val="21"/>
+          <w:szCs w:val="21"/>
+        </w:rPr>
+        <w:t xml:space="preserve">Answer:</w:t>
+      </w:r>
+    </w:p>
+    <w:p>
+      <w:pPr>
+        <w:pBdr>
+          <w:bottom w:val="single" w:color="AFBECC" w:sz="6"/>
+        </w:pBdr>
+        <w:spacing w:after="30" w:before="150"/>
+      </w:pPr>
+      <w:r>
+        <w:t xml:space="preserve"/>
+      </w:r>
+    </w:p>
+    <w:p>
+      <w:pPr>
+        <w:spacing w:after="80"/>
+      </w:pPr>
+      <w:r>
+        <w:t xml:space="preserve"/>
       </w:r>
     </w:p>
     <w:tbl>
@@ -1880,7 +2106,7 @@
           <w:sz w:val="21"/>
           <w:szCs w:val="21"/>
         </w:rPr>
-        <w:t xml:space="preserve">Which expression is equivalent to 4x + 3x?</w:t>
+        <w:t xml:space="preserve">Which property is shown: 3(x + 7) = 3x + 21?</w:t>
       </w:r>
     </w:p>
     <w:p>
@@ -1893,7 +2119,7 @@
           <w:sz w:val="20"/>
           <w:szCs w:val="20"/>
         </w:rPr>
-        <w:t xml:space="preserve">A)  7x</w:t>
+        <w:t xml:space="preserve">A)  Distributive</w:t>
       </w:r>
     </w:p>
     <w:p>
@@ -1906,7 +2132,7 @@
           <w:sz w:val="20"/>
           <w:szCs w:val="20"/>
         </w:rPr>
-        <w:t xml:space="preserve">B)  12x</w:t>
+        <w:t xml:space="preserve">B)  Commutative</w:t>
       </w:r>
     </w:p>
     <w:p>
@@ -1919,7 +2145,7 @@
           <w:sz w:val="20"/>
           <w:szCs w:val="20"/>
         </w:rPr>
-        <w:t xml:space="preserve">C)  7x²</w:t>
+        <w:t xml:space="preserve">C)  Associative</w:t>
       </w:r>
     </w:p>
     <w:p>
@@ -1932,7 +2158,7 @@
           <w:sz w:val="20"/>
           <w:szCs w:val="20"/>
         </w:rPr>
-        <w:t xml:space="preserve">D)  43x</w:t>
+        <w:t xml:space="preserve">D)  Identity</w:t>
       </w:r>
     </w:p>
     <w:p>
@@ -2010,7 +2236,7 @@
           <w:sz w:val="21"/>
           <w:szCs w:val="21"/>
         </w:rPr>
-        <w:t xml:space="preserve">Which expression is equivalent to 2(m + 5)?</w:t>
+        <w:t xml:space="preserve">Simplify: 5n + 2n</w:t>
       </w:r>
     </w:p>
     <w:p>
@@ -2023,7 +2249,7 @@
           <w:sz w:val="20"/>
           <w:szCs w:val="20"/>
         </w:rPr>
-        <w:t xml:space="preserve">A)  2m + 10</w:t>
+        <w:t xml:space="preserve">A)  7n</w:t>
       </w:r>
     </w:p>
     <w:p>
@@ -2036,7 +2262,7 @@
           <w:sz w:val="20"/>
           <w:szCs w:val="20"/>
         </w:rPr>
-        <w:t xml:space="preserve">B)  2m + 5</w:t>
+        <w:t xml:space="preserve">B)  10n</w:t>
       </w:r>
     </w:p>
     <w:p>
@@ -2049,7 +2275,7 @@
           <w:sz w:val="20"/>
           <w:szCs w:val="20"/>
         </w:rPr>
-        <w:t xml:space="preserve">C)  m + 10</w:t>
+        <w:t xml:space="preserve">C)  7n²</w:t>
       </w:r>
     </w:p>
     <w:p>
@@ -2062,7 +2288,7 @@
           <w:sz w:val="20"/>
           <w:szCs w:val="20"/>
         </w:rPr>
-        <w:t xml:space="preserve">D)  7m</w:t>
+        <w:t xml:space="preserve">D)  52n</w:t>
       </w:r>
     </w:p>
     <w:p>
@@ -2140,7 +2366,7 @@
           <w:sz w:val="21"/>
           <w:szCs w:val="21"/>
         </w:rPr>
-        <w:t xml:space="preserve">Which property is shown: 3(x + 7) = 3x + 21?</w:t>
+        <w:t xml:space="preserve">Which expression is equivalent to 3x + 3x?</w:t>
       </w:r>
     </w:p>
     <w:p>
@@ -2153,7 +2379,7 @@
           <w:sz w:val="20"/>
           <w:szCs w:val="20"/>
         </w:rPr>
-        <w:t xml:space="preserve">A)  Distributive</w:t>
+        <w:t xml:space="preserve">A)  6x</w:t>
       </w:r>
     </w:p>
     <w:p>
@@ -2166,7 +2392,7 @@
           <w:sz w:val="20"/>
           <w:szCs w:val="20"/>
         </w:rPr>
-        <w:t xml:space="preserve">B)  Commutative</w:t>
+        <w:t xml:space="preserve">B)  9x</w:t>
       </w:r>
     </w:p>
     <w:p>
@@ -2179,7 +2405,7 @@
           <w:sz w:val="20"/>
           <w:szCs w:val="20"/>
         </w:rPr>
-        <w:t xml:space="preserve">C)  Associative</w:t>
+        <w:t xml:space="preserve">C)  3x²</w:t>
       </w:r>
     </w:p>
     <w:p>
@@ -2192,7 +2418,7 @@
           <w:sz w:val="20"/>
           <w:szCs w:val="20"/>
         </w:rPr>
-        <w:t xml:space="preserve">D)  Identity</w:t>
+        <w:t xml:space="preserve">D)  x + 6</w:t>
       </w:r>
     </w:p>
     <w:p>
@@ -2270,7 +2496,7 @@
           <w:sz w:val="21"/>
           <w:szCs w:val="21"/>
         </w:rPr>
-        <w:t xml:space="preserve">Simplify: 5n + 2n</w:t>
+        <w:t xml:space="preserve">Which expression is equivalent to 2(x + 4)?</w:t>
       </w:r>
     </w:p>
     <w:p>
@@ -2283,7 +2509,7 @@
           <w:sz w:val="20"/>
           <w:szCs w:val="20"/>
         </w:rPr>
-        <w:t xml:space="preserve">A)  7n</w:t>
+        <w:t xml:space="preserve">A)  2x + 8</w:t>
       </w:r>
     </w:p>
     <w:p>
@@ -2296,7 +2522,7 @@
           <w:sz w:val="20"/>
           <w:szCs w:val="20"/>
         </w:rPr>
-        <w:t xml:space="preserve">B)  10n</w:t>
+        <w:t xml:space="preserve">B)  2x + 4</w:t>
       </w:r>
     </w:p>
     <w:p>
@@ -2309,7 +2535,7 @@
           <w:sz w:val="20"/>
           <w:szCs w:val="20"/>
         </w:rPr>
-        <w:t xml:space="preserve">C)  7n²</w:t>
+        <w:t xml:space="preserve">C)  x + 8</w:t>
       </w:r>
     </w:p>
     <w:p>
@@ -2322,7 +2548,7 @@
           <w:sz w:val="20"/>
           <w:szCs w:val="20"/>
         </w:rPr>
-        <w:t xml:space="preserve">D)  52n</w:t>
+        <w:t xml:space="preserve">D)  2x + 6</w:t>
       </w:r>
     </w:p>
     <w:p>
@@ -3035,6 +3261,64 @@
           <w:sz w:val="24"/>
           <w:szCs w:val="24"/>
         </w:rPr>
+        <w:t xml:space="preserve">Worked Notes (I Do / We Do)</w:t>
+      </w:r>
+    </w:p>
+    <w:p>
+      <w:pPr>
+        <w:spacing w:after="80"/>
+      </w:pPr>
+      <w:r>
+        <w:rPr>
+          <w:b/>
+          <w:bCs/>
+          <w:sz w:val="21"/>
+          <w:szCs w:val="21"/>
+        </w:rPr>
+        <w:t xml:space="preserve">I Do:  </w:t>
+      </w:r>
+      <w:r>
+        <w:rPr>
+          <w:sz w:val="21"/>
+          <w:szCs w:val="21"/>
+        </w:rPr>
+        <w:t xml:space="preserve">A. 7x</w:t>
+      </w:r>
+    </w:p>
+    <w:p>
+      <w:pPr>
+        <w:spacing w:after="80"/>
+      </w:pPr>
+      <w:r>
+        <w:rPr>
+          <w:b/>
+          <w:bCs/>
+          <w:sz w:val="21"/>
+          <w:szCs w:val="21"/>
+        </w:rPr>
+        <w:t xml:space="preserve">We Do:  </w:t>
+      </w:r>
+      <w:r>
+        <w:rPr>
+          <w:sz w:val="21"/>
+          <w:szCs w:val="21"/>
+        </w:rPr>
+        <w:t xml:space="preserve">A. 2m + 10</w:t>
+      </w:r>
+    </w:p>
+    <w:p>
+      <w:pPr>
+        <w:pStyle w:val="Heading2"/>
+        <w:spacing w:after="80" w:before="180"/>
+      </w:pPr>
+      <w:r>
+        <w:rPr>
+          <w:b/>
+          <w:bCs/>
+          <w:color w:val="12355B"/>
+          <w:sz w:val="24"/>
+          <w:szCs w:val="24"/>
+        </w:rPr>
         <w:t xml:space="preserve">Independent Practice</w:t>
       </w:r>
     </w:p>
@@ -3056,7 +3340,7 @@
           <w:sz w:val="21"/>
           <w:szCs w:val="21"/>
         </w:rPr>
-        <w:t xml:space="preserve">A)  7x</w:t>
+        <w:t xml:space="preserve">A)  Distributive</w:t>
       </w:r>
       <w:r>
         <w:rPr>
@@ -3066,7 +3350,7 @@
           <w:sz w:val="19"/>
           <w:szCs w:val="19"/>
         </w:rPr>
-        <w:t xml:space="preserve">  — 4x + 3x = 7x. Combine the coefficients: 4 + 3 = 7.</w:t>
+        <w:t xml:space="preserve">  — Multiplying 3 by each term inside the parentheses is the distributive property.</w:t>
       </w:r>
     </w:p>
     <w:p>
@@ -3087,7 +3371,7 @@
           <w:sz w:val="21"/>
           <w:szCs w:val="21"/>
         </w:rPr>
-        <w:t xml:space="preserve">A)  2m + 10</w:t>
+        <w:t xml:space="preserve">A)  7n</w:t>
       </w:r>
       <w:r>
         <w:rPr>
@@ -3097,7 +3381,7 @@
           <w:sz w:val="19"/>
           <w:szCs w:val="19"/>
         </w:rPr>
-        <w:t xml:space="preserve">  — 2(m + 5) = 2m + 10 using the distributive property.</w:t>
+        <w:t xml:space="preserve">  — 5n + 2n = 7n. Add the coefficients: 5 + 2 = 7. The variable stays as n.</w:t>
       </w:r>
     </w:p>
     <w:p>
@@ -3118,7 +3402,7 @@
           <w:sz w:val="21"/>
           <w:szCs w:val="21"/>
         </w:rPr>
-        <w:t xml:space="preserve">A)  Distributive</w:t>
+        <w:t xml:space="preserve">A)  6x</w:t>
       </w:r>
       <w:r>
         <w:rPr>
@@ -3128,7 +3412,7 @@
           <w:sz w:val="19"/>
           <w:szCs w:val="19"/>
         </w:rPr>
-        <w:t xml:space="preserve">  — Multiplying 3 by each term inside the parentheses is the distributive property.</w:t>
+        <w:t xml:space="preserve">  — Adding like terms: 3x + 3x = 6x.</w:t>
       </w:r>
     </w:p>
     <w:p>
@@ -3149,7 +3433,7 @@
           <w:sz w:val="21"/>
           <w:szCs w:val="21"/>
         </w:rPr>
-        <w:t xml:space="preserve">A)  7n</w:t>
+        <w:t xml:space="preserve">A)  2x + 8</w:t>
       </w:r>
       <w:r>
         <w:rPr>
@@ -3159,7 +3443,7 @@
           <w:sz w:val="19"/>
           <w:szCs w:val="19"/>
         </w:rPr>
-        <w:t xml:space="preserve">  — 5n + 2n = 7n. Add the coefficients: 5 + 2 = 7. The variable stays as n.</w:t>
+        <w:t xml:space="preserve">  — Distribute: 2x + 8.</w:t>
       </w:r>
     </w:p>
     <w:p>

--- a/lessons/6-6/downloads/6-6-notes.docx
+++ b/lessons/6-6/downloads/6-6-notes.docx
@@ -1023,6 +1023,216 @@
     <w:p>
       <w:pPr>
         <w:pStyle w:val="Heading1"/>
+        <w:pBdr>
+          <w:bottom w:val="single" w:color="1FA6A2" w:sz="14" w:space="6"/>
+        </w:pBdr>
+        <w:spacing w:after="140" w:before="260"/>
+      </w:pPr>
+      <w:r>
+        <w:rPr>
+          <w:b/>
+          <w:bCs/>
+          <w:color w:val="12355B"/>
+          <w:sz w:val="30"/>
+          <w:szCs w:val="30"/>
+        </w:rPr>
+        <w:t xml:space="preserve">Guided Notes</w:t>
+      </w:r>
+    </w:p>
+    <w:p>
+      <w:pPr>
+        <w:spacing w:after="100"/>
+      </w:pPr>
+      <w:r>
+        <w:rPr>
+          <w:i/>
+          <w:iCs/>
+          <w:color w:val="5F6F80"/>
+          <w:sz w:val="19"/>
+          <w:szCs w:val="19"/>
+        </w:rPr>
+        <w:t xml:space="preserve">Fill in each blank as we go. Use the Word Bank to help you.</w:t>
+      </w:r>
+    </w:p>
+    <w:tbl>
+      <w:tblPr>
+        <w:tblW w:type="pct" w:w="100%"/>
+        <w:tblBorders>
+          <w:top w:val="single" w:color="BBD0DE" w:sz="8"/>
+          <w:left w:val="single" w:color="BBD0DE" w:sz="8"/>
+          <w:bottom w:val="single" w:color="BBD0DE" w:sz="8"/>
+          <w:right w:val="single" w:color="BBD0DE" w:sz="8"/>
+          <w:insideH w:val="single" w:color="auto" w:sz="4"/>
+          <w:insideV w:val="single" w:color="auto" w:sz="4"/>
+        </w:tblBorders>
+      </w:tblPr>
+      <w:tblGrid>
+        <w:gridCol w:w="100"/>
+      </w:tblGrid>
+      <w:tr>
+        <w:tc>
+          <w:tcPr>
+            <w:shd w:fill="EEF4F8" w:color="auto" w:val="clear"/>
+            <w:tcMar>
+              <w:top w:type="dxa" w:w="120"/>
+              <w:left w:type="dxa" w:w="180"/>
+              <w:bottom w:type="dxa" w:w="120"/>
+              <w:right w:type="dxa" w:w="180"/>
+            </w:tcMar>
+          </w:tcPr>
+          <w:p>
+            <w:pPr>
+              <w:spacing w:after="40"/>
+            </w:pPr>
+            <w:r>
+              <w:rPr>
+                <w:b/>
+                <w:bCs/>
+                <w:color w:val="1FA6A2"/>
+                <w:sz w:val="18"/>
+                <w:szCs w:val="18"/>
+              </w:rPr>
+              <w:t xml:space="preserve">WORD BANK</w:t>
+            </w:r>
+          </w:p>
+          <w:p>
+            <w:pPr>
+              <w:spacing w:after="80"/>
+            </w:pPr>
+            <w:r>
+              <w:rPr>
+                <w:b/>
+                <w:bCs/>
+                <w:sz w:val="21"/>
+                <w:szCs w:val="21"/>
+              </w:rPr>
+              <w:t xml:space="preserve">Equivalent      •      Simplify      •      Like Terms      •      Combine      •      Coefficient</w:t>
+            </w:r>
+          </w:p>
+        </w:tc>
+      </w:tr>
+    </w:tbl>
+    <w:p>
+      <w:pPr>
+        <w:spacing w:after="80"/>
+      </w:pPr>
+      <w:r>
+        <w:t xml:space="preserve"/>
+      </w:r>
+    </w:p>
+    <w:p>
+      <w:pPr>
+        <w:spacing w:after="120" w:before="80"/>
+      </w:pPr>
+      <w:r>
+        <w:rPr>
+          <w:b/>
+          <w:bCs/>
+          <w:color w:val="12355B"/>
+          <w:sz w:val="22"/>
+          <w:szCs w:val="22"/>
+        </w:rPr>
+        <w:t xml:space="preserve">1.  </w:t>
+      </w:r>
+      <w:r>
+        <w:rPr>
+          <w:sz w:val="22"/>
+          <w:szCs w:val="22"/>
+        </w:rPr>
+        <w:t xml:space="preserve">__________  —  Expressions that always have the same value.</w:t>
+      </w:r>
+    </w:p>
+    <w:p>
+      <w:pPr>
+        <w:spacing w:after="120" w:before="80"/>
+      </w:pPr>
+      <w:r>
+        <w:rPr>
+          <w:b/>
+          <w:bCs/>
+          <w:color w:val="12355B"/>
+          <w:sz w:val="22"/>
+          <w:szCs w:val="22"/>
+        </w:rPr>
+        <w:t xml:space="preserve">2.  </w:t>
+      </w:r>
+      <w:r>
+        <w:rPr>
+          <w:sz w:val="22"/>
+          <w:szCs w:val="22"/>
+        </w:rPr>
+        <w:t xml:space="preserve">To write an expression in its shortest equal form is to ___ it.</w:t>
+      </w:r>
+    </w:p>
+    <w:p>
+      <w:pPr>
+        <w:spacing w:after="120" w:before="80"/>
+      </w:pPr>
+      <w:r>
+        <w:rPr>
+          <w:b/>
+          <w:bCs/>
+          <w:color w:val="12355B"/>
+          <w:sz w:val="22"/>
+          <w:szCs w:val="22"/>
+        </w:rPr>
+        <w:t xml:space="preserve">3.  </w:t>
+      </w:r>
+      <w:r>
+        <w:rPr>
+          <w:sz w:val="22"/>
+          <w:szCs w:val="22"/>
+        </w:rPr>
+        <w:t xml:space="preserve">Terms with the same variable raised to the same power, like 4x and 9x, are ___.</w:t>
+      </w:r>
+    </w:p>
+    <w:p>
+      <w:pPr>
+        <w:spacing w:after="120" w:before="80"/>
+      </w:pPr>
+      <w:r>
+        <w:rPr>
+          <w:b/>
+          <w:bCs/>
+          <w:color w:val="12355B"/>
+          <w:sz w:val="22"/>
+          <w:szCs w:val="22"/>
+        </w:rPr>
+        <w:t xml:space="preserve">4.  </w:t>
+      </w:r>
+      <w:r>
+        <w:rPr>
+          <w:sz w:val="22"/>
+          <w:szCs w:val="22"/>
+        </w:rPr>
+        <w:t xml:space="preserve">To add or subtract like terms into one term is to ___ them.</w:t>
+      </w:r>
+    </w:p>
+    <w:p>
+      <w:pPr>
+        <w:spacing w:after="120" w:before="80"/>
+      </w:pPr>
+      <w:r>
+        <w:rPr>
+          <w:b/>
+          <w:bCs/>
+          <w:color w:val="12355B"/>
+          <w:sz w:val="22"/>
+          <w:szCs w:val="22"/>
+        </w:rPr>
+        <w:t xml:space="preserve">5.  </w:t>
+      </w:r>
+      <w:r>
+        <w:rPr>
+          <w:sz w:val="22"/>
+          <w:szCs w:val="22"/>
+        </w:rPr>
+        <w:t xml:space="preserve">A number multiplied by a variable is a ___.</w:t>
+      </w:r>
+    </w:p>
+    <w:p>
+      <w:pPr>
+        <w:pStyle w:val="Heading1"/>
         <w:pageBreakBefore/>
         <w:pBdr>
           <w:bottom w:val="single" w:color="1FA6A2" w:sz="14" w:space="6"/>
@@ -2025,6 +2235,87 @@
     </w:p>
     <w:p>
       <w:pPr>
+        <w:spacing w:after="40" w:before="80"/>
+      </w:pPr>
+      <w:r>
+        <w:rPr>
+          <w:b/>
+          <w:bCs/>
+          <w:color w:val="12355B"/>
+          <w:sz w:val="21"/>
+          <w:szCs w:val="21"/>
+        </w:rPr>
+        <w:t xml:space="preserve">4. </w:t>
+      </w:r>
+      <w:r>
+        <w:rPr>
+          <w:b/>
+          <w:bCs/>
+          <w:color w:val="6B4FA0"/>
+          <w:sz w:val="19"/>
+          <w:szCs w:val="19"/>
+        </w:rPr>
+        <w:t xml:space="preserve">[Practice] </w:t>
+      </w:r>
+      <w:r>
+        <w:rPr>
+          <w:b/>
+          <w:bCs/>
+          <w:sz w:val="21"/>
+          <w:szCs w:val="21"/>
+        </w:rPr>
+        <w:t xml:space="preserve">During practice on Equivalent Expressions, what strategy did you use when a problem felt tricky?</w:t>
+      </w:r>
+    </w:p>
+    <w:p>
+      <w:pPr>
+        <w:spacing w:after="60"/>
+      </w:pPr>
+      <w:r>
+        <w:rPr>
+          <w:color w:val="1A2733"/>
+          <w:sz w:val="21"/>
+          <w:szCs w:val="21"/>
+        </w:rPr>
+        <w:t xml:space="preserve">Start with:  They are equivalent because distributing 2(n + 4) gives ___.</w:t>
+      </w:r>
+      <w:r>
+        <w:rPr>
+          <w:i/>
+          <w:iCs/>
+          <w:color w:val="5F6F80"/>
+          <w:sz w:val="19"/>
+          <w:szCs w:val="19"/>
+        </w:rPr>
+        <w:br/>
+        <w:t xml:space="preserve">Son equivalentes porque distribuir 2(n + 4) da ___.</w:t>
+      </w:r>
+    </w:p>
+    <w:p>
+      <w:pPr>
+        <w:spacing w:after="80"/>
+      </w:pPr>
+      <w:r>
+        <w:rPr>
+          <w:b/>
+          <w:bCs/>
+          <w:color w:val="12355B"/>
+          <w:sz w:val="19"/>
+          <w:szCs w:val="19"/>
+        </w:rPr>
+        <w:t xml:space="preserve">Word bank:  </w:t>
+      </w:r>
+      <w:r>
+        <w:rPr>
+          <w:color w:val="1FA6A2"/>
+          <w:sz w:val="19"/>
+          <w:szCs w:val="19"/>
+        </w:rPr>
+        <w:t xml:space="preserve">Equivalent,  Simplify,  Like Terms,  Combine</w:t>
+      </w:r>
+    </w:p>
+    <w:p>
+      <w:pPr>
         <w:pStyle w:val="Heading1"/>
         <w:pageBreakBefore/>
         <w:pBdr>
@@ -2366,7 +2657,7 @@
           <w:sz w:val="21"/>
           <w:szCs w:val="21"/>
         </w:rPr>
-        <w:t xml:space="preserve">Which expression is equivalent to 3x + 3x?</w:t>
+        <w:t xml:space="preserve">Producer A wrote 2(x + 3) for a beat's cost. Which expression is equivalent?</w:t>
       </w:r>
     </w:p>
     <w:p>
@@ -2379,7 +2670,7 @@
           <w:sz w:val="20"/>
           <w:szCs w:val="20"/>
         </w:rPr>
-        <w:t xml:space="preserve">A)  6x</w:t>
+        <w:t xml:space="preserve">A)  2x + 6</w:t>
       </w:r>
     </w:p>
     <w:p>
@@ -2392,7 +2683,7 @@
           <w:sz w:val="20"/>
           <w:szCs w:val="20"/>
         </w:rPr>
-        <w:t xml:space="preserve">B)  9x</w:t>
+        <w:t xml:space="preserve">B)  2x + 3</w:t>
       </w:r>
     </w:p>
     <w:p>
@@ -2405,7 +2696,7 @@
           <w:sz w:val="20"/>
           <w:szCs w:val="20"/>
         </w:rPr>
-        <w:t xml:space="preserve">C)  3x²</w:t>
+        <w:t xml:space="preserve">C)  x + 6</w:t>
       </w:r>
     </w:p>
     <w:p>
@@ -2418,7 +2709,7 @@
           <w:sz w:val="20"/>
           <w:szCs w:val="20"/>
         </w:rPr>
-        <w:t xml:space="preserve">D)  x + 6</w:t>
+        <w:t xml:space="preserve">D)  2x + 5</w:t>
       </w:r>
     </w:p>
     <w:p>
@@ -2496,7 +2787,7 @@
           <w:sz w:val="21"/>
           <w:szCs w:val="21"/>
         </w:rPr>
-        <w:t xml:space="preserve">Which expression is equivalent to 2(x + 4)?</w:t>
+        <w:t xml:space="preserve">A track stacks 3x and then one more x. Which expression is equivalent to 3x + x?</w:t>
       </w:r>
     </w:p>
     <w:p>
@@ -2509,7 +2800,7 @@
           <w:sz w:val="20"/>
           <w:szCs w:val="20"/>
         </w:rPr>
-        <w:t xml:space="preserve">A)  2x + 8</w:t>
+        <w:t xml:space="preserve">A)  4x</w:t>
       </w:r>
     </w:p>
     <w:p>
@@ -2522,7 +2813,7 @@
           <w:sz w:val="20"/>
           <w:szCs w:val="20"/>
         </w:rPr>
-        <w:t xml:space="preserve">B)  2x + 4</w:t>
+        <w:t xml:space="preserve">B)  3x²</w:t>
       </w:r>
     </w:p>
     <w:p>
@@ -2535,7 +2826,7 @@
           <w:sz w:val="20"/>
           <w:szCs w:val="20"/>
         </w:rPr>
-        <w:t xml:space="preserve">C)  x + 8</w:t>
+        <w:t xml:space="preserve">C)  4</w:t>
       </w:r>
     </w:p>
     <w:p>
@@ -2548,7 +2839,7 @@
           <w:sz w:val="20"/>
           <w:szCs w:val="20"/>
         </w:rPr>
-        <w:t xml:space="preserve">D)  2x + 6</w:t>
+        <w:t xml:space="preserve">D)  3x</w:t>
       </w:r>
     </w:p>
     <w:p>
@@ -2621,33 +2912,7 @@
           <w:sz w:val="30"/>
           <w:szCs w:val="30"/>
         </w:rPr>
-        <w:t xml:space="preserve">Write About the Math</w:t>
-      </w:r>
-    </w:p>
-    <w:p>
-      <w:pPr>
-        <w:pStyle w:val="Heading2"/>
-        <w:spacing w:after="80" w:before="180"/>
-      </w:pPr>
-      <w:r>
-        <w:rPr>
-          <w:b/>
-          <w:bCs/>
-          <w:color w:val="12355B"/>
-          <w:sz w:val="24"/>
-          <w:szCs w:val="24"/>
-        </w:rPr>
-        <w:t xml:space="preserve">Build Strong Sentences</w:t>
-      </w:r>
-      <w:r>
-        <w:rPr>
-          <w:i/>
-          <w:iCs/>
-          <w:color w:val="B97A12"/>
-          <w:sz w:val="19"/>
-          <w:szCs w:val="19"/>
-        </w:rPr>
-        <w:t xml:space="preserve">   The Writing Revolution</w:t>
+        <w:t xml:space="preserve">Exit Ticket</w:t>
       </w:r>
     </w:p>
     <w:p>
@@ -2662,435 +2927,86 @@
           <w:sz w:val="19"/>
           <w:szCs w:val="19"/>
         </w:rPr>
-        <w:t xml:space="preserve">I can explain my work using the words equivalent, simplify, like terms, and combine.</w:t>
-      </w:r>
-    </w:p>
-    <w:p>
-      <w:pPr>
-        <w:pStyle w:val="Heading2"/>
-        <w:spacing w:after="80" w:before="180"/>
-      </w:pPr>
-      <w:r>
-        <w:rPr>
-          <w:b/>
-          <w:bCs/>
-          <w:color w:val="12355B"/>
-          <w:sz w:val="24"/>
-          <w:szCs w:val="24"/>
-        </w:rPr>
-        <w:t xml:space="preserve">1. Kernel Sentence</w:t>
-      </w:r>
-      <w:r>
-        <w:rPr>
-          <w:i/>
-          <w:iCs/>
-          <w:color w:val="1FA6A2"/>
-          <w:sz w:val="19"/>
-          <w:szCs w:val="19"/>
-        </w:rPr>
-        <w:t xml:space="preserve">   subject + verb</w:t>
-      </w:r>
-    </w:p>
-    <w:tbl>
-      <w:tblPr>
-        <w:tblW w:type="pct" w:w="100%"/>
-        <w:tblBorders>
-          <w:top w:val="single" w:color="B97A12" w:sz="8"/>
-          <w:left w:val="single" w:color="B97A12" w:sz="8"/>
-          <w:bottom w:val="single" w:color="B97A12" w:sz="8"/>
-          <w:right w:val="single" w:color="B97A12" w:sz="8"/>
-          <w:insideH w:val="single" w:color="auto" w:sz="4"/>
-          <w:insideV w:val="single" w:color="auto" w:sz="4"/>
-        </w:tblBorders>
-      </w:tblPr>
-      <w:tblGrid>
-        <w:gridCol w:w="100"/>
-      </w:tblGrid>
-      <w:tr>
-        <w:tc>
-          <w:tcPr>
-            <w:shd w:fill="FBF3E2" w:color="auto" w:val="clear"/>
-            <w:tcMar>
-              <w:top w:type="dxa" w:w="120"/>
-              <w:left w:type="dxa" w:w="180"/>
-              <w:bottom w:type="dxa" w:w="120"/>
-              <w:right w:type="dxa" w:w="180"/>
-            </w:tcMar>
-          </w:tcPr>
-          <w:p>
-            <w:pPr>
-              <w:spacing w:after="0"/>
-            </w:pPr>
-            <w:r>
-              <w:rPr>
-                <w:b/>
-                <w:bCs/>
-                <w:color w:val="1FA6A2"/>
-                <w:sz w:val="20"/>
-                <w:szCs w:val="20"/>
-              </w:rPr>
-              <w:t xml:space="preserve">Model:  </w:t>
-            </w:r>
-            <w:r>
-              <w:rPr>
-                <w:sz w:val="20"/>
-                <w:szCs w:val="20"/>
-              </w:rPr>
-              <w:t xml:space="preserve">Equivalent is expressions that always have the same value.</w:t>
-            </w:r>
-          </w:p>
-        </w:tc>
-      </w:tr>
-    </w:tbl>
+        <w:t xml:space="preserve">Answer on your own. This shows what you learned today.</w:t>
+      </w:r>
+    </w:p>
+    <w:p>
+      <w:pPr>
+        <w:spacing w:after="80" w:before="80"/>
+      </w:pPr>
+      <w:r>
+        <w:rPr>
+          <w:color w:val="B97A12"/>
+          <w:sz w:val="22"/>
+          <w:szCs w:val="22"/>
+        </w:rPr>
+        <w:t xml:space="preserve">★  </w:t>
+      </w:r>
+      <w:r>
+        <w:rPr>
+          <w:b/>
+          <w:bCs/>
+          <w:sz w:val="22"/>
+          <w:szCs w:val="22"/>
+        </w:rPr>
+        <w:t xml:space="preserve">Which expression is equivalent to 6n + 4 + 3n − 1?</w:t>
+      </w:r>
+    </w:p>
+    <w:p>
+      <w:pPr>
+        <w:spacing w:after="60"/>
+        <w:ind w:left="420"/>
+      </w:pPr>
+      <w:r>
+        <w:rPr>
+          <w:sz w:val="21"/>
+          <w:szCs w:val="21"/>
+        </w:rPr>
+        <w:t xml:space="preserve">A)  9n + 3</w:t>
+      </w:r>
+    </w:p>
+    <w:p>
+      <w:pPr>
+        <w:spacing w:after="60"/>
+        <w:ind w:left="420"/>
+      </w:pPr>
+      <w:r>
+        <w:rPr>
+          <w:sz w:val="21"/>
+          <w:szCs w:val="21"/>
+        </w:rPr>
+        <w:t xml:space="preserve">B)  9n + 5</w:t>
+      </w:r>
+    </w:p>
+    <w:p>
+      <w:pPr>
+        <w:spacing w:after="60"/>
+        <w:ind w:left="420"/>
+      </w:pPr>
+      <w:r>
+        <w:rPr>
+          <w:sz w:val="21"/>
+          <w:szCs w:val="21"/>
+        </w:rPr>
+        <w:t xml:space="preserve">C)  63n</w:t>
+      </w:r>
+    </w:p>
+    <w:p>
+      <w:pPr>
+        <w:spacing w:after="60"/>
+        <w:ind w:left="420"/>
+      </w:pPr>
+      <w:r>
+        <w:rPr>
+          <w:sz w:val="21"/>
+          <w:szCs w:val="21"/>
+        </w:rPr>
+        <w:t xml:space="preserve">D)  18n + 4</w:t>
+      </w:r>
+    </w:p>
     <w:p>
       <w:pPr>
         <w:spacing w:after="40"/>
-      </w:pPr>
-      <w:r>
-        <w:t xml:space="preserve"/>
-      </w:r>
-    </w:p>
-    <w:p>
-      <w:pPr>
-        <w:spacing w:after="60"/>
-      </w:pPr>
-      <w:r>
-        <w:rPr>
-          <w:color w:val="1A2733"/>
-          <w:sz w:val="21"/>
-          <w:szCs w:val="21"/>
-        </w:rPr>
-        <w:t xml:space="preserve">Write a kernel sentence about equivalent. Use a subject and a verb.</w:t>
-      </w:r>
-      <w:r>
-        <w:rPr>
-          <w:i/>
-          <w:iCs/>
-          <w:color w:val="5F6F80"/>
-          <w:sz w:val="19"/>
-          <w:szCs w:val="19"/>
-        </w:rPr>
-        <w:br/>
-        <w:t xml:space="preserve">Escribe una oración base sobre equivalente. Usa un sujeto y un verbo.</w:t>
-      </w:r>
-    </w:p>
-    <w:p>
-      <w:pPr>
-        <w:pBdr>
-          <w:bottom w:val="single" w:color="AFBECC" w:sz="6"/>
-        </w:pBdr>
-        <w:spacing w:after="30" w:before="150"/>
-      </w:pPr>
-      <w:r>
-        <w:t xml:space="preserve"/>
-      </w:r>
-    </w:p>
-    <w:p>
-      <w:pPr>
-        <w:pBdr>
-          <w:bottom w:val="single" w:color="AFBECC" w:sz="6"/>
-        </w:pBdr>
-        <w:spacing w:after="30" w:before="150"/>
-      </w:pPr>
-      <w:r>
-        <w:t xml:space="preserve"/>
-      </w:r>
-    </w:p>
-    <w:p>
-      <w:pPr>
-        <w:pStyle w:val="Heading2"/>
-        <w:spacing w:after="80" w:before="180"/>
-      </w:pPr>
-      <w:r>
-        <w:rPr>
-          <w:b/>
-          <w:bCs/>
-          <w:color w:val="12355B"/>
-          <w:sz w:val="24"/>
-          <w:szCs w:val="24"/>
-        </w:rPr>
-        <w:t xml:space="preserve">2. Sentence Expansion</w:t>
-      </w:r>
-      <w:r>
-        <w:rPr>
-          <w:i/>
-          <w:iCs/>
-          <w:color w:val="1FA6A2"/>
-          <w:sz w:val="19"/>
-          <w:szCs w:val="19"/>
-        </w:rPr>
-        <w:t xml:space="preserve">   because · but · so</w:t>
-      </w:r>
-    </w:p>
-    <w:p>
-      <w:pPr>
-        <w:spacing w:after="80"/>
-      </w:pPr>
-      <w:r>
-        <w:rPr>
-          <w:b/>
-          <w:bCs/>
-          <w:color w:val="1FA6A2"/>
-          <w:sz w:val="20"/>
-          <w:szCs w:val="20"/>
-        </w:rPr>
-        <w:t xml:space="preserve">Kernel:  </w:t>
-      </w:r>
-      <w:r>
-        <w:rPr>
-          <w:sz w:val="20"/>
-          <w:szCs w:val="20"/>
-        </w:rPr>
-        <w:t xml:space="preserve">Equivalent matters in math</w:t>
-      </w:r>
-    </w:p>
-    <w:p>
-      <w:pPr>
-        <w:spacing w:after="80"/>
-      </w:pPr>
-      <w:r>
-        <w:rPr>
-          <w:b/>
-          <w:bCs/>
-          <w:color w:val="12355B"/>
-          <w:sz w:val="21"/>
-          <w:szCs w:val="21"/>
-        </w:rPr>
-        <w:t xml:space="preserve">because  </w:t>
-      </w:r>
-      <w:r>
-        <w:rPr>
-          <w:sz w:val="21"/>
-          <w:szCs w:val="21"/>
-        </w:rPr>
-        <w:t xml:space="preserve">Equivalent matters in math because ___.</w:t>
-      </w:r>
-      <w:r>
-        <w:rPr>
-          <w:i/>
-          <w:iCs/>
-          <w:color w:val="5F6F80"/>
-          <w:sz w:val="19"/>
-          <w:szCs w:val="19"/>
-        </w:rPr>
-        <w:br/>
-        <w:t xml:space="preserve">Equivalente importa en matemáticas porque ___.</w:t>
-      </w:r>
-    </w:p>
-    <w:p>
-      <w:pPr>
-        <w:pBdr>
-          <w:bottom w:val="single" w:color="AFBECC" w:sz="6"/>
-        </w:pBdr>
-        <w:spacing w:after="30" w:before="150"/>
-      </w:pPr>
-      <w:r>
-        <w:t xml:space="preserve"/>
-      </w:r>
-    </w:p>
-    <w:p>
-      <w:pPr>
-        <w:spacing w:after="80"/>
-      </w:pPr>
-      <w:r>
-        <w:rPr>
-          <w:b/>
-          <w:bCs/>
-          <w:color w:val="12355B"/>
-          <w:sz w:val="21"/>
-          <w:szCs w:val="21"/>
-        </w:rPr>
-        <w:t xml:space="preserve">but  </w:t>
-      </w:r>
-      <w:r>
-        <w:rPr>
-          <w:sz w:val="21"/>
-          <w:szCs w:val="21"/>
-        </w:rPr>
-        <w:t xml:space="preserve">Equivalent matters in math, but ___.</w:t>
-      </w:r>
-      <w:r>
-        <w:rPr>
-          <w:i/>
-          <w:iCs/>
-          <w:color w:val="5F6F80"/>
-          <w:sz w:val="19"/>
-          <w:szCs w:val="19"/>
-        </w:rPr>
-        <w:br/>
-        <w:t xml:space="preserve">Equivalente importa en matemáticas, pero ___.</w:t>
-      </w:r>
-    </w:p>
-    <w:p>
-      <w:pPr>
-        <w:pBdr>
-          <w:bottom w:val="single" w:color="AFBECC" w:sz="6"/>
-        </w:pBdr>
-        <w:spacing w:after="30" w:before="150"/>
-      </w:pPr>
-      <w:r>
-        <w:t xml:space="preserve"/>
-      </w:r>
-    </w:p>
-    <w:p>
-      <w:pPr>
-        <w:spacing w:after="80"/>
-      </w:pPr>
-      <w:r>
-        <w:rPr>
-          <w:b/>
-          <w:bCs/>
-          <w:color w:val="12355B"/>
-          <w:sz w:val="21"/>
-          <w:szCs w:val="21"/>
-        </w:rPr>
-        <w:t xml:space="preserve">so  </w:t>
-      </w:r>
-      <w:r>
-        <w:rPr>
-          <w:sz w:val="21"/>
-          <w:szCs w:val="21"/>
-        </w:rPr>
-        <w:t xml:space="preserve">Equivalent matters in math, so ___.</w:t>
-      </w:r>
-      <w:r>
-        <w:rPr>
-          <w:i/>
-          <w:iCs/>
-          <w:color w:val="5F6F80"/>
-          <w:sz w:val="19"/>
-          <w:szCs w:val="19"/>
-        </w:rPr>
-        <w:br/>
-        <w:t xml:space="preserve">Equivalente importa en matemáticas, entonces ___.</w:t>
-      </w:r>
-    </w:p>
-    <w:p>
-      <w:pPr>
-        <w:pBdr>
-          <w:bottom w:val="single" w:color="AFBECC" w:sz="6"/>
-        </w:pBdr>
-        <w:spacing w:after="30" w:before="150"/>
-      </w:pPr>
-      <w:r>
-        <w:t xml:space="preserve"/>
-      </w:r>
-    </w:p>
-    <w:p>
-      <w:pPr>
-        <w:pStyle w:val="Heading2"/>
-        <w:spacing w:after="80" w:before="180"/>
-      </w:pPr>
-      <w:r>
-        <w:rPr>
-          <w:b/>
-          <w:bCs/>
-          <w:color w:val="12355B"/>
-          <w:sz w:val="24"/>
-          <w:szCs w:val="24"/>
-        </w:rPr>
-        <w:t xml:space="preserve">3. Explain Your Reasoning</w:t>
-      </w:r>
-      <w:r>
-        <w:rPr>
-          <w:i/>
-          <w:iCs/>
-          <w:color w:val="1FA6A2"/>
-          <w:sz w:val="19"/>
-          <w:szCs w:val="19"/>
-        </w:rPr>
-        <w:t xml:space="preserve">   use a sentence starter</w:t>
-      </w:r>
-    </w:p>
-    <w:p>
-      <w:pPr>
-        <w:spacing w:after="60"/>
-      </w:pPr>
-      <w:r>
-        <w:rPr>
-          <w:color w:val="1A2733"/>
-          <w:sz w:val="21"/>
-          <w:szCs w:val="21"/>
-        </w:rPr>
-        <w:t xml:space="preserve">These expressions are equivalent because 3x + 2x ___.</w:t>
-      </w:r>
-      <w:r>
-        <w:rPr>
-          <w:i/>
-          <w:iCs/>
-          <w:color w:val="5F6F80"/>
-          <w:sz w:val="19"/>
-          <w:szCs w:val="19"/>
-        </w:rPr>
-        <w:br/>
-        <w:t xml:space="preserve">Estas expresiones son equivalentes porque 3x + 2x ___.</w:t>
-      </w:r>
-    </w:p>
-    <w:p>
-      <w:pPr>
-        <w:spacing w:after="60"/>
-      </w:pPr>
-      <w:r>
-        <w:rPr>
-          <w:color w:val="1A2733"/>
-          <w:sz w:val="21"/>
-          <w:szCs w:val="21"/>
-        </w:rPr>
-        <w:t xml:space="preserve">I checked by substituting x = ___ and getting ___ both ways.</w:t>
-      </w:r>
-      <w:r>
-        <w:rPr>
-          <w:i/>
-          <w:iCs/>
-          <w:color w:val="5F6F80"/>
-          <w:sz w:val="19"/>
-          <w:szCs w:val="19"/>
-        </w:rPr>
-        <w:br/>
-        <w:t xml:space="preserve">Lo comprobé sustituyendo x = ___ y obteniendo ___ en ambas.</w:t>
-      </w:r>
-    </w:p>
-    <w:p>
-      <w:pPr>
-        <w:spacing w:after="60"/>
-      </w:pPr>
-      <w:r>
-        <w:rPr>
-          <w:color w:val="1A2733"/>
-          <w:sz w:val="21"/>
-          <w:szCs w:val="21"/>
-        </w:rPr>
-        <w:t xml:space="preserve">They are equivalent because distributing 2(n + 4) gives ___.</w:t>
-      </w:r>
-      <w:r>
-        <w:rPr>
-          <w:i/>
-          <w:iCs/>
-          <w:color w:val="5F6F80"/>
-          <w:sz w:val="19"/>
-          <w:szCs w:val="19"/>
-        </w:rPr>
-        <w:br/>
-        <w:t xml:space="preserve">Son equivalentes porque distribuir 2(n + 4) da ___.</w:t>
-      </w:r>
-    </w:p>
-    <w:p>
-      <w:pPr>
-        <w:pBdr>
-          <w:bottom w:val="single" w:color="AFBECC" w:sz="6"/>
-        </w:pBdr>
-        <w:spacing w:after="30" w:before="150"/>
-      </w:pPr>
-      <w:r>
-        <w:t xml:space="preserve"/>
-      </w:r>
-    </w:p>
-    <w:p>
-      <w:pPr>
-        <w:pBdr>
-          <w:bottom w:val="single" w:color="AFBECC" w:sz="6"/>
-        </w:pBdr>
-        <w:spacing w:after="30" w:before="150"/>
       </w:pPr>
       <w:r>
         <w:t xml:space="preserve"/>
@@ -3113,7 +3029,7 @@
           <w:sz w:val="30"/>
           <w:szCs w:val="30"/>
         </w:rPr>
-        <w:t xml:space="preserve">Exit Ticket</w:t>
+        <w:t xml:space="preserve">Answer Key &amp; Teacher Guide</w:t>
       </w:r>
     </w:p>
     <w:p>
@@ -3128,115 +3044,224 @@
           <w:sz w:val="19"/>
           <w:szCs w:val="19"/>
         </w:rPr>
-        <w:t xml:space="preserve">Answer on your own. This shows what you learned today.</w:t>
-      </w:r>
-    </w:p>
-    <w:p>
-      <w:pPr>
-        <w:spacing w:after="80" w:before="80"/>
-      </w:pPr>
-      <w:r>
-        <w:rPr>
-          <w:color w:val="B97A12"/>
-          <w:sz w:val="22"/>
-          <w:szCs w:val="22"/>
-        </w:rPr>
-        <w:t xml:space="preserve">★  </w:t>
-      </w:r>
-      <w:r>
-        <w:rPr>
-          <w:b/>
-          <w:bCs/>
-          <w:sz w:val="22"/>
-          <w:szCs w:val="22"/>
-        </w:rPr>
-        <w:t xml:space="preserve">Which expression is equivalent to 6n + 4 + 3n − 1?</w:t>
-      </w:r>
-    </w:p>
-    <w:p>
-      <w:pPr>
-        <w:spacing w:after="60"/>
-        <w:ind w:left="420"/>
-      </w:pPr>
-      <w:r>
-        <w:rPr>
-          <w:sz w:val="21"/>
-          <w:szCs w:val="21"/>
-        </w:rPr>
-        <w:t xml:space="preserve">A)  9n + 3</w:t>
-      </w:r>
-    </w:p>
-    <w:p>
-      <w:pPr>
-        <w:spacing w:after="60"/>
-        <w:ind w:left="420"/>
-      </w:pPr>
-      <w:r>
-        <w:rPr>
-          <w:sz w:val="21"/>
-          <w:szCs w:val="21"/>
-        </w:rPr>
-        <w:t xml:space="preserve">B)  9n + 5</w:t>
-      </w:r>
-    </w:p>
-    <w:p>
-      <w:pPr>
-        <w:spacing w:after="60"/>
-        <w:ind w:left="420"/>
-      </w:pPr>
-      <w:r>
-        <w:rPr>
-          <w:sz w:val="21"/>
-          <w:szCs w:val="21"/>
-        </w:rPr>
-        <w:t xml:space="preserve">C)  63n</w:t>
-      </w:r>
-    </w:p>
-    <w:p>
-      <w:pPr>
-        <w:spacing w:after="60"/>
-        <w:ind w:left="420"/>
-      </w:pPr>
-      <w:r>
-        <w:rPr>
-          <w:sz w:val="21"/>
-          <w:szCs w:val="21"/>
-        </w:rPr>
-        <w:t xml:space="preserve">D)  18n + 4</w:t>
-      </w:r>
-    </w:p>
-    <w:p>
-      <w:pPr>
-        <w:spacing w:after="40"/>
-      </w:pPr>
-      <w:r>
-        <w:t xml:space="preserve"/>
-      </w:r>
-    </w:p>
-    <w:p>
-      <w:pPr>
-        <w:pStyle w:val="Heading1"/>
-        <w:pageBreakBefore/>
-        <w:pBdr>
-          <w:bottom w:val="single" w:color="1FA6A2" w:sz="14" w:space="6"/>
-        </w:pBdr>
-        <w:spacing w:after="140" w:before="0"/>
-      </w:pPr>
-      <w:r>
-        <w:rPr>
-          <w:b/>
-          <w:bCs/>
-          <w:color w:val="12355B"/>
-          <w:sz w:val="30"/>
-          <w:szCs w:val="30"/>
-        </w:rPr>
-        <w:t xml:space="preserve">Answer Key &amp; Teacher Guide</w:t>
-      </w:r>
-    </w:p>
-    <w:p>
-      <w:pPr>
-        <w:spacing w:after="100"/>
-      </w:pPr>
+        <w:t xml:space="preserve">Teacher reference — remove or fold back before distributing to students.</w:t>
+      </w:r>
+    </w:p>
+    <w:p>
+      <w:pPr>
+        <w:pStyle w:val="Heading2"/>
+        <w:spacing w:after="80" w:before="180"/>
+      </w:pPr>
+      <w:r>
+        <w:rPr>
+          <w:b/>
+          <w:bCs/>
+          <w:color w:val="12355B"/>
+          <w:sz w:val="24"/>
+          <w:szCs w:val="24"/>
+        </w:rPr>
+        <w:t xml:space="preserve">Guided Notes (Fill-in)</w:t>
+      </w:r>
+    </w:p>
+    <w:p>
+      <w:pPr>
+        <w:spacing w:after="80"/>
+      </w:pPr>
+      <w:r>
+        <w:rPr>
+          <w:b/>
+          <w:bCs/>
+          <w:sz w:val="21"/>
+          <w:szCs w:val="21"/>
+        </w:rPr>
+        <w:t xml:space="preserve">Notes 1:  </w:t>
+      </w:r>
+      <w:r>
+        <w:rPr>
+          <w:sz w:val="21"/>
+          <w:szCs w:val="21"/>
+        </w:rPr>
+        <w:t xml:space="preserve">Equivalent</w:t>
+      </w:r>
+    </w:p>
+    <w:p>
+      <w:pPr>
+        <w:spacing w:after="80"/>
+      </w:pPr>
+      <w:r>
+        <w:rPr>
+          <w:b/>
+          <w:bCs/>
+          <w:sz w:val="21"/>
+          <w:szCs w:val="21"/>
+        </w:rPr>
+        <w:t xml:space="preserve">Notes 2:  </w:t>
+      </w:r>
+      <w:r>
+        <w:rPr>
+          <w:sz w:val="21"/>
+          <w:szCs w:val="21"/>
+        </w:rPr>
+        <w:t xml:space="preserve">Simplify</w:t>
+      </w:r>
+    </w:p>
+    <w:p>
+      <w:pPr>
+        <w:spacing w:after="80"/>
+      </w:pPr>
+      <w:r>
+        <w:rPr>
+          <w:b/>
+          <w:bCs/>
+          <w:sz w:val="21"/>
+          <w:szCs w:val="21"/>
+        </w:rPr>
+        <w:t xml:space="preserve">Notes 3:  </w:t>
+      </w:r>
+      <w:r>
+        <w:rPr>
+          <w:sz w:val="21"/>
+          <w:szCs w:val="21"/>
+        </w:rPr>
+        <w:t xml:space="preserve">Like Terms</w:t>
+      </w:r>
+    </w:p>
+    <w:p>
+      <w:pPr>
+        <w:spacing w:after="80"/>
+      </w:pPr>
+      <w:r>
+        <w:rPr>
+          <w:b/>
+          <w:bCs/>
+          <w:sz w:val="21"/>
+          <w:szCs w:val="21"/>
+        </w:rPr>
+        <w:t xml:space="preserve">Notes 4:  </w:t>
+      </w:r>
+      <w:r>
+        <w:rPr>
+          <w:sz w:val="21"/>
+          <w:szCs w:val="21"/>
+        </w:rPr>
+        <w:t xml:space="preserve">Combine</w:t>
+      </w:r>
+    </w:p>
+    <w:p>
+      <w:pPr>
+        <w:spacing w:after="80"/>
+      </w:pPr>
+      <w:r>
+        <w:rPr>
+          <w:b/>
+          <w:bCs/>
+          <w:sz w:val="21"/>
+          <w:szCs w:val="21"/>
+        </w:rPr>
+        <w:t xml:space="preserve">Notes 5:  </w:t>
+      </w:r>
+      <w:r>
+        <w:rPr>
+          <w:sz w:val="21"/>
+          <w:szCs w:val="21"/>
+        </w:rPr>
+        <w:t xml:space="preserve">Coefficient</w:t>
+      </w:r>
+    </w:p>
+    <w:p>
+      <w:pPr>
+        <w:pStyle w:val="Heading2"/>
+        <w:spacing w:after="80" w:before="180"/>
+      </w:pPr>
+      <w:r>
+        <w:rPr>
+          <w:b/>
+          <w:bCs/>
+          <w:color w:val="12355B"/>
+          <w:sz w:val="24"/>
+          <w:szCs w:val="24"/>
+        </w:rPr>
+        <w:t xml:space="preserve">Worked Notes (I Do / We Do)</w:t>
+      </w:r>
+    </w:p>
+    <w:p>
+      <w:pPr>
+        <w:spacing w:after="80"/>
+      </w:pPr>
+      <w:r>
+        <w:rPr>
+          <w:b/>
+          <w:bCs/>
+          <w:sz w:val="21"/>
+          <w:szCs w:val="21"/>
+        </w:rPr>
+        <w:t xml:space="preserve">I Do:  </w:t>
+      </w:r>
+      <w:r>
+        <w:rPr>
+          <w:sz w:val="21"/>
+          <w:szCs w:val="21"/>
+        </w:rPr>
+        <w:t xml:space="preserve">A. 7x</w:t>
+      </w:r>
+    </w:p>
+    <w:p>
+      <w:pPr>
+        <w:spacing w:after="80"/>
+      </w:pPr>
+      <w:r>
+        <w:rPr>
+          <w:b/>
+          <w:bCs/>
+          <w:sz w:val="21"/>
+          <w:szCs w:val="21"/>
+        </w:rPr>
+        <w:t xml:space="preserve">We Do:  </w:t>
+      </w:r>
+      <w:r>
+        <w:rPr>
+          <w:sz w:val="21"/>
+          <w:szCs w:val="21"/>
+        </w:rPr>
+        <w:t xml:space="preserve">A. 2m + 10</w:t>
+      </w:r>
+    </w:p>
+    <w:p>
+      <w:pPr>
+        <w:pStyle w:val="Heading2"/>
+        <w:spacing w:after="80" w:before="180"/>
+      </w:pPr>
+      <w:r>
+        <w:rPr>
+          <w:b/>
+          <w:bCs/>
+          <w:color w:val="12355B"/>
+          <w:sz w:val="24"/>
+          <w:szCs w:val="24"/>
+        </w:rPr>
+        <w:t xml:space="preserve">Independent Practice</w:t>
+      </w:r>
+    </w:p>
+    <w:p>
+      <w:pPr>
+        <w:spacing w:after="80"/>
+      </w:pPr>
+      <w:r>
+        <w:rPr>
+          <w:b/>
+          <w:bCs/>
+          <w:sz w:val="21"/>
+          <w:szCs w:val="21"/>
+        </w:rPr>
+        <w:t xml:space="preserve">1.  </w:t>
+      </w:r>
+      <w:r>
+        <w:rPr>
+          <w:sz w:val="21"/>
+          <w:szCs w:val="21"/>
+        </w:rPr>
+        <w:t xml:space="preserve">A)  Distributive</w:t>
+      </w:r>
       <w:r>
         <w:rPr>
           <w:i/>
@@ -3245,23 +3270,7 @@
           <w:sz w:val="19"/>
           <w:szCs w:val="19"/>
         </w:rPr>
-        <w:t xml:space="preserve">Teacher reference — remove or fold back before distributing to students.</w:t>
-      </w:r>
-    </w:p>
-    <w:p>
-      <w:pPr>
-        <w:pStyle w:val="Heading2"/>
-        <w:spacing w:after="80" w:before="180"/>
-      </w:pPr>
-      <w:r>
-        <w:rPr>
-          <w:b/>
-          <w:bCs/>
-          <w:color w:val="12355B"/>
-          <w:sz w:val="24"/>
-          <w:szCs w:val="24"/>
-        </w:rPr>
-        <w:t xml:space="preserve">Worked Notes (I Do / We Do)</w:t>
+        <w:t xml:space="preserve">  — Multiplying 3 by each term inside the parentheses is the distributive property.</w:t>
       </w:r>
     </w:p>
     <w:p>
@@ -3275,72 +3284,14 @@
           <w:sz w:val="21"/>
           <w:szCs w:val="21"/>
         </w:rPr>
-        <w:t xml:space="preserve">I Do:  </w:t>
-      </w:r>
-      <w:r>
-        <w:rPr>
-          <w:sz w:val="21"/>
-          <w:szCs w:val="21"/>
-        </w:rPr>
-        <w:t xml:space="preserve">A. 7x</w:t>
-      </w:r>
-    </w:p>
-    <w:p>
-      <w:pPr>
-        <w:spacing w:after="80"/>
-      </w:pPr>
-      <w:r>
-        <w:rPr>
-          <w:b/>
-          <w:bCs/>
-          <w:sz w:val="21"/>
-          <w:szCs w:val="21"/>
-        </w:rPr>
-        <w:t xml:space="preserve">We Do:  </w:t>
-      </w:r>
-      <w:r>
-        <w:rPr>
-          <w:sz w:val="21"/>
-          <w:szCs w:val="21"/>
-        </w:rPr>
-        <w:t xml:space="preserve">A. 2m + 10</w:t>
-      </w:r>
-    </w:p>
-    <w:p>
-      <w:pPr>
-        <w:pStyle w:val="Heading2"/>
-        <w:spacing w:after="80" w:before="180"/>
-      </w:pPr>
-      <w:r>
-        <w:rPr>
-          <w:b/>
-          <w:bCs/>
-          <w:color w:val="12355B"/>
-          <w:sz w:val="24"/>
-          <w:szCs w:val="24"/>
-        </w:rPr>
-        <w:t xml:space="preserve">Independent Practice</w:t>
-      </w:r>
-    </w:p>
-    <w:p>
-      <w:pPr>
-        <w:spacing w:after="80"/>
-      </w:pPr>
-      <w:r>
-        <w:rPr>
-          <w:b/>
-          <w:bCs/>
-          <w:sz w:val="21"/>
-          <w:szCs w:val="21"/>
-        </w:rPr>
-        <w:t xml:space="preserve">1.  </w:t>
-      </w:r>
-      <w:r>
-        <w:rPr>
-          <w:sz w:val="21"/>
-          <w:szCs w:val="21"/>
-        </w:rPr>
-        <w:t xml:space="preserve">A)  Distributive</w:t>
+        <w:t xml:space="preserve">2.  </w:t>
+      </w:r>
+      <w:r>
+        <w:rPr>
+          <w:sz w:val="21"/>
+          <w:szCs w:val="21"/>
+        </w:rPr>
+        <w:t xml:space="preserve">A)  7n</w:t>
       </w:r>
       <w:r>
         <w:rPr>
@@ -3350,7 +3301,7 @@
           <w:sz w:val="19"/>
           <w:szCs w:val="19"/>
         </w:rPr>
-        <w:t xml:space="preserve">  — Multiplying 3 by each term inside the parentheses is the distributive property.</w:t>
+        <w:t xml:space="preserve">  — 5n + 2n = 7n. Add the coefficients: 5 + 2 = 7. The variable stays as n.</w:t>
       </w:r>
     </w:p>
     <w:p>
@@ -3364,14 +3315,14 @@
           <w:sz w:val="21"/>
           <w:szCs w:val="21"/>
         </w:rPr>
-        <w:t xml:space="preserve">2.  </w:t>
-      </w:r>
-      <w:r>
-        <w:rPr>
-          <w:sz w:val="21"/>
-          <w:szCs w:val="21"/>
-        </w:rPr>
-        <w:t xml:space="preserve">A)  7n</w:t>
+        <w:t xml:space="preserve">3.  </w:t>
+      </w:r>
+      <w:r>
+        <w:rPr>
+          <w:sz w:val="21"/>
+          <w:szCs w:val="21"/>
+        </w:rPr>
+        <w:t xml:space="preserve">A)  2x + 6</w:t>
       </w:r>
       <w:r>
         <w:rPr>
@@ -3381,7 +3332,7 @@
           <w:sz w:val="19"/>
           <w:szCs w:val="19"/>
         </w:rPr>
-        <w:t xml:space="preserve">  — 5n + 2n = 7n. Add the coefficients: 5 + 2 = 7. The variable stays as n.</w:t>
+        <w:t xml:space="preserve">  — Distribute the 2 to each term inside: 2 · x + 2 · 3 = 2x + 6. Check x = 5: 2(5 + 3) = 16 and 2(5) + 6 = 16.</w:t>
       </w:r>
     </w:p>
     <w:p>
@@ -3395,14 +3346,14 @@
           <w:sz w:val="21"/>
           <w:szCs w:val="21"/>
         </w:rPr>
-        <w:t xml:space="preserve">3.  </w:t>
-      </w:r>
-      <w:r>
-        <w:rPr>
-          <w:sz w:val="21"/>
-          <w:szCs w:val="21"/>
-        </w:rPr>
-        <w:t xml:space="preserve">A)  6x</w:t>
+        <w:t xml:space="preserve">4.  </w:t>
+      </w:r>
+      <w:r>
+        <w:rPr>
+          <w:sz w:val="21"/>
+          <w:szCs w:val="21"/>
+        </w:rPr>
+        <w:t xml:space="preserve">A)  4x</w:t>
       </w:r>
       <w:r>
         <w:rPr>
@@ -3412,7 +3363,23 @@
           <w:sz w:val="19"/>
           <w:szCs w:val="19"/>
         </w:rPr>
-        <w:t xml:space="preserve">  — Adding like terms: 3x + 3x = 6x.</w:t>
+        <w:t xml:space="preserve">  — 3x + x is 3 groups of x plus 1 more group of x = 4x. Add the coefficients: 3 + 1 = 4. Check x = 3: 3(3) + 3 = 12 and 4(3) = 12.</w:t>
+      </w:r>
+    </w:p>
+    <w:p>
+      <w:pPr>
+        <w:pStyle w:val="Heading2"/>
+        <w:spacing w:after="80" w:before="180"/>
+      </w:pPr>
+      <w:r>
+        <w:rPr>
+          <w:b/>
+          <w:bCs/>
+          <w:color w:val="12355B"/>
+          <w:sz w:val="24"/>
+          <w:szCs w:val="24"/>
+        </w:rPr>
+        <w:t xml:space="preserve">Exit Ticket</w:t>
       </w:r>
     </w:p>
     <w:p>
@@ -3421,19 +3388,10 @@
       </w:pPr>
       <w:r>
         <w:rPr>
-          <w:b/>
-          <w:bCs/>
-          <w:sz w:val="21"/>
-          <w:szCs w:val="21"/>
-        </w:rPr>
-        <w:t xml:space="preserve">4.  </w:t>
-      </w:r>
-      <w:r>
-        <w:rPr>
-          <w:sz w:val="21"/>
-          <w:szCs w:val="21"/>
-        </w:rPr>
-        <w:t xml:space="preserve">A)  2x + 8</w:t>
+          <w:sz w:val="21"/>
+          <w:szCs w:val="21"/>
+        </w:rPr>
+        <w:t xml:space="preserve">A)  9n + 3</w:t>
       </w:r>
       <w:r>
         <w:rPr>
@@ -3443,173 +3401,7 @@
           <w:sz w:val="19"/>
           <w:szCs w:val="19"/>
         </w:rPr>
-        <w:t xml:space="preserve">  — Distribute: 2x + 8.</w:t>
-      </w:r>
-    </w:p>
-    <w:p>
-      <w:pPr>
-        <w:pStyle w:val="Heading2"/>
-        <w:spacing w:after="80" w:before="180"/>
-      </w:pPr>
-      <w:r>
-        <w:rPr>
-          <w:b/>
-          <w:bCs/>
-          <w:color w:val="12355B"/>
-          <w:sz w:val="24"/>
-          <w:szCs w:val="24"/>
-        </w:rPr>
-        <w:t xml:space="preserve">Exit Ticket</w:t>
-      </w:r>
-    </w:p>
-    <w:p>
-      <w:pPr>
-        <w:spacing w:after="80"/>
-      </w:pPr>
-      <w:r>
-        <w:rPr>
-          <w:sz w:val="21"/>
-          <w:szCs w:val="21"/>
-        </w:rPr>
-        <w:t xml:space="preserve">A)  9n + 3</w:t>
-      </w:r>
-      <w:r>
-        <w:rPr>
-          <w:i/>
-          <w:iCs/>
-          <w:color w:val="5F6F80"/>
-          <w:sz w:val="19"/>
-          <w:szCs w:val="19"/>
-        </w:rPr>
         <w:t xml:space="preserve">  — 6n + 3n = 9n and 4 − 1 = 3, so the simplified expression is 9n + 3.</w:t>
-      </w:r>
-    </w:p>
-    <w:p>
-      <w:pPr>
-        <w:pStyle w:val="Heading2"/>
-        <w:spacing w:after="80" w:before="180"/>
-      </w:pPr>
-      <w:r>
-        <w:rPr>
-          <w:b/>
-          <w:bCs/>
-          <w:color w:val="12355B"/>
-          <w:sz w:val="24"/>
-          <w:szCs w:val="24"/>
-        </w:rPr>
-        <w:t xml:space="preserve">Writing (TWR) — what to look for</w:t>
-      </w:r>
-    </w:p>
-    <w:p>
-      <w:pPr>
-        <w:spacing w:after="80"/>
-      </w:pPr>
-      <w:r>
-        <w:rPr>
-          <w:sz w:val="20"/>
-          <w:szCs w:val="20"/>
-        </w:rPr>
-        <w:t xml:space="preserve">Kernel sentence: a complete sentence needs a subject and a verb. Example: Equivalent is expressions that always have the same value.</w:t>
-      </w:r>
-    </w:p>
-    <w:p>
-      <w:pPr>
-        <w:spacing w:after="80"/>
-      </w:pPr>
-      <w:r>
-        <w:rPr>
-          <w:sz w:val="20"/>
-          <w:szCs w:val="20"/>
-        </w:rPr>
-        <w:t xml:space="preserve">Expansion: because = reason, but = contrast/exception, so = result. Answers vary; each must keep the kernel idea.</w:t>
-      </w:r>
-    </w:p>
-    <w:p>
-      <w:pPr>
-        <w:pStyle w:val="Heading2"/>
-        <w:spacing w:after="80" w:before="180"/>
-      </w:pPr>
-      <w:r>
-        <w:rPr>
-          <w:b/>
-          <w:bCs/>
-          <w:color w:val="12355B"/>
-          <w:sz w:val="24"/>
-          <w:szCs w:val="24"/>
-        </w:rPr>
-        <w:t xml:space="preserve">Turn &amp; Talk — listen for</w:t>
-      </w:r>
-    </w:p>
-    <w:p>
-      <w:pPr>
-        <w:spacing w:after="80"/>
-      </w:pPr>
-      <w:r>
-        <w:rPr>
-          <w:b/>
-          <w:bCs/>
-          <w:sz w:val="19"/>
-          <w:szCs w:val="19"/>
-        </w:rPr>
-        <w:t xml:space="preserve">1.  </w:t>
-      </w:r>
-      <w:r>
-        <w:rPr>
-          <w:i/>
-          <w:iCs/>
-          <w:color w:val="5F6F80"/>
-          <w:sz w:val="19"/>
-          <w:szCs w:val="19"/>
-        </w:rPr>
-        <w:t xml:space="preserve">Students explain 3x + 2x = 5x (combining like terms), so both equal 5x + 10, and verify by substituting a value like x = 4 to get 30 both ways.</w:t>
-      </w:r>
-    </w:p>
-    <w:p>
-      <w:pPr>
-        <w:spacing w:after="80"/>
-      </w:pPr>
-      <w:r>
-        <w:rPr>
-          <w:b/>
-          <w:bCs/>
-          <w:sz w:val="19"/>
-          <w:szCs w:val="19"/>
-        </w:rPr>
-        <w:t xml:space="preserve">2.  </w:t>
-      </w:r>
-      <w:r>
-        <w:rPr>
-          <w:i/>
-          <w:iCs/>
-          <w:color w:val="5F6F80"/>
-          <w:sz w:val="19"/>
-          <w:szCs w:val="19"/>
-        </w:rPr>
-        <w:t xml:space="preserve">A strong answer uses the distributive property (2(n + 4) = 2n + 8) and/or substitutes a value into both to confirm equal results.</w:t>
-      </w:r>
-    </w:p>
-    <w:p>
-      <w:pPr>
-        <w:spacing w:after="80"/>
-      </w:pPr>
-      <w:r>
-        <w:rPr>
-          <w:b/>
-          <w:bCs/>
-          <w:sz w:val="19"/>
-          <w:szCs w:val="19"/>
-        </w:rPr>
-        <w:t xml:space="preserve">3.  </w:t>
-      </w:r>
-      <w:r>
-        <w:rPr>
-          <w:i/>
-          <w:iCs/>
-          <w:color w:val="5F6F80"/>
-          <w:sz w:val="19"/>
-          <w:szCs w:val="19"/>
-        </w:rPr>
-        <w:t xml:space="preserve">Students simplify 4h + 2h + 30 to 6h + 30, conclude the pricing is fair/equivalent, and verify by substituting a value of h.</w:t>
       </w:r>
     </w:p>
     <w:sectPr>

--- a/lessons/6-6/downloads/6-6-notes.docx
+++ b/lessons/6-6/downloads/6-6-notes.docx
@@ -3010,398 +3010,6 @@
       </w:pPr>
       <w:r>
         <w:t xml:space="preserve"/>
-      </w:r>
-    </w:p>
-    <w:p>
-      <w:pPr>
-        <w:pStyle w:val="Heading1"/>
-        <w:pageBreakBefore/>
-        <w:pBdr>
-          <w:bottom w:val="single" w:color="1FA6A2" w:sz="14" w:space="6"/>
-        </w:pBdr>
-        <w:spacing w:after="140" w:before="0"/>
-      </w:pPr>
-      <w:r>
-        <w:rPr>
-          <w:b/>
-          <w:bCs/>
-          <w:color w:val="12355B"/>
-          <w:sz w:val="30"/>
-          <w:szCs w:val="30"/>
-        </w:rPr>
-        <w:t xml:space="preserve">Answer Key &amp; Teacher Guide</w:t>
-      </w:r>
-    </w:p>
-    <w:p>
-      <w:pPr>
-        <w:spacing w:after="100"/>
-      </w:pPr>
-      <w:r>
-        <w:rPr>
-          <w:i/>
-          <w:iCs/>
-          <w:color w:val="5F6F80"/>
-          <w:sz w:val="19"/>
-          <w:szCs w:val="19"/>
-        </w:rPr>
-        <w:t xml:space="preserve">Teacher reference — remove or fold back before distributing to students.</w:t>
-      </w:r>
-    </w:p>
-    <w:p>
-      <w:pPr>
-        <w:pStyle w:val="Heading2"/>
-        <w:spacing w:after="80" w:before="180"/>
-      </w:pPr>
-      <w:r>
-        <w:rPr>
-          <w:b/>
-          <w:bCs/>
-          <w:color w:val="12355B"/>
-          <w:sz w:val="24"/>
-          <w:szCs w:val="24"/>
-        </w:rPr>
-        <w:t xml:space="preserve">Guided Notes (Fill-in)</w:t>
-      </w:r>
-    </w:p>
-    <w:p>
-      <w:pPr>
-        <w:spacing w:after="80"/>
-      </w:pPr>
-      <w:r>
-        <w:rPr>
-          <w:b/>
-          <w:bCs/>
-          <w:sz w:val="21"/>
-          <w:szCs w:val="21"/>
-        </w:rPr>
-        <w:t xml:space="preserve">Notes 1:  </w:t>
-      </w:r>
-      <w:r>
-        <w:rPr>
-          <w:sz w:val="21"/>
-          <w:szCs w:val="21"/>
-        </w:rPr>
-        <w:t xml:space="preserve">Equivalent</w:t>
-      </w:r>
-    </w:p>
-    <w:p>
-      <w:pPr>
-        <w:spacing w:after="80"/>
-      </w:pPr>
-      <w:r>
-        <w:rPr>
-          <w:b/>
-          <w:bCs/>
-          <w:sz w:val="21"/>
-          <w:szCs w:val="21"/>
-        </w:rPr>
-        <w:t xml:space="preserve">Notes 2:  </w:t>
-      </w:r>
-      <w:r>
-        <w:rPr>
-          <w:sz w:val="21"/>
-          <w:szCs w:val="21"/>
-        </w:rPr>
-        <w:t xml:space="preserve">Simplify</w:t>
-      </w:r>
-    </w:p>
-    <w:p>
-      <w:pPr>
-        <w:spacing w:after="80"/>
-      </w:pPr>
-      <w:r>
-        <w:rPr>
-          <w:b/>
-          <w:bCs/>
-          <w:sz w:val="21"/>
-          <w:szCs w:val="21"/>
-        </w:rPr>
-        <w:t xml:space="preserve">Notes 3:  </w:t>
-      </w:r>
-      <w:r>
-        <w:rPr>
-          <w:sz w:val="21"/>
-          <w:szCs w:val="21"/>
-        </w:rPr>
-        <w:t xml:space="preserve">Like Terms</w:t>
-      </w:r>
-    </w:p>
-    <w:p>
-      <w:pPr>
-        <w:spacing w:after="80"/>
-      </w:pPr>
-      <w:r>
-        <w:rPr>
-          <w:b/>
-          <w:bCs/>
-          <w:sz w:val="21"/>
-          <w:szCs w:val="21"/>
-        </w:rPr>
-        <w:t xml:space="preserve">Notes 4:  </w:t>
-      </w:r>
-      <w:r>
-        <w:rPr>
-          <w:sz w:val="21"/>
-          <w:szCs w:val="21"/>
-        </w:rPr>
-        <w:t xml:space="preserve">Combine</w:t>
-      </w:r>
-    </w:p>
-    <w:p>
-      <w:pPr>
-        <w:spacing w:after="80"/>
-      </w:pPr>
-      <w:r>
-        <w:rPr>
-          <w:b/>
-          <w:bCs/>
-          <w:sz w:val="21"/>
-          <w:szCs w:val="21"/>
-        </w:rPr>
-        <w:t xml:space="preserve">Notes 5:  </w:t>
-      </w:r>
-      <w:r>
-        <w:rPr>
-          <w:sz w:val="21"/>
-          <w:szCs w:val="21"/>
-        </w:rPr>
-        <w:t xml:space="preserve">Coefficient</w:t>
-      </w:r>
-    </w:p>
-    <w:p>
-      <w:pPr>
-        <w:pStyle w:val="Heading2"/>
-        <w:spacing w:after="80" w:before="180"/>
-      </w:pPr>
-      <w:r>
-        <w:rPr>
-          <w:b/>
-          <w:bCs/>
-          <w:color w:val="12355B"/>
-          <w:sz w:val="24"/>
-          <w:szCs w:val="24"/>
-        </w:rPr>
-        <w:t xml:space="preserve">Worked Notes (I Do / We Do)</w:t>
-      </w:r>
-    </w:p>
-    <w:p>
-      <w:pPr>
-        <w:spacing w:after="80"/>
-      </w:pPr>
-      <w:r>
-        <w:rPr>
-          <w:b/>
-          <w:bCs/>
-          <w:sz w:val="21"/>
-          <w:szCs w:val="21"/>
-        </w:rPr>
-        <w:t xml:space="preserve">I Do:  </w:t>
-      </w:r>
-      <w:r>
-        <w:rPr>
-          <w:sz w:val="21"/>
-          <w:szCs w:val="21"/>
-        </w:rPr>
-        <w:t xml:space="preserve">A. 7x</w:t>
-      </w:r>
-    </w:p>
-    <w:p>
-      <w:pPr>
-        <w:spacing w:after="80"/>
-      </w:pPr>
-      <w:r>
-        <w:rPr>
-          <w:b/>
-          <w:bCs/>
-          <w:sz w:val="21"/>
-          <w:szCs w:val="21"/>
-        </w:rPr>
-        <w:t xml:space="preserve">We Do:  </w:t>
-      </w:r>
-      <w:r>
-        <w:rPr>
-          <w:sz w:val="21"/>
-          <w:szCs w:val="21"/>
-        </w:rPr>
-        <w:t xml:space="preserve">A. 2m + 10</w:t>
-      </w:r>
-    </w:p>
-    <w:p>
-      <w:pPr>
-        <w:pStyle w:val="Heading2"/>
-        <w:spacing w:after="80" w:before="180"/>
-      </w:pPr>
-      <w:r>
-        <w:rPr>
-          <w:b/>
-          <w:bCs/>
-          <w:color w:val="12355B"/>
-          <w:sz w:val="24"/>
-          <w:szCs w:val="24"/>
-        </w:rPr>
-        <w:t xml:space="preserve">Independent Practice</w:t>
-      </w:r>
-    </w:p>
-    <w:p>
-      <w:pPr>
-        <w:spacing w:after="80"/>
-      </w:pPr>
-      <w:r>
-        <w:rPr>
-          <w:b/>
-          <w:bCs/>
-          <w:sz w:val="21"/>
-          <w:szCs w:val="21"/>
-        </w:rPr>
-        <w:t xml:space="preserve">1.  </w:t>
-      </w:r>
-      <w:r>
-        <w:rPr>
-          <w:sz w:val="21"/>
-          <w:szCs w:val="21"/>
-        </w:rPr>
-        <w:t xml:space="preserve">A)  Distributive</w:t>
-      </w:r>
-      <w:r>
-        <w:rPr>
-          <w:i/>
-          <w:iCs/>
-          <w:color w:val="5F6F80"/>
-          <w:sz w:val="19"/>
-          <w:szCs w:val="19"/>
-        </w:rPr>
-        <w:t xml:space="preserve">  — Multiplying 3 by each term inside the parentheses is the distributive property.</w:t>
-      </w:r>
-    </w:p>
-    <w:p>
-      <w:pPr>
-        <w:spacing w:after="80"/>
-      </w:pPr>
-      <w:r>
-        <w:rPr>
-          <w:b/>
-          <w:bCs/>
-          <w:sz w:val="21"/>
-          <w:szCs w:val="21"/>
-        </w:rPr>
-        <w:t xml:space="preserve">2.  </w:t>
-      </w:r>
-      <w:r>
-        <w:rPr>
-          <w:sz w:val="21"/>
-          <w:szCs w:val="21"/>
-        </w:rPr>
-        <w:t xml:space="preserve">A)  7n</w:t>
-      </w:r>
-      <w:r>
-        <w:rPr>
-          <w:i/>
-          <w:iCs/>
-          <w:color w:val="5F6F80"/>
-          <w:sz w:val="19"/>
-          <w:szCs w:val="19"/>
-        </w:rPr>
-        <w:t xml:space="preserve">  — 5n + 2n = 7n. Add the coefficients: 5 + 2 = 7. The variable stays as n.</w:t>
-      </w:r>
-    </w:p>
-    <w:p>
-      <w:pPr>
-        <w:spacing w:after="80"/>
-      </w:pPr>
-      <w:r>
-        <w:rPr>
-          <w:b/>
-          <w:bCs/>
-          <w:sz w:val="21"/>
-          <w:szCs w:val="21"/>
-        </w:rPr>
-        <w:t xml:space="preserve">3.  </w:t>
-      </w:r>
-      <w:r>
-        <w:rPr>
-          <w:sz w:val="21"/>
-          <w:szCs w:val="21"/>
-        </w:rPr>
-        <w:t xml:space="preserve">A)  2x + 6</w:t>
-      </w:r>
-      <w:r>
-        <w:rPr>
-          <w:i/>
-          <w:iCs/>
-          <w:color w:val="5F6F80"/>
-          <w:sz w:val="19"/>
-          <w:szCs w:val="19"/>
-        </w:rPr>
-        <w:t xml:space="preserve">  — Distribute the 2 to each term inside: 2 · x + 2 · 3 = 2x + 6. Check x = 5: 2(5 + 3) = 16 and 2(5) + 6 = 16.</w:t>
-      </w:r>
-    </w:p>
-    <w:p>
-      <w:pPr>
-        <w:spacing w:after="80"/>
-      </w:pPr>
-      <w:r>
-        <w:rPr>
-          <w:b/>
-          <w:bCs/>
-          <w:sz w:val="21"/>
-          <w:szCs w:val="21"/>
-        </w:rPr>
-        <w:t xml:space="preserve">4.  </w:t>
-      </w:r>
-      <w:r>
-        <w:rPr>
-          <w:sz w:val="21"/>
-          <w:szCs w:val="21"/>
-        </w:rPr>
-        <w:t xml:space="preserve">A)  4x</w:t>
-      </w:r>
-      <w:r>
-        <w:rPr>
-          <w:i/>
-          <w:iCs/>
-          <w:color w:val="5F6F80"/>
-          <w:sz w:val="19"/>
-          <w:szCs w:val="19"/>
-        </w:rPr>
-        <w:t xml:space="preserve">  — 3x + x is 3 groups of x plus 1 more group of x = 4x. Add the coefficients: 3 + 1 = 4. Check x = 3: 3(3) + 3 = 12 and 4(3) = 12.</w:t>
-      </w:r>
-    </w:p>
-    <w:p>
-      <w:pPr>
-        <w:pStyle w:val="Heading2"/>
-        <w:spacing w:after="80" w:before="180"/>
-      </w:pPr>
-      <w:r>
-        <w:rPr>
-          <w:b/>
-          <w:bCs/>
-          <w:color w:val="12355B"/>
-          <w:sz w:val="24"/>
-          <w:szCs w:val="24"/>
-        </w:rPr>
-        <w:t xml:space="preserve">Exit Ticket</w:t>
-      </w:r>
-    </w:p>
-    <w:p>
-      <w:pPr>
-        <w:spacing w:after="80"/>
-      </w:pPr>
-      <w:r>
-        <w:rPr>
-          <w:sz w:val="21"/>
-          <w:szCs w:val="21"/>
-        </w:rPr>
-        <w:t xml:space="preserve">A)  9n + 3</w:t>
-      </w:r>
-      <w:r>
-        <w:rPr>
-          <w:i/>
-          <w:iCs/>
-          <w:color w:val="5F6F80"/>
-          <w:sz w:val="19"/>
-          <w:szCs w:val="19"/>
-        </w:rPr>
-        <w:t xml:space="preserve">  — 6n + 3n = 9n and 4 − 1 = 3, so the simplified expression is 9n + 3.</w:t>
       </w:r>
     </w:p>
     <w:sectPr>

--- a/lessons/6-6/downloads/6-6-notes.docx
+++ b/lessons/6-6/downloads/6-6-notes.docx
@@ -14,7 +14,7 @@
           <w:sz w:val="18"/>
           <w:szCs w:val="18"/>
         </w:rPr>
-        <w:t xml:space="preserve">UNIT 6  ·  LESSON 6      STANDARD 6.EE.4</w:t>
+        <w:t xml:space="preserve">UNIT 6  ·  LESSON 6      STANDARD 6.AT.7</w:t>
       </w:r>
     </w:p>
     <w:p>
@@ -681,7 +681,7 @@
                 <w:sz w:val="21"/>
                 <w:szCs w:val="21"/>
               </w:rPr>
-              <w:t xml:space="preserve">Terms with the same letter, like 2x and 5x.</w:t>
+              <w:t xml:space="preserve">Terms with the same letter raised to the same power, like 2x and 5x.</w:t>
             </w:r>
           </w:p>
           <w:p>
@@ -2277,7 +2277,7 @@
           <w:sz w:val="21"/>
           <w:szCs w:val="21"/>
         </w:rPr>
-        <w:t xml:space="preserve">Start with:  They are equivalent because distributing 2(n + 4) gives ___.</w:t>
+        <w:t xml:space="preserve">Start with:  When a problem felt tricky, I ___ to solve it.</w:t>
       </w:r>
       <w:r>
         <w:rPr>
@@ -2288,7 +2288,7 @@
           <w:szCs w:val="19"/>
         </w:rPr>
         <w:br/>
-        <w:t xml:space="preserve">Son equivalentes porque distribuir 2(n + 4) da ___.</w:t>
+        <w:t xml:space="preserve">Cuando un problema fue difícil, yo ___ para resolverlo.</w:t>
       </w:r>
     </w:p>
     <w:p>
@@ -2373,6 +2373,32 @@
           <w:szCs w:val="19"/>
         </w:rPr>
         <w:t xml:space="preserve">Solve each problem. Show your thinking in the work box.</w:t>
+      </w:r>
+    </w:p>
+    <w:p>
+      <w:pPr>
+        <w:pStyle w:val="Heading2"/>
+        <w:spacing w:after="80" w:before="180"/>
+      </w:pPr>
+      <w:r>
+        <w:rPr>
+          <w:b/>
+          <w:bCs/>
+          <w:color w:val="12355B"/>
+          <w:sz w:val="24"/>
+          <w:szCs w:val="24"/>
+        </w:rPr>
+        <w:t xml:space="preserve">Level 1 Support</w:t>
+      </w:r>
+      <w:r>
+        <w:rPr>
+          <w:i/>
+          <w:iCs/>
+          <w:color w:val="1FA6A2"/>
+          <w:sz w:val="19"/>
+          <w:szCs w:val="19"/>
+        </w:rPr>
+        <w:t xml:space="preserve">   extra scaffolding</w:t>
       </w:r>
     </w:p>
     <w:p>
@@ -2580,266 +2606,6 @@
           <w:szCs w:val="20"/>
         </w:rPr>
         <w:t xml:space="preserve">D)  52n</w:t>
-      </w:r>
-    </w:p>
-    <w:p>
-      <w:pPr>
-        <w:spacing w:after="20"/>
-      </w:pPr>
-      <w:r>
-        <w:t xml:space="preserve"/>
-      </w:r>
-    </w:p>
-    <w:tbl>
-      <w:tblPr>
-        <w:tblW w:type="pct" w:w="100%"/>
-        <w:tblBorders>
-          <w:top w:val="single" w:color="C7D2DD" w:sz="6"/>
-          <w:left w:val="single" w:color="C7D2DD" w:sz="6"/>
-          <w:bottom w:val="single" w:color="C7D2DD" w:sz="6"/>
-          <w:right w:val="single" w:color="C7D2DD" w:sz="6"/>
-          <w:insideH w:val="single" w:color="auto" w:sz="4"/>
-          <w:insideV w:val="single" w:color="auto" w:sz="4"/>
-        </w:tblBorders>
-      </w:tblPr>
-      <w:tblGrid>
-        <w:gridCol w:w="100"/>
-      </w:tblGrid>
-      <w:tr>
-        <w:tc>
-          <w:tcPr>
-            <w:shd w:fill="FBF3E2" w:color="auto" w:val="clear"/>
-            <w:tcMar>
-              <w:top w:type="dxa" w:w="60"/>
-              <w:left w:type="dxa" w:w="120"/>
-              <w:bottom w:type="dxa" w:w="60"/>
-              <w:right w:type="dxa" w:w="120"/>
-            </w:tcMar>
-          </w:tcPr>
-          <w:p>
-            <w:pPr>
-              <w:spacing w:after="0" w:line="320"/>
-            </w:pPr>
-            <w:r>
-              <w:t xml:space="preserve"/>
-            </w:r>
-          </w:p>
-          <w:p>
-            <w:pPr>
-              <w:spacing w:after="0" w:line="320"/>
-            </w:pPr>
-            <w:r>
-              <w:t xml:space="preserve"/>
-            </w:r>
-          </w:p>
-        </w:tc>
-      </w:tr>
-    </w:tbl>
-    <w:p>
-      <w:pPr>
-        <w:keepNext/>
-        <w:spacing w:after="60" w:before="160"/>
-      </w:pPr>
-      <w:r>
-        <w:rPr>
-          <w:b/>
-          <w:bCs/>
-          <w:color w:val="12355B"/>
-          <w:sz w:val="22"/>
-          <w:szCs w:val="22"/>
-        </w:rPr>
-        <w:t xml:space="preserve">3.  </w:t>
-      </w:r>
-      <w:r>
-        <w:rPr>
-          <w:b/>
-          <w:bCs/>
-          <w:sz w:val="21"/>
-          <w:szCs w:val="21"/>
-        </w:rPr>
-        <w:t xml:space="preserve">Producer A wrote 2(x + 3) for a beat's cost. Which expression is equivalent?</w:t>
-      </w:r>
-    </w:p>
-    <w:p>
-      <w:pPr>
-        <w:spacing w:after="40"/>
-        <w:ind w:left="420"/>
-      </w:pPr>
-      <w:r>
-        <w:rPr>
-          <w:sz w:val="20"/>
-          <w:szCs w:val="20"/>
-        </w:rPr>
-        <w:t xml:space="preserve">A)  2x + 6</w:t>
-      </w:r>
-    </w:p>
-    <w:p>
-      <w:pPr>
-        <w:spacing w:after="40"/>
-        <w:ind w:left="420"/>
-      </w:pPr>
-      <w:r>
-        <w:rPr>
-          <w:sz w:val="20"/>
-          <w:szCs w:val="20"/>
-        </w:rPr>
-        <w:t xml:space="preserve">B)  2x + 3</w:t>
-      </w:r>
-    </w:p>
-    <w:p>
-      <w:pPr>
-        <w:spacing w:after="40"/>
-        <w:ind w:left="420"/>
-      </w:pPr>
-      <w:r>
-        <w:rPr>
-          <w:sz w:val="20"/>
-          <w:szCs w:val="20"/>
-        </w:rPr>
-        <w:t xml:space="preserve">C)  x + 6</w:t>
-      </w:r>
-    </w:p>
-    <w:p>
-      <w:pPr>
-        <w:spacing w:after="40"/>
-        <w:ind w:left="420"/>
-      </w:pPr>
-      <w:r>
-        <w:rPr>
-          <w:sz w:val="20"/>
-          <w:szCs w:val="20"/>
-        </w:rPr>
-        <w:t xml:space="preserve">D)  2x + 5</w:t>
-      </w:r>
-    </w:p>
-    <w:p>
-      <w:pPr>
-        <w:spacing w:after="20"/>
-      </w:pPr>
-      <w:r>
-        <w:t xml:space="preserve"/>
-      </w:r>
-    </w:p>
-    <w:tbl>
-      <w:tblPr>
-        <w:tblW w:type="pct" w:w="100%"/>
-        <w:tblBorders>
-          <w:top w:val="single" w:color="C7D2DD" w:sz="6"/>
-          <w:left w:val="single" w:color="C7D2DD" w:sz="6"/>
-          <w:bottom w:val="single" w:color="C7D2DD" w:sz="6"/>
-          <w:right w:val="single" w:color="C7D2DD" w:sz="6"/>
-          <w:insideH w:val="single" w:color="auto" w:sz="4"/>
-          <w:insideV w:val="single" w:color="auto" w:sz="4"/>
-        </w:tblBorders>
-      </w:tblPr>
-      <w:tblGrid>
-        <w:gridCol w:w="100"/>
-      </w:tblGrid>
-      <w:tr>
-        <w:tc>
-          <w:tcPr>
-            <w:shd w:fill="FBF3E2" w:color="auto" w:val="clear"/>
-            <w:tcMar>
-              <w:top w:type="dxa" w:w="60"/>
-              <w:left w:type="dxa" w:w="120"/>
-              <w:bottom w:type="dxa" w:w="60"/>
-              <w:right w:type="dxa" w:w="120"/>
-            </w:tcMar>
-          </w:tcPr>
-          <w:p>
-            <w:pPr>
-              <w:spacing w:after="0" w:line="320"/>
-            </w:pPr>
-            <w:r>
-              <w:t xml:space="preserve"/>
-            </w:r>
-          </w:p>
-          <w:p>
-            <w:pPr>
-              <w:spacing w:after="0" w:line="320"/>
-            </w:pPr>
-            <w:r>
-              <w:t xml:space="preserve"/>
-            </w:r>
-          </w:p>
-        </w:tc>
-      </w:tr>
-    </w:tbl>
-    <w:p>
-      <w:pPr>
-        <w:keepNext/>
-        <w:spacing w:after="60" w:before="160"/>
-      </w:pPr>
-      <w:r>
-        <w:rPr>
-          <w:b/>
-          <w:bCs/>
-          <w:color w:val="12355B"/>
-          <w:sz w:val="22"/>
-          <w:szCs w:val="22"/>
-        </w:rPr>
-        <w:t xml:space="preserve">4.  </w:t>
-      </w:r>
-      <w:r>
-        <w:rPr>
-          <w:b/>
-          <w:bCs/>
-          <w:sz w:val="21"/>
-          <w:szCs w:val="21"/>
-        </w:rPr>
-        <w:t xml:space="preserve">A track stacks 3x and then one more x. Which expression is equivalent to 3x + x?</w:t>
-      </w:r>
-    </w:p>
-    <w:p>
-      <w:pPr>
-        <w:spacing w:after="40"/>
-        <w:ind w:left="420"/>
-      </w:pPr>
-      <w:r>
-        <w:rPr>
-          <w:sz w:val="20"/>
-          <w:szCs w:val="20"/>
-        </w:rPr>
-        <w:t xml:space="preserve">A)  4x</w:t>
-      </w:r>
-    </w:p>
-    <w:p>
-      <w:pPr>
-        <w:spacing w:after="40"/>
-        <w:ind w:left="420"/>
-      </w:pPr>
-      <w:r>
-        <w:rPr>
-          <w:sz w:val="20"/>
-          <w:szCs w:val="20"/>
-        </w:rPr>
-        <w:t xml:space="preserve">B)  3x²</w:t>
-      </w:r>
-    </w:p>
-    <w:p>
-      <w:pPr>
-        <w:spacing w:after="40"/>
-        <w:ind w:left="420"/>
-      </w:pPr>
-      <w:r>
-        <w:rPr>
-          <w:sz w:val="20"/>
-          <w:szCs w:val="20"/>
-        </w:rPr>
-        <w:t xml:space="preserve">C)  4</w:t>
-      </w:r>
-    </w:p>
-    <w:p>
-      <w:pPr>
-        <w:spacing w:after="40"/>
-        <w:ind w:left="420"/>
-      </w:pPr>
-      <w:r>
-        <w:rPr>
-          <w:sz w:val="20"/>
-          <w:szCs w:val="20"/>
-        </w:rPr>
-        <w:t xml:space="preserve">D)  3x</w:t>
       </w:r>
     </w:p>
     <w:p>

--- a/lessons/6-6/downloads/6-6-notes.docx
+++ b/lessons/6-6/downloads/6-6-notes.docx
@@ -1228,6 +1228,1302 @@
           <w:szCs w:val="22"/>
         </w:rPr>
         <w:t xml:space="preserve">A number multiplied by a variable is a ___.</w:t>
+      </w:r>
+    </w:p>
+    <w:p>
+      <w:pPr>
+        <w:pStyle w:val="Heading1"/>
+        <w:pageBreakBefore/>
+        <w:pBdr>
+          <w:bottom w:val="single" w:color="1FA6A2" w:sz="14" w:space="6"/>
+        </w:pBdr>
+        <w:spacing w:after="140" w:before="0"/>
+      </w:pPr>
+      <w:r>
+        <w:rPr>
+          <w:b/>
+          <w:bCs/>
+          <w:color w:val="12355B"/>
+          <w:sz w:val="30"/>
+          <w:szCs w:val="30"/>
+        </w:rPr>
+        <w:t xml:space="preserve">Write About the Math</w:t>
+      </w:r>
+    </w:p>
+    <w:p>
+      <w:pPr>
+        <w:spacing w:after="100"/>
+      </w:pPr>
+      <w:r>
+        <w:rPr>
+          <w:i/>
+          <w:iCs/>
+          <w:color w:val="5F6F80"/>
+          <w:sz w:val="19"/>
+          <w:szCs w:val="19"/>
+        </w:rPr>
+        <w:t xml:space="preserve">Use the support level you need. Every level answers the same math question.</w:t>
+      </w:r>
+    </w:p>
+    <w:p>
+      <w:pPr>
+        <w:pStyle w:val="Heading2"/>
+        <w:spacing w:after="80" w:before="180"/>
+      </w:pPr>
+      <w:r>
+        <w:rPr>
+          <w:b/>
+          <w:bCs/>
+          <w:color w:val="12355B"/>
+          <w:sz w:val="24"/>
+          <w:szCs w:val="24"/>
+        </w:rPr>
+        <w:t xml:space="preserve">1. Understand the Question</w:t>
+      </w:r>
+      <w:r>
+        <w:rPr>
+          <w:i/>
+          <w:iCs/>
+          <w:color w:val="B97A12"/>
+          <w:sz w:val="19"/>
+          <w:szCs w:val="19"/>
+        </w:rPr>
+        <w:t xml:space="preserve">   justify</w:t>
+      </w:r>
+    </w:p>
+    <w:tbl>
+      <w:tblPr>
+        <w:tblW w:type="pct" w:w="100%"/>
+        <w:tblBorders>
+          <w:top w:val="single" w:color="1FA6A2" w:sz="8"/>
+          <w:left w:val="single" w:color="1FA6A2" w:sz="8"/>
+          <w:bottom w:val="single" w:color="1FA6A2" w:sz="8"/>
+          <w:right w:val="single" w:color="1FA6A2" w:sz="8"/>
+          <w:insideH w:val="single" w:color="auto" w:sz="4"/>
+          <w:insideV w:val="single" w:color="auto" w:sz="4"/>
+        </w:tblBorders>
+      </w:tblPr>
+      <w:tblGrid>
+        <w:gridCol w:w="100"/>
+      </w:tblGrid>
+      <w:tr>
+        <w:tc>
+          <w:tcPr>
+            <w:shd w:fill="E6F4F3" w:color="auto" w:val="clear"/>
+            <w:tcMar>
+              <w:top w:type="dxa" w:w="120"/>
+              <w:left w:type="dxa" w:w="180"/>
+              <w:bottom w:type="dxa" w:w="120"/>
+              <w:right w:type="dxa" w:w="180"/>
+            </w:tcMar>
+          </w:tcPr>
+          <w:p>
+            <w:pPr>
+              <w:spacing w:after="60"/>
+            </w:pPr>
+            <w:r>
+              <w:rPr>
+                <w:color w:val="1A2733"/>
+                <w:sz w:val="21"/>
+                <w:szCs w:val="21"/>
+              </w:rPr>
+              <w:t xml:space="preserve">How can you prove 2(n + 4) and 2n + 8 are equivalent? What two strategies could you use?</w:t>
+            </w:r>
+          </w:p>
+          <w:p>
+            <w:pPr>
+              <w:spacing w:after="0"/>
+            </w:pPr>
+            <w:r>
+              <w:rPr>
+                <w:b/>
+                <w:bCs/>
+                <w:color w:val="12355B"/>
+                <w:sz w:val="20"/>
+                <w:szCs w:val="20"/>
+              </w:rPr>
+              <w:t xml:space="preserve">Your job:  </w:t>
+            </w:r>
+            <w:r>
+              <w:rPr>
+                <w:sz w:val="20"/>
+                <w:szCs w:val="20"/>
+              </w:rPr>
+              <w:t xml:space="preserve">Answer the question. Use math evidence. Explain how the evidence proves your answer.</w:t>
+            </w:r>
+            <w:r>
+              <w:rPr>
+                <w:i/>
+                <w:iCs/>
+                <w:color w:val="5F6F80"/>
+                <w:sz w:val="18"/>
+                <w:szCs w:val="18"/>
+              </w:rPr>
+              <w:br/>
+              <w:t xml:space="preserve">Responde la pregunta. Usa evidencia matemática. Explica cómo la evidencia demuestra tu respuesta.</w:t>
+            </w:r>
+          </w:p>
+        </w:tc>
+      </w:tr>
+    </w:tbl>
+    <w:p>
+      <w:pPr>
+        <w:pStyle w:val="Heading2"/>
+        <w:spacing w:after="80" w:before="180"/>
+      </w:pPr>
+      <w:r>
+        <w:rPr>
+          <w:b/>
+          <w:bCs/>
+          <w:color w:val="12355B"/>
+          <w:sz w:val="24"/>
+          <w:szCs w:val="24"/>
+        </w:rPr>
+        <w:t xml:space="preserve">2. Plan Your Math Words</w:t>
+      </w:r>
+      <w:r>
+        <w:rPr>
+          <w:i/>
+          <w:iCs/>
+          <w:color w:val="1FA6A2"/>
+          <w:sz w:val="19"/>
+          <w:szCs w:val="19"/>
+        </w:rPr>
+        <w:t xml:space="preserve">   check at least two</w:t>
+      </w:r>
+    </w:p>
+    <w:p>
+      <w:pPr>
+        <w:spacing w:after="60"/>
+      </w:pPr>
+      <w:r>
+        <w:rPr>
+          <w:b/>
+          <w:bCs/>
+          <w:color w:val="1FA6A2"/>
+          <w:sz w:val="22"/>
+          <w:szCs w:val="22"/>
+        </w:rPr>
+        <w:t xml:space="preserve">☐  </w:t>
+      </w:r>
+      <w:r>
+        <w:rPr>
+          <w:b/>
+          <w:bCs/>
+          <w:color w:val="12355B"/>
+          <w:sz w:val="20"/>
+          <w:szCs w:val="20"/>
+        </w:rPr>
+        <w:t xml:space="preserve">Equivalent — </w:t>
+      </w:r>
+      <w:r>
+        <w:rPr>
+          <w:sz w:val="20"/>
+          <w:szCs w:val="20"/>
+        </w:rPr>
+        <w:t xml:space="preserve">Expressions that always have the same value.</w:t>
+      </w:r>
+      <w:r>
+        <w:rPr>
+          <w:i/>
+          <w:iCs/>
+          <w:color w:val="5F6F80"/>
+          <w:sz w:val="18"/>
+          <w:szCs w:val="18"/>
+        </w:rPr>
+        <w:br/>
+        <w:t xml:space="preserve">Equivalente — Expresiones que siempre tienen el mismo valor.</w:t>
+      </w:r>
+    </w:p>
+    <w:p>
+      <w:pPr>
+        <w:spacing w:after="60"/>
+      </w:pPr>
+      <w:r>
+        <w:rPr>
+          <w:b/>
+          <w:bCs/>
+          <w:color w:val="1FA6A2"/>
+          <w:sz w:val="22"/>
+          <w:szCs w:val="22"/>
+        </w:rPr>
+        <w:t xml:space="preserve">☐  </w:t>
+      </w:r>
+      <w:r>
+        <w:rPr>
+          <w:b/>
+          <w:bCs/>
+          <w:color w:val="12355B"/>
+          <w:sz w:val="20"/>
+          <w:szCs w:val="20"/>
+        </w:rPr>
+        <w:t xml:space="preserve">Simplify — </w:t>
+      </w:r>
+      <w:r>
+        <w:rPr>
+          <w:sz w:val="20"/>
+          <w:szCs w:val="20"/>
+        </w:rPr>
+        <w:t xml:space="preserve">To write an expression in a shorter, simpler way.</w:t>
+      </w:r>
+      <w:r>
+        <w:rPr>
+          <w:i/>
+          <w:iCs/>
+          <w:color w:val="5F6F80"/>
+          <w:sz w:val="18"/>
+          <w:szCs w:val="18"/>
+        </w:rPr>
+        <w:br/>
+        <w:t xml:space="preserve">Simplificar — Escribir una expresión de forma más corta y simple.</w:t>
+      </w:r>
+    </w:p>
+    <w:p>
+      <w:pPr>
+        <w:spacing w:after="60"/>
+      </w:pPr>
+      <w:r>
+        <w:rPr>
+          <w:b/>
+          <w:bCs/>
+          <w:color w:val="1FA6A2"/>
+          <w:sz w:val="22"/>
+          <w:szCs w:val="22"/>
+        </w:rPr>
+        <w:t xml:space="preserve">☐  </w:t>
+      </w:r>
+      <w:r>
+        <w:rPr>
+          <w:b/>
+          <w:bCs/>
+          <w:color w:val="12355B"/>
+          <w:sz w:val="20"/>
+          <w:szCs w:val="20"/>
+        </w:rPr>
+        <w:t xml:space="preserve">Like Terms — </w:t>
+      </w:r>
+      <w:r>
+        <w:rPr>
+          <w:sz w:val="20"/>
+          <w:szCs w:val="20"/>
+        </w:rPr>
+        <w:t xml:space="preserve">Terms with the same letter raised to the same power, like 2x and 5x.</w:t>
+      </w:r>
+      <w:r>
+        <w:rPr>
+          <w:i/>
+          <w:iCs/>
+          <w:color w:val="5F6F80"/>
+          <w:sz w:val="18"/>
+          <w:szCs w:val="18"/>
+        </w:rPr>
+        <w:br/>
+        <w:t xml:space="preserve">Términos semejantes — Términos con la misma letra elevada a la misma potencia, como 2x y 5x.</w:t>
+      </w:r>
+    </w:p>
+    <w:p>
+      <w:pPr>
+        <w:spacing w:after="60"/>
+      </w:pPr>
+      <w:r>
+        <w:rPr>
+          <w:b/>
+          <w:bCs/>
+          <w:color w:val="1FA6A2"/>
+          <w:sz w:val="22"/>
+          <w:szCs w:val="22"/>
+        </w:rPr>
+        <w:t xml:space="preserve">☐  </w:t>
+      </w:r>
+      <w:r>
+        <w:rPr>
+          <w:b/>
+          <w:bCs/>
+          <w:color w:val="12355B"/>
+          <w:sz w:val="20"/>
+          <w:szCs w:val="20"/>
+        </w:rPr>
+        <w:t xml:space="preserve">Combine — </w:t>
+      </w:r>
+      <w:r>
+        <w:rPr>
+          <w:sz w:val="20"/>
+          <w:szCs w:val="20"/>
+        </w:rPr>
+        <w:t xml:space="preserve">To add or subtract terms with the same letter.</w:t>
+      </w:r>
+      <w:r>
+        <w:rPr>
+          <w:i/>
+          <w:iCs/>
+          <w:color w:val="5F6F80"/>
+          <w:sz w:val="18"/>
+          <w:szCs w:val="18"/>
+        </w:rPr>
+        <w:br/>
+        <w:t xml:space="preserve">Combinar — Sumar o restar términos con la misma letra.</w:t>
+      </w:r>
+    </w:p>
+    <w:p>
+      <w:pPr>
+        <w:spacing w:after="60"/>
+      </w:pPr>
+      <w:r>
+        <w:rPr>
+          <w:b/>
+          <w:bCs/>
+          <w:color w:val="1FA6A2"/>
+          <w:sz w:val="22"/>
+          <w:szCs w:val="22"/>
+        </w:rPr>
+        <w:t xml:space="preserve">☐  </w:t>
+      </w:r>
+      <w:r>
+        <w:rPr>
+          <w:b/>
+          <w:bCs/>
+          <w:color w:val="12355B"/>
+          <w:sz w:val="20"/>
+          <w:szCs w:val="20"/>
+        </w:rPr>
+        <w:t xml:space="preserve">Coefficient — </w:t>
+      </w:r>
+      <w:r>
+        <w:rPr>
+          <w:sz w:val="20"/>
+          <w:szCs w:val="20"/>
+        </w:rPr>
+        <w:t xml:space="preserve">The number in front of a letter, like the 3 in 3x.</w:t>
+      </w:r>
+      <w:r>
+        <w:rPr>
+          <w:i/>
+          <w:iCs/>
+          <w:color w:val="5F6F80"/>
+          <w:sz w:val="18"/>
+          <w:szCs w:val="18"/>
+        </w:rPr>
+        <w:br/>
+        <w:t xml:space="preserve">Coeficiente — El número frente a una letra, como el 3 en 3x.</w:t>
+      </w:r>
+    </w:p>
+    <w:tbl>
+      <w:tblPr>
+        <w:tblW w:type="pct" w:w="100%"/>
+        <w:tblBorders>
+          <w:top w:val="single" w:color="1FA6A2" w:sz="8"/>
+          <w:left w:val="single" w:color="1FA6A2" w:sz="8"/>
+          <w:bottom w:val="single" w:color="1FA6A2" w:sz="8"/>
+          <w:right w:val="single" w:color="1FA6A2" w:sz="8"/>
+          <w:insideH w:val="single" w:color="auto" w:sz="4"/>
+          <w:insideV w:val="single" w:color="auto" w:sz="4"/>
+        </w:tblBorders>
+      </w:tblPr>
+      <w:tblGrid>
+        <w:gridCol w:w="100"/>
+      </w:tblGrid>
+      <w:tr>
+        <w:tc>
+          <w:tcPr>
+            <w:shd w:fill="F7FFFD" w:color="auto" w:val="clear"/>
+            <w:tcMar>
+              <w:top w:type="dxa" w:w="120"/>
+              <w:left w:type="dxa" w:w="180"/>
+              <w:bottom w:type="dxa" w:w="120"/>
+              <w:right w:type="dxa" w:w="180"/>
+            </w:tcMar>
+          </w:tcPr>
+          <w:p>
+            <w:pPr>
+              <w:spacing w:after="50"/>
+            </w:pPr>
+            <w:r>
+              <w:rPr>
+                <w:b/>
+                <w:bCs/>
+                <w:color w:val="1FA6A2"/>
+                <w:sz w:val="20"/>
+                <w:szCs w:val="20"/>
+              </w:rPr>
+              <w:t xml:space="preserve">Say it first:  </w:t>
+            </w:r>
+            <w:r>
+              <w:rPr>
+                <w:sz w:val="20"/>
+                <w:szCs w:val="20"/>
+              </w:rPr>
+              <w:t xml:space="preserve">Say your idea to a partner or quietly to yourself before you write.</w:t>
+            </w:r>
+          </w:p>
+          <w:p>
+            <w:pPr>
+              <w:spacing w:after="60"/>
+            </w:pPr>
+            <w:r>
+              <w:rPr>
+                <w:color w:val="1A2733"/>
+                <w:sz w:val="21"/>
+                <w:szCs w:val="21"/>
+              </w:rPr>
+              <w:t xml:space="preserve">They are equivalent because distributing 2(n + 4) gives ___.</w:t>
+            </w:r>
+            <w:r>
+              <w:rPr>
+                <w:i/>
+                <w:iCs/>
+                <w:color w:val="5F6F80"/>
+                <w:sz w:val="19"/>
+                <w:szCs w:val="19"/>
+              </w:rPr>
+              <w:br/>
+              <w:t xml:space="preserve">Son equivalentes porque distribuir 2(n + 4) da ___.</w:t>
+            </w:r>
+          </w:p>
+        </w:tc>
+      </w:tr>
+    </w:tbl>
+    <w:p>
+      <w:pPr>
+        <w:pStyle w:val="Heading2"/>
+        <w:spacing w:after="80" w:before="180"/>
+      </w:pPr>
+      <w:r>
+        <w:rPr>
+          <w:b/>
+          <w:bCs/>
+          <w:color w:val="12355B"/>
+          <w:sz w:val="24"/>
+          <w:szCs w:val="24"/>
+        </w:rPr>
+        <w:t xml:space="preserve">3. Build Your Explanation</w:t>
+      </w:r>
+      <w:r>
+        <w:rPr>
+          <w:i/>
+          <w:iCs/>
+          <w:color w:val="B97A12"/>
+          <w:sz w:val="19"/>
+          <w:szCs w:val="19"/>
+        </w:rPr>
+        <w:t xml:space="preserve">   choose your support</w:t>
+      </w:r>
+    </w:p>
+    <w:tbl>
+      <w:tblPr>
+        <w:tblW w:type="pct" w:w="100%"/>
+        <w:tblBorders>
+          <w:top w:val="single" w:color="BBD0DE" w:sz="8"/>
+          <w:left w:val="single" w:color="BBD0DE" w:sz="8"/>
+          <w:bottom w:val="single" w:color="BBD0DE" w:sz="8"/>
+          <w:right w:val="single" w:color="BBD0DE" w:sz="8"/>
+          <w:insideH w:val="single" w:color="auto" w:sz="4"/>
+          <w:insideV w:val="single" w:color="auto" w:sz="4"/>
+        </w:tblBorders>
+      </w:tblPr>
+      <w:tblGrid>
+        <w:gridCol w:w="100"/>
+      </w:tblGrid>
+      <w:tr>
+        <w:tc>
+          <w:tcPr>
+            <w:shd w:fill="EEF4F8" w:color="auto" w:val="clear"/>
+            <w:tcMar>
+              <w:top w:type="dxa" w:w="120"/>
+              <w:left w:type="dxa" w:w="180"/>
+              <w:bottom w:type="dxa" w:w="120"/>
+              <w:right w:type="dxa" w:w="180"/>
+            </w:tcMar>
+          </w:tcPr>
+          <w:p>
+            <w:pPr>
+              <w:spacing w:after="50"/>
+            </w:pPr>
+            <w:r>
+              <w:rPr>
+                <w:i/>
+                <w:iCs/>
+                <w:color w:val="5F6F80"/>
+                <w:sz w:val="19"/>
+                <w:szCs w:val="19"/>
+              </w:rPr>
+              <w:t xml:space="preserve">This model shows the parts of an explanation. It does not answer your writing question.</w:t>
+            </w:r>
+          </w:p>
+          <w:p>
+            <w:pPr>
+              <w:spacing w:after="80"/>
+            </w:pPr>
+            <w:r>
+              <w:rPr>
+                <w:b/>
+                <w:bCs/>
+                <w:color w:val="12355B"/>
+                <w:sz w:val="19"/>
+                <w:szCs w:val="19"/>
+              </w:rPr>
+              <w:t xml:space="preserve">Claim:  </w:t>
+            </w:r>
+            <w:r>
+              <w:rPr>
+                <w:sz w:val="19"/>
+                <w:szCs w:val="19"/>
+              </w:rPr>
+              <w:t xml:space="preserve">3x + 2x combines to 5x, so the two forms are equivalent.</w:t>
+            </w:r>
+          </w:p>
+          <w:p>
+            <w:pPr>
+              <w:spacing w:after="80"/>
+            </w:pPr>
+            <w:r>
+              <w:rPr>
+                <w:b/>
+                <w:bCs/>
+                <w:color w:val="12355B"/>
+                <w:sz w:val="19"/>
+                <w:szCs w:val="19"/>
+              </w:rPr>
+              <w:t xml:space="preserve">Evidence:  </w:t>
+            </w:r>
+            <w:r>
+              <w:rPr>
+                <w:sz w:val="19"/>
+                <w:szCs w:val="19"/>
+              </w:rPr>
+              <w:t xml:space="preserve">Students explain 3x + 2x = 5x (combining like terms), so both equal 5x + 10, and verify by substituting a value like x = 4 to get 30 both ways.</w:t>
+            </w:r>
+          </w:p>
+          <w:p>
+            <w:pPr>
+              <w:spacing w:after="80"/>
+            </w:pPr>
+            <w:r>
+              <w:rPr>
+                <w:b/>
+                <w:bCs/>
+                <w:color w:val="12355B"/>
+                <w:sz w:val="19"/>
+                <w:szCs w:val="19"/>
+              </w:rPr>
+              <w:t xml:space="preserve">Reasoning:  </w:t>
+            </w:r>
+            <w:r>
+              <w:rPr>
+                <w:sz w:val="19"/>
+                <w:szCs w:val="19"/>
+              </w:rPr>
+              <w:t xml:space="preserve">This evidence connects the definition of equivalent to the mathematical claim.</w:t>
+            </w:r>
+          </w:p>
+        </w:tc>
+      </w:tr>
+    </w:tbl>
+    <w:p>
+      <w:pPr>
+        <w:pStyle w:val="Heading2"/>
+        <w:spacing w:after="80" w:before="180"/>
+      </w:pPr>
+      <w:r>
+        <w:rPr>
+          <w:b/>
+          <w:bCs/>
+          <w:color w:val="12355B"/>
+          <w:sz w:val="24"/>
+          <w:szCs w:val="24"/>
+        </w:rPr>
+        <w:t xml:space="preserve">Start</w:t>
+      </w:r>
+      <w:r>
+        <w:rPr>
+          <w:i/>
+          <w:iCs/>
+          <w:color w:val="1FA6A2"/>
+          <w:sz w:val="19"/>
+          <w:szCs w:val="19"/>
+        </w:rPr>
+        <w:t xml:space="preserve">   Most language support</w:t>
+      </w:r>
+    </w:p>
+    <w:p>
+      <w:pPr>
+        <w:spacing w:after="60"/>
+      </w:pPr>
+      <w:r>
+        <w:rPr>
+          <w:color w:val="1A2733"/>
+          <w:sz w:val="21"/>
+          <w:szCs w:val="21"/>
+        </w:rPr>
+        <w:t xml:space="preserve">Complete the frames. Use the word bank.</w:t>
+      </w:r>
+      <w:r>
+        <w:rPr>
+          <w:i/>
+          <w:iCs/>
+          <w:color w:val="5F6F80"/>
+          <w:sz w:val="19"/>
+          <w:szCs w:val="19"/>
+        </w:rPr>
+        <w:br/>
+        <w:t xml:space="preserve">Completa las oraciones. Usa el banco de palabras.</w:t>
+      </w:r>
+    </w:p>
+    <w:p>
+      <w:pPr>
+        <w:spacing w:after="60"/>
+      </w:pPr>
+      <w:r>
+        <w:rPr>
+          <w:color w:val="1A2733"/>
+          <w:sz w:val="21"/>
+          <w:szCs w:val="21"/>
+        </w:rPr>
+        <w:t xml:space="preserve">They are equivalent because distributing 2(n + 4) gives ___.</w:t>
+      </w:r>
+      <w:r>
+        <w:rPr>
+          <w:i/>
+          <w:iCs/>
+          <w:color w:val="5F6F80"/>
+          <w:sz w:val="19"/>
+          <w:szCs w:val="19"/>
+        </w:rPr>
+        <w:br/>
+        <w:t xml:space="preserve">Son equivalentes porque distribuir 2(n + 4) da ___.</w:t>
+      </w:r>
+    </w:p>
+    <w:p>
+      <w:pPr>
+        <w:spacing w:after="60"/>
+      </w:pPr>
+      <w:r>
+        <w:rPr>
+          <w:color w:val="1A2733"/>
+          <w:sz w:val="21"/>
+          <w:szCs w:val="21"/>
+        </w:rPr>
+        <w:t xml:space="preserve">I can also check by substituting n = ___ and getting ___.</w:t>
+      </w:r>
+      <w:r>
+        <w:rPr>
+          <w:i/>
+          <w:iCs/>
+          <w:color w:val="5F6F80"/>
+          <w:sz w:val="19"/>
+          <w:szCs w:val="19"/>
+        </w:rPr>
+        <w:br/>
+        <w:t xml:space="preserve">También puedo comprobar sustituyendo n = ___ y obteniendo ___.</w:t>
+      </w:r>
+    </w:p>
+    <w:tbl>
+      <w:tblPr>
+        <w:tblW w:type="pct" w:w="100%"/>
+        <w:tblBorders>
+          <w:top w:val="single" w:color="C7D2DD" w:sz="6"/>
+          <w:left w:val="single" w:color="C7D2DD" w:sz="6"/>
+          <w:bottom w:val="single" w:color="C7D2DD" w:sz="6"/>
+          <w:right w:val="single" w:color="C7D2DD" w:sz="6"/>
+          <w:insideH w:val="single" w:color="auto" w:sz="4"/>
+          <w:insideV w:val="single" w:color="auto" w:sz="4"/>
+        </w:tblBorders>
+      </w:tblPr>
+      <w:tblGrid>
+        <w:gridCol w:w="100"/>
+      </w:tblGrid>
+      <w:tr>
+        <w:tc>
+          <w:tcPr>
+            <w:shd w:fill="FBF3E2" w:color="auto" w:val="clear"/>
+            <w:tcMar>
+              <w:top w:type="dxa" w:w="60"/>
+              <w:left w:type="dxa" w:w="120"/>
+              <w:bottom w:type="dxa" w:w="60"/>
+              <w:right w:type="dxa" w:w="120"/>
+            </w:tcMar>
+          </w:tcPr>
+          <w:p>
+            <w:pPr>
+              <w:spacing w:after="0" w:line="320"/>
+            </w:pPr>
+            <w:r>
+              <w:t xml:space="preserve"/>
+            </w:r>
+          </w:p>
+          <w:p>
+            <w:pPr>
+              <w:spacing w:after="0" w:line="320"/>
+            </w:pPr>
+            <w:r>
+              <w:t xml:space="preserve"/>
+            </w:r>
+          </w:p>
+          <w:p>
+            <w:pPr>
+              <w:spacing w:after="0" w:line="320"/>
+            </w:pPr>
+            <w:r>
+              <w:t xml:space="preserve"/>
+            </w:r>
+          </w:p>
+        </w:tc>
+      </w:tr>
+    </w:tbl>
+    <w:p>
+      <w:pPr>
+        <w:pStyle w:val="Heading2"/>
+        <w:spacing w:after="80" w:before="180"/>
+      </w:pPr>
+      <w:r>
+        <w:rPr>
+          <w:b/>
+          <w:bCs/>
+          <w:color w:val="12355B"/>
+          <w:sz w:val="24"/>
+          <w:szCs w:val="24"/>
+        </w:rPr>
+        <w:t xml:space="preserve">Build</w:t>
+      </w:r>
+      <w:r>
+        <w:rPr>
+          <w:i/>
+          <w:iCs/>
+          <w:color w:val="B97A12"/>
+          <w:sz w:val="19"/>
+          <w:szCs w:val="19"/>
+        </w:rPr>
+        <w:t xml:space="preserve">   Some language support</w:t>
+      </w:r>
+    </w:p>
+    <w:p>
+      <w:pPr>
+        <w:spacing w:after="60"/>
+      </w:pPr>
+      <w:r>
+        <w:rPr>
+          <w:color w:val="1A2733"/>
+          <w:sz w:val="21"/>
+          <w:szCs w:val="21"/>
+        </w:rPr>
+        <w:t xml:space="preserve">Write two connected sentences. Use because, so, or but.</w:t>
+      </w:r>
+      <w:r>
+        <w:rPr>
+          <w:i/>
+          <w:iCs/>
+          <w:color w:val="5F6F80"/>
+          <w:sz w:val="19"/>
+          <w:szCs w:val="19"/>
+        </w:rPr>
+        <w:br/>
+        <w:t xml:space="preserve">Escribe dos oraciones conectadas. Usa porque, entonces o pero.</w:t>
+      </w:r>
+    </w:p>
+    <w:p>
+      <w:pPr>
+        <w:spacing w:after="60"/>
+      </w:pPr>
+      <w:r>
+        <w:rPr>
+          <w:color w:val="1A2733"/>
+          <w:sz w:val="21"/>
+          <w:szCs w:val="21"/>
+        </w:rPr>
+        <w:t xml:space="preserve">My claim is ___.</w:t>
+      </w:r>
+      <w:r>
+        <w:rPr>
+          <w:i/>
+          <w:iCs/>
+          <w:color w:val="5F6F80"/>
+          <w:sz w:val="19"/>
+          <w:szCs w:val="19"/>
+        </w:rPr>
+        <w:br/>
+        <w:t xml:space="preserve">Mi afirmación es ___.</w:t>
+      </w:r>
+    </w:p>
+    <w:p>
+      <w:pPr>
+        <w:spacing w:after="60"/>
+      </w:pPr>
+      <w:r>
+        <w:rPr>
+          <w:color w:val="1A2733"/>
+          <w:sz w:val="21"/>
+          <w:szCs w:val="21"/>
+        </w:rPr>
+        <w:t xml:space="preserve">I know because ___.</w:t>
+      </w:r>
+      <w:r>
+        <w:rPr>
+          <w:i/>
+          <w:iCs/>
+          <w:color w:val="5F6F80"/>
+          <w:sz w:val="19"/>
+          <w:szCs w:val="19"/>
+        </w:rPr>
+        <w:br/>
+        <w:t xml:space="preserve">Lo sé porque ___.</w:t>
+      </w:r>
+    </w:p>
+    <w:p>
+      <w:pPr>
+        <w:spacing w:after="60"/>
+      </w:pPr>
+      <w:r>
+        <w:rPr>
+          <w:color w:val="1A2733"/>
+          <w:sz w:val="21"/>
+          <w:szCs w:val="21"/>
+        </w:rPr>
+        <w:t xml:space="preserve">So ___.</w:t>
+      </w:r>
+      <w:r>
+        <w:rPr>
+          <w:i/>
+          <w:iCs/>
+          <w:color w:val="5F6F80"/>
+          <w:sz w:val="19"/>
+          <w:szCs w:val="19"/>
+        </w:rPr>
+        <w:br/>
+        <w:t xml:space="preserve">Entonces ___.</w:t>
+      </w:r>
+    </w:p>
+    <w:tbl>
+      <w:tblPr>
+        <w:tblW w:type="pct" w:w="100%"/>
+        <w:tblBorders>
+          <w:top w:val="single" w:color="C7D2DD" w:sz="6"/>
+          <w:left w:val="single" w:color="C7D2DD" w:sz="6"/>
+          <w:bottom w:val="single" w:color="C7D2DD" w:sz="6"/>
+          <w:right w:val="single" w:color="C7D2DD" w:sz="6"/>
+          <w:insideH w:val="single" w:color="auto" w:sz="4"/>
+          <w:insideV w:val="single" w:color="auto" w:sz="4"/>
+        </w:tblBorders>
+      </w:tblPr>
+      <w:tblGrid>
+        <w:gridCol w:w="100"/>
+      </w:tblGrid>
+      <w:tr>
+        <w:tc>
+          <w:tcPr>
+            <w:shd w:fill="FBF3E2" w:color="auto" w:val="clear"/>
+            <w:tcMar>
+              <w:top w:type="dxa" w:w="60"/>
+              <w:left w:type="dxa" w:w="120"/>
+              <w:bottom w:type="dxa" w:w="60"/>
+              <w:right w:type="dxa" w:w="120"/>
+            </w:tcMar>
+          </w:tcPr>
+          <w:p>
+            <w:pPr>
+              <w:spacing w:after="0" w:line="320"/>
+            </w:pPr>
+            <w:r>
+              <w:t xml:space="preserve"/>
+            </w:r>
+          </w:p>
+          <w:p>
+            <w:pPr>
+              <w:spacing w:after="0" w:line="320"/>
+            </w:pPr>
+            <w:r>
+              <w:t xml:space="preserve"/>
+            </w:r>
+          </w:p>
+          <w:p>
+            <w:pPr>
+              <w:spacing w:after="0" w:line="320"/>
+            </w:pPr>
+            <w:r>
+              <w:t xml:space="preserve"/>
+            </w:r>
+          </w:p>
+        </w:tc>
+      </w:tr>
+    </w:tbl>
+    <w:p>
+      <w:pPr>
+        <w:pStyle w:val="Heading2"/>
+        <w:spacing w:after="80" w:before="180"/>
+      </w:pPr>
+      <w:r>
+        <w:rPr>
+          <w:b/>
+          <w:bCs/>
+          <w:color w:val="12355B"/>
+          <w:sz w:val="24"/>
+          <w:szCs w:val="24"/>
+        </w:rPr>
+        <w:t xml:space="preserve">Explain</w:t>
+      </w:r>
+      <w:r>
+        <w:rPr>
+          <w:i/>
+          <w:iCs/>
+          <w:color w:val="B97A12"/>
+          <w:sz w:val="19"/>
+          <w:szCs w:val="19"/>
+        </w:rPr>
+        <w:t xml:space="preserve">   Light language support</w:t>
+      </w:r>
+    </w:p>
+    <w:p>
+      <w:pPr>
+        <w:spacing w:after="60"/>
+      </w:pPr>
+      <w:r>
+        <w:rPr>
+          <w:color w:val="1A2733"/>
+          <w:sz w:val="21"/>
+          <w:szCs w:val="21"/>
+        </w:rPr>
+        <w:t xml:space="preserve">Write a claim, give math evidence, and explain your reasoning.</w:t>
+      </w:r>
+      <w:r>
+        <w:rPr>
+          <w:i/>
+          <w:iCs/>
+          <w:color w:val="5F6F80"/>
+          <w:sz w:val="19"/>
+          <w:szCs w:val="19"/>
+        </w:rPr>
+        <w:br/>
+        <w:t xml:space="preserve">Escribe una afirmación, da evidencia matemática y explica tu razonamiento.</w:t>
+      </w:r>
+    </w:p>
+    <w:p>
+      <w:pPr>
+        <w:spacing w:after="60"/>
+      </w:pPr>
+      <w:r>
+        <w:rPr>
+          <w:color w:val="1A2733"/>
+          <w:sz w:val="21"/>
+          <w:szCs w:val="21"/>
+        </w:rPr>
+        <w:t xml:space="preserve">My claim is ___.</w:t>
+      </w:r>
+      <w:r>
+        <w:rPr>
+          <w:i/>
+          <w:iCs/>
+          <w:color w:val="5F6F80"/>
+          <w:sz w:val="19"/>
+          <w:szCs w:val="19"/>
+        </w:rPr>
+        <w:br/>
+        <w:t xml:space="preserve">Mi afirmación es ___.</w:t>
+      </w:r>
+    </w:p>
+    <w:p>
+      <w:pPr>
+        <w:spacing w:after="60"/>
+      </w:pPr>
+      <w:r>
+        <w:rPr>
+          <w:color w:val="1A2733"/>
+          <w:sz w:val="21"/>
+          <w:szCs w:val="21"/>
+        </w:rPr>
+        <w:t xml:space="preserve">My math evidence is ___.</w:t>
+      </w:r>
+      <w:r>
+        <w:rPr>
+          <w:i/>
+          <w:iCs/>
+          <w:color w:val="5F6F80"/>
+          <w:sz w:val="19"/>
+          <w:szCs w:val="19"/>
+        </w:rPr>
+        <w:br/>
+        <w:t xml:space="preserve">Mi evidencia matemática es ___.</w:t>
+      </w:r>
+    </w:p>
+    <w:p>
+      <w:pPr>
+        <w:spacing w:after="60"/>
+      </w:pPr>
+      <w:r>
+        <w:rPr>
+          <w:color w:val="1A2733"/>
+          <w:sz w:val="21"/>
+          <w:szCs w:val="21"/>
+        </w:rPr>
+        <w:t xml:space="preserve">This proves ___ because ___.</w:t>
+      </w:r>
+      <w:r>
+        <w:rPr>
+          <w:i/>
+          <w:iCs/>
+          <w:color w:val="5F6F80"/>
+          <w:sz w:val="19"/>
+          <w:szCs w:val="19"/>
+        </w:rPr>
+        <w:br/>
+        <w:t xml:space="preserve">Esto demuestra ___ porque ___.</w:t>
+      </w:r>
+    </w:p>
+    <w:tbl>
+      <w:tblPr>
+        <w:tblW w:type="pct" w:w="100%"/>
+        <w:tblBorders>
+          <w:top w:val="single" w:color="C7D2DD" w:sz="6"/>
+          <w:left w:val="single" w:color="C7D2DD" w:sz="6"/>
+          <w:bottom w:val="single" w:color="C7D2DD" w:sz="6"/>
+          <w:right w:val="single" w:color="C7D2DD" w:sz="6"/>
+          <w:insideH w:val="single" w:color="auto" w:sz="4"/>
+          <w:insideV w:val="single" w:color="auto" w:sz="4"/>
+        </w:tblBorders>
+      </w:tblPr>
+      <w:tblGrid>
+        <w:gridCol w:w="100"/>
+      </w:tblGrid>
+      <w:tr>
+        <w:tc>
+          <w:tcPr>
+            <w:shd w:fill="FBF3E2" w:color="auto" w:val="clear"/>
+            <w:tcMar>
+              <w:top w:type="dxa" w:w="60"/>
+              <w:left w:type="dxa" w:w="120"/>
+              <w:bottom w:type="dxa" w:w="60"/>
+              <w:right w:type="dxa" w:w="120"/>
+            </w:tcMar>
+          </w:tcPr>
+          <w:p>
+            <w:pPr>
+              <w:spacing w:after="0" w:line="320"/>
+            </w:pPr>
+            <w:r>
+              <w:t xml:space="preserve"/>
+            </w:r>
+          </w:p>
+          <w:p>
+            <w:pPr>
+              <w:spacing w:after="0" w:line="320"/>
+            </w:pPr>
+            <w:r>
+              <w:t xml:space="preserve"/>
+            </w:r>
+          </w:p>
+          <w:p>
+            <w:pPr>
+              <w:spacing w:after="0" w:line="320"/>
+            </w:pPr>
+            <w:r>
+              <w:t xml:space="preserve"/>
+            </w:r>
+          </w:p>
+          <w:p>
+            <w:pPr>
+              <w:spacing w:after="0" w:line="320"/>
+            </w:pPr>
+            <w:r>
+              <w:t xml:space="preserve"/>
+            </w:r>
+          </w:p>
+          <w:p>
+            <w:pPr>
+              <w:spacing w:after="0" w:line="320"/>
+            </w:pPr>
+            <w:r>
+              <w:t xml:space="preserve"/>
+            </w:r>
+          </w:p>
+        </w:tc>
+      </w:tr>
+    </w:tbl>
+    <w:p>
+      <w:pPr>
+        <w:pStyle w:val="Heading2"/>
+        <w:spacing w:after="80" w:before="180"/>
+      </w:pPr>
+      <w:r>
+        <w:rPr>
+          <w:b/>
+          <w:bCs/>
+          <w:color w:val="12355B"/>
+          <w:sz w:val="24"/>
+          <w:szCs w:val="24"/>
+        </w:rPr>
+        <w:t xml:space="preserve">4. Check Your Explanation</w:t>
+      </w:r>
+      <w:r>
+        <w:rPr>
+          <w:i/>
+          <w:iCs/>
+          <w:color w:val="1FA6A2"/>
+          <w:sz w:val="19"/>
+          <w:szCs w:val="19"/>
+        </w:rPr>
+        <w:t xml:space="preserve">   five quick checks</w:t>
+      </w:r>
+    </w:p>
+    <w:p>
+      <w:pPr>
+        <w:spacing w:after="80"/>
+      </w:pPr>
+      <w:r>
+        <w:rPr>
+          <w:b/>
+          <w:bCs/>
+          <w:color w:val="1FA6A2"/>
+          <w:sz w:val="22"/>
+          <w:szCs w:val="22"/>
+        </w:rPr>
+        <w:t xml:space="preserve">☐  </w:t>
+      </w:r>
+      <w:r>
+        <w:rPr>
+          <w:sz w:val="20"/>
+          <w:szCs w:val="20"/>
+        </w:rPr>
+        <w:t xml:space="preserve">I answered the question.</w:t>
+      </w:r>
+      <w:r>
+        <w:rPr>
+          <w:i/>
+          <w:iCs/>
+          <w:color w:val="5F6F80"/>
+          <w:sz w:val="18"/>
+          <w:szCs w:val="18"/>
+        </w:rPr>
+        <w:br/>
+        <w:t xml:space="preserve">Respondí la pregunta.</w:t>
+      </w:r>
+    </w:p>
+    <w:p>
+      <w:pPr>
+        <w:spacing w:after="80"/>
+      </w:pPr>
+      <w:r>
+        <w:rPr>
+          <w:b/>
+          <w:bCs/>
+          <w:color w:val="1FA6A2"/>
+          <w:sz w:val="22"/>
+          <w:szCs w:val="22"/>
+        </w:rPr>
+        <w:t xml:space="preserve">☐  </w:t>
+      </w:r>
+      <w:r>
+        <w:rPr>
+          <w:sz w:val="20"/>
+          <w:szCs w:val="20"/>
+        </w:rPr>
+        <w:t xml:space="preserve">I used math evidence: numbers, an equation, a model, or a comparison.</w:t>
+      </w:r>
+      <w:r>
+        <w:rPr>
+          <w:i/>
+          <w:iCs/>
+          <w:color w:val="5F6F80"/>
+          <w:sz w:val="18"/>
+          <w:szCs w:val="18"/>
+        </w:rPr>
+        <w:br/>
+        <w:t xml:space="preserve">Usé evidencia matemática: números, una ecuación, un modelo o una comparación.</w:t>
+      </w:r>
+    </w:p>
+    <w:p>
+      <w:pPr>
+        <w:spacing w:after="80"/>
+      </w:pPr>
+      <w:r>
+        <w:rPr>
+          <w:b/>
+          <w:bCs/>
+          <w:color w:val="1FA6A2"/>
+          <w:sz w:val="22"/>
+          <w:szCs w:val="22"/>
+        </w:rPr>
+        <w:t xml:space="preserve">☐  </w:t>
+      </w:r>
+      <w:r>
+        <w:rPr>
+          <w:sz w:val="20"/>
+          <w:szCs w:val="20"/>
+        </w:rPr>
+        <w:t xml:space="preserve">I explained how the evidence proves my answer.</w:t>
+      </w:r>
+      <w:r>
+        <w:rPr>
+          <w:i/>
+          <w:iCs/>
+          <w:color w:val="5F6F80"/>
+          <w:sz w:val="18"/>
+          <w:szCs w:val="18"/>
+        </w:rPr>
+        <w:br/>
+        <w:t xml:space="preserve">Expliqué cómo la evidencia demuestra mi respuesta.</w:t>
+      </w:r>
+    </w:p>
+    <w:p>
+      <w:pPr>
+        <w:spacing w:after="80"/>
+      </w:pPr>
+      <w:r>
+        <w:rPr>
+          <w:b/>
+          <w:bCs/>
+          <w:color w:val="1FA6A2"/>
+          <w:sz w:val="22"/>
+          <w:szCs w:val="22"/>
+        </w:rPr>
+        <w:t xml:space="preserve">☐  </w:t>
+      </w:r>
+      <w:r>
+        <w:rPr>
+          <w:sz w:val="20"/>
+          <w:szCs w:val="20"/>
+        </w:rPr>
+        <w:t xml:space="preserve">I used at least two math words.</w:t>
+      </w:r>
+      <w:r>
+        <w:rPr>
+          <w:i/>
+          <w:iCs/>
+          <w:color w:val="5F6F80"/>
+          <w:sz w:val="18"/>
+          <w:szCs w:val="18"/>
+        </w:rPr>
+        <w:br/>
+        <w:t xml:space="preserve">Usé por lo menos dos palabras matemáticas.</w:t>
+      </w:r>
+    </w:p>
+    <w:p>
+      <w:pPr>
+        <w:spacing w:after="80"/>
+      </w:pPr>
+      <w:r>
+        <w:rPr>
+          <w:b/>
+          <w:bCs/>
+          <w:color w:val="1FA6A2"/>
+          <w:sz w:val="22"/>
+          <w:szCs w:val="22"/>
+        </w:rPr>
+        <w:t xml:space="preserve">☐  </w:t>
+      </w:r>
+      <w:r>
+        <w:rPr>
+          <w:sz w:val="20"/>
+          <w:szCs w:val="20"/>
+        </w:rPr>
+        <w:t xml:space="preserve">I reread complete sentences and punctuation.</w:t>
+      </w:r>
+      <w:r>
+        <w:rPr>
+          <w:i/>
+          <w:iCs/>
+          <w:color w:val="5F6F80"/>
+          <w:sz w:val="18"/>
+          <w:szCs w:val="18"/>
+        </w:rPr>
+        <w:br/>
+        <w:t xml:space="preserve">Volví a leer mis oraciones completas y la puntuación.</w:t>
       </w:r>
     </w:p>
     <w:p>

--- a/lessons/6-6/downloads/6-6-notes.docx
+++ b/lessons/6-6/downloads/6-6-notes.docx
@@ -30,7 +30,7 @@
           <w:sz w:val="44"/>
           <w:szCs w:val="44"/>
         </w:rPr>
-        <w:t xml:space="preserve">Equivalent Expressions</w:t>
+        <w:t xml:space="preserve">Identify Equivalent Algebraic Expressions</w:t>
       </w:r>
     </w:p>
     <w:p>
@@ -351,7 +351,7 @@
                 <w:sz w:val="24"/>
                 <w:szCs w:val="24"/>
               </w:rPr>
-              <w:t xml:space="preserve">Equivalent</w:t>
+              <w:t xml:space="preserve">Equivalent Expressions</w:t>
             </w:r>
             <w:r>
               <w:rPr>
@@ -361,7 +361,7 @@
                 <w:sz w:val="19"/>
                 <w:szCs w:val="19"/>
               </w:rPr>
-              <w:t xml:space="preserve">   Equivalente</w:t>
+              <w:t xml:space="preserve">   Expresiones equivalentes</w:t>
             </w:r>
           </w:p>
           <w:p>
@@ -373,7 +373,7 @@
                 <w:sz w:val="21"/>
                 <w:szCs w:val="21"/>
               </w:rPr>
-              <w:t xml:space="preserve">Expressions that always have the same value.</w:t>
+              <w:t xml:space="preserve">Expressions that look different but have the same value for every allowed variable value.</w:t>
             </w:r>
           </w:p>
           <w:p>
@@ -398,161 +398,7 @@
                 <w:sz w:val="18"/>
                 <w:szCs w:val="18"/>
               </w:rPr>
-              <w:t xml:space="preserve">2x + 4 and 2(x + 2): when x = 3, both = 10; when x = 7, both = 18 — always the same</w:t>
-            </w:r>
-          </w:p>
-        </w:tc>
-      </w:tr>
-    </w:tbl>
-    <w:tbl>
-      <w:tblPr>
-        <w:tblW w:type="pct" w:w="100%"/>
-        <w:tblBorders>
-          <w:top w:val="none" w:color="FFFFFF" w:sz="0"/>
-          <w:left w:val="none" w:color="FFFFFF" w:sz="0"/>
-          <w:bottom w:val="single" w:color="C7D2DD" w:sz="4"/>
-          <w:right w:val="none" w:color="FFFFFF" w:sz="0"/>
-          <w:insideH w:val="none" w:color="FFFFFF" w:sz="0"/>
-          <w:insideV w:val="none" w:color="FFFFFF" w:sz="0"/>
-        </w:tblBorders>
-      </w:tblPr>
-      <w:tblGrid>
-        <w:gridCol w:w="1800"/>
-        <w:gridCol w:w="7560"/>
-      </w:tblGrid>
-      <w:tr>
-        <w:trPr>
-          <w:cantSplit/>
-        </w:trPr>
-        <w:tc>
-          <w:tcPr>
-            <w:tcW w:type="dxa" w:w="1800"/>
-            <w:tcMar>
-              <w:top w:type="dxa" w:w="100"/>
-              <w:left w:type="dxa" w:w="40"/>
-              <w:bottom w:type="dxa" w:w="100"/>
-              <w:right w:type="dxa" w:w="120"/>
-            </w:tcMar>
-            <w:vAlign w:val="center"/>
-          </w:tcPr>
-          <w:p>
-            <w:pPr>
-              <w:spacing w:after="0"/>
-              <w:jc w:val="center"/>
-            </w:pPr>
-            <w:r>
-              <w:drawing>
-                <wp:inline distT="0" distB="0" distL="0" distR="0">
-                  <wp:extent cx="1047750" cy="790575"/>
-                  <wp:effectExtent t="0" r="0" b="0" l="0"/>
-                  <wp:docPr id="1" name="" descr="" title=""/>
-                  <wp:cNvGraphicFramePr>
-                    <a:graphicFrameLocks xmlns:a="http://schemas.openxmlformats.org/drawingml/2006/main" noChangeAspect="1"/>
-                  </wp:cNvGraphicFramePr>
-                  <a:graphic xmlns:a="http://schemas.openxmlformats.org/drawingml/2006/main">
-                    <a:graphicData uri="http://schemas.openxmlformats.org/drawingml/2006/picture">
-                      <pic:pic xmlns:pic="http://schemas.openxmlformats.org/drawingml/2006/picture">
-                        <pic:nvPicPr>
-                          <pic:cNvPr id="0" name="" descr=""/>
-                          <pic:cNvPicPr>
-                            <a:picLocks noChangeAspect="1" noChangeArrowheads="1"/>
-                          </pic:cNvPicPr>
-                        </pic:nvPicPr>
-                        <pic:blipFill>
-                          <a:blip r:embed="rId9" cstate="none"/>
-                          <a:srcRect/>
-                          <a:stretch>
-                            <a:fillRect/>
-                          </a:stretch>
-                        </pic:blipFill>
-                        <pic:spPr bwMode="auto">
-                          <a:xfrm>
-                            <a:off x="0" y="0"/>
-                            <a:ext cx="1047750" cy="790575"/>
-                          </a:xfrm>
-                          <a:prstGeom prst="rect">
-                            <a:avLst/>
-                          </a:prstGeom>
-                        </pic:spPr>
-                      </pic:pic>
-                    </a:graphicData>
-                  </a:graphic>
-                </wp:inline>
-              </w:drawing>
-            </w:r>
-          </w:p>
-        </w:tc>
-        <w:tc>
-          <w:tcPr>
-            <w:tcW w:type="dxa" w:w="7560"/>
-            <w:tcMar>
-              <w:top w:type="dxa" w:w="100"/>
-              <w:left w:type="dxa" w:w="40"/>
-              <w:bottom w:type="dxa" w:w="100"/>
-              <w:right w:type="dxa" w:w="40"/>
-            </w:tcMar>
-            <w:vAlign w:val="center"/>
-          </w:tcPr>
-          <w:p>
-            <w:pPr>
-              <w:spacing w:after="50"/>
-            </w:pPr>
-            <w:r>
-              <w:rPr>
-                <w:b/>
-                <w:bCs/>
-                <w:color w:val="12355B"/>
-                <w:sz w:val="24"/>
-                <w:szCs w:val="24"/>
-              </w:rPr>
-              <w:t xml:space="preserve">Simplify</w:t>
-            </w:r>
-            <w:r>
-              <w:rPr>
-                <w:i/>
-                <w:iCs/>
-                <w:color w:val="5F6F80"/>
-                <w:sz w:val="19"/>
-                <w:szCs w:val="19"/>
-              </w:rPr>
-              <w:t xml:space="preserve">   Simplificar</w:t>
-            </w:r>
-          </w:p>
-          <w:p>
-            <w:pPr>
-              <w:spacing w:after="40"/>
-            </w:pPr>
-            <w:r>
-              <w:rPr>
-                <w:sz w:val="21"/>
-                <w:szCs w:val="21"/>
-              </w:rPr>
-              <w:t xml:space="preserve">To write an expression in a shorter, simpler way.</w:t>
-            </w:r>
-          </w:p>
-          <w:p>
-            <w:pPr>
-              <w:spacing w:after="0"/>
-            </w:pPr>
-            <w:r>
-              <w:rPr>
-                <w:b/>
-                <w:bCs/>
-                <w:color w:val="1FA6A2"/>
-                <w:sz w:val="18"/>
-                <w:szCs w:val="18"/>
-              </w:rPr>
-              <w:t xml:space="preserve">Example:  </w:t>
-            </w:r>
-            <w:r>
-              <w:rPr>
-                <w:i/>
-                <w:iCs/>
-                <w:color w:val="5F6F80"/>
-                <w:sz w:val="18"/>
-                <w:szCs w:val="18"/>
-              </w:rPr>
-              <w:t xml:space="preserve">3x + 2x + 5 simplifies to 5x + 5 — fewer terms, same value</w:t>
+              <w:t xml:space="preserve">2(x + 3) and 2x + 6 are equivalent.</w:t>
             </w:r>
           </w:p>
         </w:tc>
@@ -659,7 +505,7 @@
                 <w:sz w:val="24"/>
                 <w:szCs w:val="24"/>
               </w:rPr>
-              <w:t xml:space="preserve">Like Terms</w:t>
+              <w:t xml:space="preserve">Equivalent</w:t>
             </w:r>
             <w:r>
               <w:rPr>
@@ -669,7 +515,7 @@
                 <w:sz w:val="19"/>
                 <w:szCs w:val="19"/>
               </w:rPr>
-              <w:t xml:space="preserve">   Términos semejantes</w:t>
+              <w:t xml:space="preserve">   Equivalente</w:t>
             </w:r>
           </w:p>
           <w:p>
@@ -681,7 +527,7 @@
                 <w:sz w:val="21"/>
                 <w:szCs w:val="21"/>
               </w:rPr>
-              <w:t xml:space="preserve">Terms with the same letter raised to the same power, like 2x and 5x.</w:t>
+              <w:t xml:space="preserve">Expressions that always have the same value.</w:t>
             </w:r>
           </w:p>
           <w:p>
@@ -706,7 +552,161 @@
                 <w:sz w:val="18"/>
                 <w:szCs w:val="18"/>
               </w:rPr>
-              <w:t xml:space="preserve">3x and 7x are like terms (both x); 3x and 3y are NOT (x vs y); 3x and 3x² are NOT (x vs x²)</w:t>
+              <w:t xml:space="preserve">2x + 4 and 2(x + 2): when x = 3, both = 10; when x = 7, both = 18 — always the same</w:t>
+            </w:r>
+          </w:p>
+        </w:tc>
+      </w:tr>
+    </w:tbl>
+    <w:tbl>
+      <w:tblPr>
+        <w:tblW w:type="pct" w:w="100%"/>
+        <w:tblBorders>
+          <w:top w:val="none" w:color="FFFFFF" w:sz="0"/>
+          <w:left w:val="none" w:color="FFFFFF" w:sz="0"/>
+          <w:bottom w:val="single" w:color="C7D2DD" w:sz="4"/>
+          <w:right w:val="none" w:color="FFFFFF" w:sz="0"/>
+          <w:insideH w:val="none" w:color="FFFFFF" w:sz="0"/>
+          <w:insideV w:val="none" w:color="FFFFFF" w:sz="0"/>
+        </w:tblBorders>
+      </w:tblPr>
+      <w:tblGrid>
+        <w:gridCol w:w="1800"/>
+        <w:gridCol w:w="7560"/>
+      </w:tblGrid>
+      <w:tr>
+        <w:trPr>
+          <w:cantSplit/>
+        </w:trPr>
+        <w:tc>
+          <w:tcPr>
+            <w:tcW w:type="dxa" w:w="1800"/>
+            <w:tcMar>
+              <w:top w:type="dxa" w:w="100"/>
+              <w:left w:type="dxa" w:w="40"/>
+              <w:bottom w:type="dxa" w:w="100"/>
+              <w:right w:type="dxa" w:w="120"/>
+            </w:tcMar>
+            <w:vAlign w:val="center"/>
+          </w:tcPr>
+          <w:p>
+            <w:pPr>
+              <w:spacing w:after="0"/>
+              <w:jc w:val="center"/>
+            </w:pPr>
+            <w:r>
+              <w:drawing>
+                <wp:inline distT="0" distB="0" distL="0" distR="0">
+                  <wp:extent cx="1047750" cy="790575"/>
+                  <wp:effectExtent t="0" r="0" b="0" l="0"/>
+                  <wp:docPr id="1" name="" descr="" title=""/>
+                  <wp:cNvGraphicFramePr>
+                    <a:graphicFrameLocks xmlns:a="http://schemas.openxmlformats.org/drawingml/2006/main" noChangeAspect="1"/>
+                  </wp:cNvGraphicFramePr>
+                  <a:graphic xmlns:a="http://schemas.openxmlformats.org/drawingml/2006/main">
+                    <a:graphicData uri="http://schemas.openxmlformats.org/drawingml/2006/picture">
+                      <pic:pic xmlns:pic="http://schemas.openxmlformats.org/drawingml/2006/picture">
+                        <pic:nvPicPr>
+                          <pic:cNvPr id="0" name="" descr=""/>
+                          <pic:cNvPicPr>
+                            <a:picLocks noChangeAspect="1" noChangeArrowheads="1"/>
+                          </pic:cNvPicPr>
+                        </pic:nvPicPr>
+                        <pic:blipFill>
+                          <a:blip r:embed="rId10" cstate="none"/>
+                          <a:srcRect/>
+                          <a:stretch>
+                            <a:fillRect/>
+                          </a:stretch>
+                        </pic:blipFill>
+                        <pic:spPr bwMode="auto">
+                          <a:xfrm>
+                            <a:off x="0" y="0"/>
+                            <a:ext cx="1047750" cy="790575"/>
+                          </a:xfrm>
+                          <a:prstGeom prst="rect">
+                            <a:avLst/>
+                          </a:prstGeom>
+                        </pic:spPr>
+                      </pic:pic>
+                    </a:graphicData>
+                  </a:graphic>
+                </wp:inline>
+              </w:drawing>
+            </w:r>
+          </w:p>
+        </w:tc>
+        <w:tc>
+          <w:tcPr>
+            <w:tcW w:type="dxa" w:w="7560"/>
+            <w:tcMar>
+              <w:top w:type="dxa" w:w="100"/>
+              <w:left w:type="dxa" w:w="40"/>
+              <w:bottom w:type="dxa" w:w="100"/>
+              <w:right w:type="dxa" w:w="40"/>
+            </w:tcMar>
+            <w:vAlign w:val="center"/>
+          </w:tcPr>
+          <w:p>
+            <w:pPr>
+              <w:spacing w:after="50"/>
+            </w:pPr>
+            <w:r>
+              <w:rPr>
+                <w:b/>
+                <w:bCs/>
+                <w:color w:val="12355B"/>
+                <w:sz w:val="24"/>
+                <w:szCs w:val="24"/>
+              </w:rPr>
+              <w:t xml:space="preserve">Simplify</w:t>
+            </w:r>
+            <w:r>
+              <w:rPr>
+                <w:i/>
+                <w:iCs/>
+                <w:color w:val="5F6F80"/>
+                <w:sz w:val="19"/>
+                <w:szCs w:val="19"/>
+              </w:rPr>
+              <w:t xml:space="preserve">   Simplificar</w:t>
+            </w:r>
+          </w:p>
+          <w:p>
+            <w:pPr>
+              <w:spacing w:after="40"/>
+            </w:pPr>
+            <w:r>
+              <w:rPr>
+                <w:sz w:val="21"/>
+                <w:szCs w:val="21"/>
+              </w:rPr>
+              <w:t xml:space="preserve">To write an expression in a shorter, simpler way.</w:t>
+            </w:r>
+          </w:p>
+          <w:p>
+            <w:pPr>
+              <w:spacing w:after="0"/>
+            </w:pPr>
+            <w:r>
+              <w:rPr>
+                <w:b/>
+                <w:bCs/>
+                <w:color w:val="1FA6A2"/>
+                <w:sz w:val="18"/>
+                <w:szCs w:val="18"/>
+              </w:rPr>
+              <w:t xml:space="preserve">Example:  </w:t>
+            </w:r>
+            <w:r>
+              <w:rPr>
+                <w:i/>
+                <w:iCs/>
+                <w:color w:val="5F6F80"/>
+                <w:sz w:val="18"/>
+                <w:szCs w:val="18"/>
+              </w:rPr>
+              <w:t xml:space="preserve">3x + 2x + 5 simplifies to 5x + 5 — fewer terms, same value</w:t>
             </w:r>
           </w:p>
         </w:tc>
@@ -813,7 +813,7 @@
                 <w:sz w:val="24"/>
                 <w:szCs w:val="24"/>
               </w:rPr>
-              <w:t xml:space="preserve">Combine</w:t>
+              <w:t xml:space="preserve">Like Terms</w:t>
             </w:r>
             <w:r>
               <w:rPr>
@@ -823,7 +823,7 @@
                 <w:sz w:val="19"/>
                 <w:szCs w:val="19"/>
               </w:rPr>
-              <w:t xml:space="preserve">   Combinar</w:t>
+              <w:t xml:space="preserve">   Términos semejantes</w:t>
             </w:r>
           </w:p>
           <w:p>
@@ -835,7 +835,7 @@
                 <w:sz w:val="21"/>
                 <w:szCs w:val="21"/>
               </w:rPr>
-              <w:t xml:space="preserve">To add or subtract terms with the same letter.</w:t>
+              <w:t xml:space="preserve">Terms with the same letter raised to the same power, like 2x and 5x.</w:t>
             </w:r>
           </w:p>
           <w:p>
@@ -860,7 +860,7 @@
                 <w:sz w:val="18"/>
                 <w:szCs w:val="18"/>
               </w:rPr>
-              <w:t xml:space="preserve">4n + 3n = 7n — add the coefficients (4 + 3 = 7) and keep the variable (n)</w:t>
+              <w:t xml:space="preserve">3x and 7x are like terms (both x); 3x and 3y are NOT (x vs y); 3x and 3x² are NOT (x vs x²)</w:t>
             </w:r>
           </w:p>
         </w:tc>
@@ -967,6 +967,160 @@
                 <w:sz w:val="24"/>
                 <w:szCs w:val="24"/>
               </w:rPr>
+              <w:t xml:space="preserve">Combine</w:t>
+            </w:r>
+            <w:r>
+              <w:rPr>
+                <w:i/>
+                <w:iCs/>
+                <w:color w:val="5F6F80"/>
+                <w:sz w:val="19"/>
+                <w:szCs w:val="19"/>
+              </w:rPr>
+              <w:t xml:space="preserve">   Combinar</w:t>
+            </w:r>
+          </w:p>
+          <w:p>
+            <w:pPr>
+              <w:spacing w:after="40"/>
+            </w:pPr>
+            <w:r>
+              <w:rPr>
+                <w:sz w:val="21"/>
+                <w:szCs w:val="21"/>
+              </w:rPr>
+              <w:t xml:space="preserve">To add or subtract terms with the same letter into one.</w:t>
+            </w:r>
+          </w:p>
+          <w:p>
+            <w:pPr>
+              <w:spacing w:after="0"/>
+            </w:pPr>
+            <w:r>
+              <w:rPr>
+                <w:b/>
+                <w:bCs/>
+                <w:color w:val="1FA6A2"/>
+                <w:sz w:val="18"/>
+                <w:szCs w:val="18"/>
+              </w:rPr>
+              <w:t xml:space="preserve">Example:  </w:t>
+            </w:r>
+            <w:r>
+              <w:rPr>
+                <w:i/>
+                <w:iCs/>
+                <w:color w:val="5F6F80"/>
+                <w:sz w:val="18"/>
+                <w:szCs w:val="18"/>
+              </w:rPr>
+              <w:t xml:space="preserve">4n + 3n = 7n — add the coefficients (4 + 3 = 7) and keep the variable (n)</w:t>
+            </w:r>
+          </w:p>
+        </w:tc>
+      </w:tr>
+    </w:tbl>
+    <w:tbl>
+      <w:tblPr>
+        <w:tblW w:type="pct" w:w="100%"/>
+        <w:tblBorders>
+          <w:top w:val="none" w:color="FFFFFF" w:sz="0"/>
+          <w:left w:val="none" w:color="FFFFFF" w:sz="0"/>
+          <w:bottom w:val="single" w:color="C7D2DD" w:sz="4"/>
+          <w:right w:val="none" w:color="FFFFFF" w:sz="0"/>
+          <w:insideH w:val="none" w:color="FFFFFF" w:sz="0"/>
+          <w:insideV w:val="none" w:color="FFFFFF" w:sz="0"/>
+        </w:tblBorders>
+      </w:tblPr>
+      <w:tblGrid>
+        <w:gridCol w:w="1800"/>
+        <w:gridCol w:w="7560"/>
+      </w:tblGrid>
+      <w:tr>
+        <w:trPr>
+          <w:cantSplit/>
+        </w:trPr>
+        <w:tc>
+          <w:tcPr>
+            <w:tcW w:type="dxa" w:w="1800"/>
+            <w:tcMar>
+              <w:top w:type="dxa" w:w="100"/>
+              <w:left w:type="dxa" w:w="40"/>
+              <w:bottom w:type="dxa" w:w="100"/>
+              <w:right w:type="dxa" w:w="120"/>
+            </w:tcMar>
+            <w:vAlign w:val="center"/>
+          </w:tcPr>
+          <w:p>
+            <w:pPr>
+              <w:spacing w:after="0"/>
+              <w:jc w:val="center"/>
+            </w:pPr>
+            <w:r>
+              <w:drawing>
+                <wp:inline distT="0" distB="0" distL="0" distR="0">
+                  <wp:extent cx="1047750" cy="790575"/>
+                  <wp:effectExtent t="0" r="0" b="0" l="0"/>
+                  <wp:docPr id="1" name="" descr="" title=""/>
+                  <wp:cNvGraphicFramePr>
+                    <a:graphicFrameLocks xmlns:a="http://schemas.openxmlformats.org/drawingml/2006/main" noChangeAspect="1"/>
+                  </wp:cNvGraphicFramePr>
+                  <a:graphic xmlns:a="http://schemas.openxmlformats.org/drawingml/2006/main">
+                    <a:graphicData uri="http://schemas.openxmlformats.org/drawingml/2006/picture">
+                      <pic:pic xmlns:pic="http://schemas.openxmlformats.org/drawingml/2006/picture">
+                        <pic:nvPicPr>
+                          <pic:cNvPr id="0" name="" descr=""/>
+                          <pic:cNvPicPr>
+                            <a:picLocks noChangeAspect="1" noChangeArrowheads="1"/>
+                          </pic:cNvPicPr>
+                        </pic:nvPicPr>
+                        <pic:blipFill>
+                          <a:blip r:embed="rId13" cstate="none"/>
+                          <a:srcRect/>
+                          <a:stretch>
+                            <a:fillRect/>
+                          </a:stretch>
+                        </pic:blipFill>
+                        <pic:spPr bwMode="auto">
+                          <a:xfrm>
+                            <a:off x="0" y="0"/>
+                            <a:ext cx="1047750" cy="790575"/>
+                          </a:xfrm>
+                          <a:prstGeom prst="rect">
+                            <a:avLst/>
+                          </a:prstGeom>
+                        </pic:spPr>
+                      </pic:pic>
+                    </a:graphicData>
+                  </a:graphic>
+                </wp:inline>
+              </w:drawing>
+            </w:r>
+          </w:p>
+        </w:tc>
+        <w:tc>
+          <w:tcPr>
+            <w:tcW w:type="dxa" w:w="7560"/>
+            <w:tcMar>
+              <w:top w:type="dxa" w:w="100"/>
+              <w:left w:type="dxa" w:w="40"/>
+              <w:bottom w:type="dxa" w:w="100"/>
+              <w:right w:type="dxa" w:w="40"/>
+            </w:tcMar>
+            <w:vAlign w:val="center"/>
+          </w:tcPr>
+          <w:p>
+            <w:pPr>
+              <w:spacing w:after="50"/>
+            </w:pPr>
+            <w:r>
+              <w:rPr>
+                <w:b/>
+                <w:bCs/>
+                <w:color w:val="12355B"/>
+                <w:sz w:val="24"/>
+                <w:szCs w:val="24"/>
+              </w:rPr>
               <w:t xml:space="preserve">Coefficient</w:t>
             </w:r>
             <w:r>
@@ -1106,7 +1260,7 @@
                 <w:sz w:val="21"/>
                 <w:szCs w:val="21"/>
               </w:rPr>
-              <w:t xml:space="preserve">Equivalent      •      Simplify      •      Like Terms      •      Combine      •      Coefficient</w:t>
+              <w:t xml:space="preserve">Equivalent Expressions      •      Equivalent      •      Simplify      •      Like Terms      •      Combine      •      Coefficient</w:t>
             </w:r>
           </w:p>
         </w:tc>
@@ -1139,7 +1293,7 @@
           <w:sz w:val="22"/>
           <w:szCs w:val="22"/>
         </w:rPr>
-        <w:t xml:space="preserve">__________  —  Expressions that always have the same value.</w:t>
+        <w:t xml:space="preserve">__________  —  Expressions that look different but have the same value for every allowed variable value.</w:t>
       </w:r>
     </w:p>
     <w:p>
@@ -1161,7 +1315,7 @@
           <w:sz w:val="22"/>
           <w:szCs w:val="22"/>
         </w:rPr>
-        <w:t xml:space="preserve">To write an expression in its shortest equal form is to ___ it.</w:t>
+        <w:t xml:space="preserve">__________  —  Expressions that always have the same value.</w:t>
       </w:r>
     </w:p>
     <w:p>
@@ -1183,7 +1337,7 @@
           <w:sz w:val="22"/>
           <w:szCs w:val="22"/>
         </w:rPr>
-        <w:t xml:space="preserve">Terms with the same variable raised to the same power, like 4x and 9x, are ___.</w:t>
+        <w:t xml:space="preserve">To write an expression in its shortest equal form is to ___ it.</w:t>
       </w:r>
     </w:p>
     <w:p>
@@ -1205,7 +1359,7 @@
           <w:sz w:val="22"/>
           <w:szCs w:val="22"/>
         </w:rPr>
-        <w:t xml:space="preserve">To add or subtract like terms into one term is to ___ them.</w:t>
+        <w:t xml:space="preserve">Terms with the same variable raised to the same power, like 4x and 9x, are ___.</w:t>
       </w:r>
     </w:p>
     <w:p>
@@ -1221,6 +1375,28 @@
           <w:szCs w:val="22"/>
         </w:rPr>
         <w:t xml:space="preserve">5.  </w:t>
+      </w:r>
+      <w:r>
+        <w:rPr>
+          <w:sz w:val="22"/>
+          <w:szCs w:val="22"/>
+        </w:rPr>
+        <w:t xml:space="preserve">To add or subtract like terms into one term is to ___ them.</w:t>
+      </w:r>
+    </w:p>
+    <w:p>
+      <w:pPr>
+        <w:spacing w:after="120" w:before="80"/>
+      </w:pPr>
+      <w:r>
+        <w:rPr>
+          <w:b/>
+          <w:bCs/>
+          <w:color w:val="12355B"/>
+          <w:sz w:val="22"/>
+          <w:szCs w:val="22"/>
+        </w:rPr>
+        <w:t xml:space="preserve">6.  </w:t>
       </w:r>
       <w:r>
         <w:rPr>
@@ -1327,7 +1503,7 @@
                 <w:sz w:val="21"/>
                 <w:szCs w:val="21"/>
               </w:rPr>
-              <w:t xml:space="preserve">How can you prove 2(n + 4) and 2n + 8 are equivalent? What two strategies could you use?</w:t>
+              <w:t xml:space="preserve">Are these expressions equivalent? How can you prove it?</w:t>
             </w:r>
           </w:p>
           <w:p>
@@ -1414,14 +1590,14 @@
           <w:sz w:val="20"/>
           <w:szCs w:val="20"/>
         </w:rPr>
-        <w:t xml:space="preserve">Equivalent — </w:t>
+        <w:t xml:space="preserve">Equivalent Expressions — </w:t>
       </w:r>
       <w:r>
         <w:rPr>
           <w:sz w:val="20"/>
           <w:szCs w:val="20"/>
         </w:rPr>
-        <w:t xml:space="preserve">Expressions that always have the same value.</w:t>
+        <w:t xml:space="preserve">Expressions that look different but have the same value for every allowed variable value.</w:t>
       </w:r>
       <w:r>
         <w:rPr>
@@ -1432,7 +1608,7 @@
           <w:szCs w:val="18"/>
         </w:rPr>
         <w:br/>
-        <w:t xml:space="preserve">Equivalente — Expresiones que siempre tienen el mismo valor.</w:t>
+        <w:t xml:space="preserve">Expresiones equivalentes — Expresiones que se ven diferentes pero tienen el mismo valor para cada valor permitido de la variable.</w:t>
       </w:r>
     </w:p>
     <w:p>
@@ -1457,14 +1633,14 @@
           <w:sz w:val="20"/>
           <w:szCs w:val="20"/>
         </w:rPr>
-        <w:t xml:space="preserve">Simplify — </w:t>
+        <w:t xml:space="preserve">Equivalent — </w:t>
       </w:r>
       <w:r>
         <w:rPr>
           <w:sz w:val="20"/>
           <w:szCs w:val="20"/>
         </w:rPr>
-        <w:t xml:space="preserve">To write an expression in a shorter, simpler way.</w:t>
+        <w:t xml:space="preserve">Expressions that always have the same value.</w:t>
       </w:r>
       <w:r>
         <w:rPr>
@@ -1475,7 +1651,7 @@
           <w:szCs w:val="18"/>
         </w:rPr>
         <w:br/>
-        <w:t xml:space="preserve">Simplificar — Escribir una expresión de forma más corta y simple.</w:t>
+        <w:t xml:space="preserve">Equivalente — Expresiones que siempre tienen el mismo valor.</w:t>
       </w:r>
     </w:p>
     <w:p>
@@ -1500,14 +1676,14 @@
           <w:sz w:val="20"/>
           <w:szCs w:val="20"/>
         </w:rPr>
-        <w:t xml:space="preserve">Like Terms — </w:t>
+        <w:t xml:space="preserve">Simplify — </w:t>
       </w:r>
       <w:r>
         <w:rPr>
           <w:sz w:val="20"/>
           <w:szCs w:val="20"/>
         </w:rPr>
-        <w:t xml:space="preserve">Terms with the same letter raised to the same power, like 2x and 5x.</w:t>
+        <w:t xml:space="preserve">To write an expression in a shorter, simpler way.</w:t>
       </w:r>
       <w:r>
         <w:rPr>
@@ -1518,7 +1694,7 @@
           <w:szCs w:val="18"/>
         </w:rPr>
         <w:br/>
-        <w:t xml:space="preserve">Términos semejantes — Términos con la misma letra elevada a la misma potencia, como 2x y 5x.</w:t>
+        <w:t xml:space="preserve">Simplificar — Escribir una expresión de forma más corta y simple.</w:t>
       </w:r>
     </w:p>
     <w:p>
@@ -1543,14 +1719,14 @@
           <w:sz w:val="20"/>
           <w:szCs w:val="20"/>
         </w:rPr>
-        <w:t xml:space="preserve">Combine — </w:t>
+        <w:t xml:space="preserve">Like Terms — </w:t>
       </w:r>
       <w:r>
         <w:rPr>
           <w:sz w:val="20"/>
           <w:szCs w:val="20"/>
         </w:rPr>
-        <w:t xml:space="preserve">To add or subtract terms with the same letter.</w:t>
+        <w:t xml:space="preserve">Terms with the same letter raised to the same power, like 2x and 5x.</w:t>
       </w:r>
       <w:r>
         <w:rPr>
@@ -1561,7 +1737,7 @@
           <w:szCs w:val="18"/>
         </w:rPr>
         <w:br/>
-        <w:t xml:space="preserve">Combinar — Sumar o restar términos con la misma letra.</w:t>
+        <w:t xml:space="preserve">Términos semejantes — Términos con la misma letra elevada a la misma potencia, como 2x y 5x.</w:t>
       </w:r>
     </w:p>
     <w:p>
@@ -1586,14 +1762,14 @@
           <w:sz w:val="20"/>
           <w:szCs w:val="20"/>
         </w:rPr>
-        <w:t xml:space="preserve">Coefficient — </w:t>
+        <w:t xml:space="preserve">Combine — </w:t>
       </w:r>
       <w:r>
         <w:rPr>
           <w:sz w:val="20"/>
           <w:szCs w:val="20"/>
         </w:rPr>
-        <w:t xml:space="preserve">The number in front of a letter, like the 3 in 3x.</w:t>
+        <w:t xml:space="preserve">To add or subtract terms with the same letter into one.</w:t>
       </w:r>
       <w:r>
         <w:rPr>
@@ -1604,7 +1780,7 @@
           <w:szCs w:val="18"/>
         </w:rPr>
         <w:br/>
-        <w:t xml:space="preserve">Coeficiente — El número frente a una letra, como el 3 en 3x.</w:t>
+        <w:t xml:space="preserve">Combinar — Sumar o restar términos con la misma letra en uno solo.</w:t>
       </w:r>
     </w:p>
     <w:tbl>
@@ -1665,7 +1841,7 @@
                 <w:sz w:val="21"/>
                 <w:szCs w:val="21"/>
               </w:rPr>
-              <w:t xml:space="preserve">They are equivalent because distributing 2(n + 4) gives ___.</w:t>
+              <w:t xml:space="preserve">The expressions ___ equivalent because when I simplify 4h + 2h + 30, I get ___. I can prove it by substituting h = ___: both expressions equal ___.</w:t>
             </w:r>
             <w:r>
               <w:rPr>
@@ -1676,7 +1852,7 @@
                 <w:szCs w:val="19"/>
               </w:rPr>
               <w:br/>
-              <w:t xml:space="preserve">Son equivalentes porque distribuir 2(n + 4) da ___.</w:t>
+              <w:t xml:space="preserve">Di tu respuesta primero: Mi respuesta es ___ porque ___.</w:t>
             </w:r>
           </w:p>
         </w:tc>
@@ -1878,7 +2054,20 @@
           <w:sz w:val="21"/>
           <w:szCs w:val="21"/>
         </w:rPr>
-        <w:t xml:space="preserve">They are equivalent because distributing 2(n + 4) gives ___.</w:t>
+        <w:t xml:space="preserve">The expressions ___ equivalent because when I simplify 4h + 2h + 30, I get ___. I can prove it by substituting h = ___: both expressions equal ___.</w:t>
+      </w:r>
+    </w:p>
+    <w:p>
+      <w:pPr>
+        <w:spacing w:after="60"/>
+      </w:pPr>
+      <w:r>
+        <w:rPr>
+          <w:color w:val="1A2733"/>
+          <w:sz w:val="21"/>
+          <w:szCs w:val="21"/>
+        </w:rPr>
+        <w:t xml:space="preserve">My answer is ___.</w:t>
       </w:r>
       <w:r>
         <w:rPr>
@@ -1889,31 +2078,7 @@
           <w:szCs w:val="19"/>
         </w:rPr>
         <w:br/>
-        <w:t xml:space="preserve">Son equivalentes porque distribuir 2(n + 4) da ___.</w:t>
-      </w:r>
-    </w:p>
-    <w:p>
-      <w:pPr>
-        <w:spacing w:after="60"/>
-      </w:pPr>
-      <w:r>
-        <w:rPr>
-          <w:color w:val="1A2733"/>
-          <w:sz w:val="21"/>
-          <w:szCs w:val="21"/>
-        </w:rPr>
-        <w:t xml:space="preserve">I can also check by substituting n = ___ and getting ___.</w:t>
-      </w:r>
-      <w:r>
-        <w:rPr>
-          <w:i/>
-          <w:iCs/>
-          <w:color w:val="5F6F80"/>
-          <w:sz w:val="19"/>
-          <w:szCs w:val="19"/>
-        </w:rPr>
-        <w:br/>
-        <w:t xml:space="preserve">También puedo comprobar sustituyendo n = ___ y obteniendo ___.</w:t>
+        <w:t xml:space="preserve">Mi respuesta es ___.</w:t>
       </w:r>
     </w:p>
     <w:tbl>
@@ -4251,7 +4416,7 @@
         <w:sz w:val="16"/>
         <w:szCs w:val="16"/>
       </w:rPr>
-      <w:t xml:space="preserve">Unit 6  ·  Lesson 6  ·  Equivalent Expressions</w:t>
+      <w:t xml:space="preserve">Unit 6  ·  Lesson 6  ·  Identify Equivalent Algebraic Expressions</w:t>
     </w:r>
   </w:p>
 </w:hdr>

--- a/lessons/6-6/downloads/6-6-notes.docx
+++ b/lessons/6-6/downloads/6-6-notes.docx
@@ -1293,7 +1293,7 @@
           <w:sz w:val="22"/>
           <w:szCs w:val="22"/>
         </w:rPr>
-        <w:t xml:space="preserve">__________  —  Expressions that look different but have the same value for every allowed variable value.</w:t>
+        <w:t xml:space="preserve">Expressions with the same value for ___ allowed number are equivalent.</w:t>
       </w:r>
     </w:p>
     <w:p>
@@ -1315,7 +1315,7 @@
           <w:sz w:val="22"/>
           <w:szCs w:val="22"/>
         </w:rPr>
-        <w:t xml:space="preserve">__________  —  Expressions that always have the same value.</w:t>
+        <w:t xml:space="preserve">Expressions that always have the same value are ___.</w:t>
       </w:r>
     </w:p>
     <w:p>

--- a/lessons/6-6/downloads/6-6-notes.docx
+++ b/lessons/6-6/downloads/6-6-notes.docx
@@ -219,10 +219,12 @@
     <w:p>
       <w:pPr>
         <w:pStyle w:val="Heading1"/>
+        <w:keepNext/>
+        <w:keepLines/>
         <w:pBdr>
           <w:bottom w:val="single" w:color="1FA6A2" w:sz="14" w:space="6"/>
         </w:pBdr>
-        <w:spacing w:after="140" w:before="260"/>
+        <w:spacing w:after="140" w:before="300"/>
       </w:pPr>
       <w:r>
         <w:rPr>
@@ -1177,10 +1179,12 @@
     <w:p>
       <w:pPr>
         <w:pStyle w:val="Heading1"/>
+        <w:keepNext/>
+        <w:keepLines/>
         <w:pBdr>
           <w:bottom w:val="single" w:color="1FA6A2" w:sz="14" w:space="6"/>
         </w:pBdr>
-        <w:spacing w:after="140" w:before="260"/>
+        <w:spacing w:after="140" w:before="300"/>
       </w:pPr>
       <w:r>
         <w:rPr>
@@ -1276,7 +1280,8 @@
     </w:p>
     <w:p>
       <w:pPr>
-        <w:spacing w:after="120" w:before="80"/>
+        <w:keepLines/>
+        <w:spacing w:after="260" w:before="200"/>
       </w:pPr>
       <w:r>
         <w:rPr>
@@ -1293,34 +1298,27 @@
           <w:sz w:val="22"/>
           <w:szCs w:val="22"/>
         </w:rPr>
-        <w:t xml:space="preserve">Expressions with the same value for ___ allowed number are equivalent.</w:t>
-      </w:r>
-    </w:p>
-    <w:p>
-      <w:pPr>
-        <w:spacing w:after="120" w:before="80"/>
-      </w:pPr>
-      <w:r>
-        <w:rPr>
-          <w:b/>
-          <w:bCs/>
-          <w:color w:val="12355B"/>
+        <w:t xml:space="preserve">Expressions with the same value for </w:t>
+      </w:r>
+      <w:r>
+        <w:rPr>
           <w:sz w:val="22"/>
           <w:szCs w:val="22"/>
         </w:rPr>
-        <w:t xml:space="preserve">2.  </w:t>
+        <w:t xml:space="preserve">________________</w:t>
       </w:r>
       <w:r>
         <w:rPr>
           <w:sz w:val="22"/>
           <w:szCs w:val="22"/>
         </w:rPr>
-        <w:t xml:space="preserve">Expressions that always have the same value are ___.</w:t>
-      </w:r>
-    </w:p>
-    <w:p>
-      <w:pPr>
-        <w:spacing w:after="120" w:before="80"/>
+        <w:t xml:space="preserve"> allowed number are equivalent.</w:t>
+      </w:r>
+    </w:p>
+    <w:p>
+      <w:pPr>
+        <w:keepLines/>
+        <w:spacing w:after="260" w:before="200"/>
       </w:pPr>
       <w:r>
         <w:rPr>
@@ -1330,41 +1328,34 @@
           <w:sz w:val="22"/>
           <w:szCs w:val="22"/>
         </w:rPr>
-        <w:t xml:space="preserve">3.  </w:t>
+        <w:t xml:space="preserve">2.  </w:t>
       </w:r>
       <w:r>
         <w:rPr>
           <w:sz w:val="22"/>
           <w:szCs w:val="22"/>
         </w:rPr>
-        <w:t xml:space="preserve">To write an expression in its shortest equal form is to ___ it.</w:t>
-      </w:r>
-    </w:p>
-    <w:p>
-      <w:pPr>
-        <w:spacing w:after="120" w:before="80"/>
-      </w:pPr>
-      <w:r>
-        <w:rPr>
-          <w:b/>
-          <w:bCs/>
-          <w:color w:val="12355B"/>
+        <w:t xml:space="preserve">Expressions that always have the same value are </w:t>
+      </w:r>
+      <w:r>
+        <w:rPr>
           <w:sz w:val="22"/>
           <w:szCs w:val="22"/>
         </w:rPr>
-        <w:t xml:space="preserve">4.  </w:t>
+        <w:t xml:space="preserve">________________</w:t>
       </w:r>
       <w:r>
         <w:rPr>
           <w:sz w:val="22"/>
           <w:szCs w:val="22"/>
         </w:rPr>
-        <w:t xml:space="preserve">Terms with the same variable raised to the same power, like 4x and 9x, are ___.</w:t>
-      </w:r>
-    </w:p>
-    <w:p>
-      <w:pPr>
-        <w:spacing w:after="120" w:before="80"/>
+        <w:t xml:space="preserve">.</w:t>
+      </w:r>
+    </w:p>
+    <w:p>
+      <w:pPr>
+        <w:keepLines/>
+        <w:spacing w:after="260" w:before="200"/>
       </w:pPr>
       <w:r>
         <w:rPr>
@@ -1374,46 +1365,150 @@
           <w:sz w:val="22"/>
           <w:szCs w:val="22"/>
         </w:rPr>
-        <w:t xml:space="preserve">5.  </w:t>
+        <w:t xml:space="preserve">3.  </w:t>
       </w:r>
       <w:r>
         <w:rPr>
           <w:sz w:val="22"/>
           <w:szCs w:val="22"/>
         </w:rPr>
-        <w:t xml:space="preserve">To add or subtract like terms into one term is to ___ them.</w:t>
-      </w:r>
-    </w:p>
-    <w:p>
-      <w:pPr>
-        <w:spacing w:after="120" w:before="80"/>
-      </w:pPr>
-      <w:r>
-        <w:rPr>
-          <w:b/>
-          <w:bCs/>
-          <w:color w:val="12355B"/>
+        <w:t xml:space="preserve">To write an expression in its shortest equal form is to </w:t>
+      </w:r>
+      <w:r>
+        <w:rPr>
           <w:sz w:val="22"/>
           <w:szCs w:val="22"/>
         </w:rPr>
-        <w:t xml:space="preserve">6.  </w:t>
+        <w:t xml:space="preserve">________________</w:t>
       </w:r>
       <w:r>
         <w:rPr>
           <w:sz w:val="22"/>
           <w:szCs w:val="22"/>
         </w:rPr>
-        <w:t xml:space="preserve">A number multiplied by a variable is a ___.</w:t>
+        <w:t xml:space="preserve"> it.</w:t>
+      </w:r>
+    </w:p>
+    <w:p>
+      <w:pPr>
+        <w:keepLines/>
+        <w:spacing w:after="260" w:before="200"/>
+      </w:pPr>
+      <w:r>
+        <w:rPr>
+          <w:b/>
+          <w:bCs/>
+          <w:color w:val="12355B"/>
+          <w:sz w:val="22"/>
+          <w:szCs w:val="22"/>
+        </w:rPr>
+        <w:t xml:space="preserve">4.  </w:t>
+      </w:r>
+      <w:r>
+        <w:rPr>
+          <w:sz w:val="22"/>
+          <w:szCs w:val="22"/>
+        </w:rPr>
+        <w:t xml:space="preserve">Terms with the same variable raised to the same power, like 4x and 9x, are </w:t>
+      </w:r>
+      <w:r>
+        <w:rPr>
+          <w:sz w:val="22"/>
+          <w:szCs w:val="22"/>
+        </w:rPr>
+        <w:t xml:space="preserve">________________</w:t>
+      </w:r>
+      <w:r>
+        <w:rPr>
+          <w:sz w:val="22"/>
+          <w:szCs w:val="22"/>
+        </w:rPr>
+        <w:t xml:space="preserve">.</w:t>
+      </w:r>
+    </w:p>
+    <w:p>
+      <w:pPr>
+        <w:keepLines/>
+        <w:spacing w:after="260" w:before="200"/>
+      </w:pPr>
+      <w:r>
+        <w:rPr>
+          <w:b/>
+          <w:bCs/>
+          <w:color w:val="12355B"/>
+          <w:sz w:val="22"/>
+          <w:szCs w:val="22"/>
+        </w:rPr>
+        <w:t xml:space="preserve">5.  </w:t>
+      </w:r>
+      <w:r>
+        <w:rPr>
+          <w:sz w:val="22"/>
+          <w:szCs w:val="22"/>
+        </w:rPr>
+        <w:t xml:space="preserve">To add or subtract like terms into one term is to </w:t>
+      </w:r>
+      <w:r>
+        <w:rPr>
+          <w:sz w:val="22"/>
+          <w:szCs w:val="22"/>
+        </w:rPr>
+        <w:t xml:space="preserve">________________</w:t>
+      </w:r>
+      <w:r>
+        <w:rPr>
+          <w:sz w:val="22"/>
+          <w:szCs w:val="22"/>
+        </w:rPr>
+        <w:t xml:space="preserve"> them.</w:t>
+      </w:r>
+    </w:p>
+    <w:p>
+      <w:pPr>
+        <w:keepLines/>
+        <w:spacing w:after="260" w:before="200"/>
+      </w:pPr>
+      <w:r>
+        <w:rPr>
+          <w:b/>
+          <w:bCs/>
+          <w:color w:val="12355B"/>
+          <w:sz w:val="22"/>
+          <w:szCs w:val="22"/>
+        </w:rPr>
+        <w:t xml:space="preserve">6.  </w:t>
+      </w:r>
+      <w:r>
+        <w:rPr>
+          <w:sz w:val="22"/>
+          <w:szCs w:val="22"/>
+        </w:rPr>
+        <w:t xml:space="preserve">A number multiplied by a variable is a </w:t>
+      </w:r>
+      <w:r>
+        <w:rPr>
+          <w:sz w:val="22"/>
+          <w:szCs w:val="22"/>
+        </w:rPr>
+        <w:t xml:space="preserve">________________</w:t>
+      </w:r>
+      <w:r>
+        <w:rPr>
+          <w:sz w:val="22"/>
+          <w:szCs w:val="22"/>
+        </w:rPr>
+        <w:t xml:space="preserve">.</w:t>
       </w:r>
     </w:p>
     <w:p>
       <w:pPr>
         <w:pStyle w:val="Heading1"/>
-        <w:pageBreakBefore/>
+        <w:keepNext/>
+        <w:keepLines/>
         <w:pBdr>
           <w:bottom w:val="single" w:color="1FA6A2" w:sz="14" w:space="6"/>
         </w:pBdr>
-        <w:spacing w:after="140" w:before="0"/>
+        <w:spacing w:after="140" w:before="300"/>
       </w:pPr>
       <w:r>
         <w:rPr>
@@ -2694,11 +2789,12 @@
     <w:p>
       <w:pPr>
         <w:pStyle w:val="Heading1"/>
-        <w:pageBreakBefore/>
+        <w:keepNext/>
+        <w:keepLines/>
         <w:pBdr>
           <w:bottom w:val="single" w:color="1FA6A2" w:sz="14" w:space="6"/>
         </w:pBdr>
-        <w:spacing w:after="140" w:before="0"/>
+        <w:spacing w:after="140" w:before="300"/>
       </w:pPr>
       <w:r>
         <w:rPr>
@@ -3053,11 +3149,12 @@
     <w:p>
       <w:pPr>
         <w:pStyle w:val="Heading1"/>
-        <w:pageBreakBefore/>
+        <w:keepNext/>
+        <w:keepLines/>
         <w:pBdr>
           <w:bottom w:val="single" w:color="1FA6A2" w:sz="14" w:space="6"/>
         </w:pBdr>
-        <w:spacing w:after="140" w:before="0"/>
+        <w:spacing w:after="140" w:before="300"/>
       </w:pPr>
       <w:r>
         <w:rPr>
@@ -3778,11 +3875,12 @@
     <w:p>
       <w:pPr>
         <w:pStyle w:val="Heading1"/>
-        <w:pageBreakBefore/>
+        <w:keepNext/>
+        <w:keepLines/>
         <w:pBdr>
           <w:bottom w:val="single" w:color="1FA6A2" w:sz="14" w:space="6"/>
         </w:pBdr>
-        <w:spacing w:after="140" w:before="0"/>
+        <w:spacing w:after="140" w:before="300"/>
       </w:pPr>
       <w:r>
         <w:rPr>
@@ -4125,11 +4223,12 @@
     <w:p>
       <w:pPr>
         <w:pStyle w:val="Heading1"/>
-        <w:pageBreakBefore/>
+        <w:keepNext/>
+        <w:keepLines/>
         <w:pBdr>
           <w:bottom w:val="single" w:color="1FA6A2" w:sz="14" w:space="6"/>
         </w:pBdr>
-        <w:spacing w:after="140" w:before="0"/>
+        <w:spacing w:after="140" w:before="300"/>
       </w:pPr>
       <w:r>
         <w:rPr>

--- a/lessons/6-6/downloads/6-6-notes.docx
+++ b/lessons/6-6/downloads/6-6-notes.docx
@@ -683,7 +683,7 @@
                 <w:sz w:val="21"/>
                 <w:szCs w:val="21"/>
               </w:rPr>
-              <w:t xml:space="preserve">To write an expression in a shorter, simpler way.</w:t>
+              <w:t xml:space="preserve">To rewrite an expression in a shorter form that is still equal to the original.</w:t>
             </w:r>
           </w:p>
           <w:p>
@@ -1372,7 +1372,7 @@
           <w:sz w:val="22"/>
           <w:szCs w:val="22"/>
         </w:rPr>
-        <w:t xml:space="preserve">To write an expression in its shortest equal form is to </w:t>
+        <w:t xml:space="preserve">Rewriting an expression in a shorter form that is still equal to it is to </w:t>
       </w:r>
       <w:r>
         <w:rPr>
@@ -1519,47 +1519,6 @@
           <w:szCs w:val="30"/>
         </w:rPr>
         <w:t xml:space="preserve">Write About the Math</w:t>
-      </w:r>
-    </w:p>
-    <w:p>
-      <w:pPr>
-        <w:spacing w:after="100"/>
-      </w:pPr>
-      <w:r>
-        <w:rPr>
-          <w:i/>
-          <w:iCs/>
-          <w:color w:val="5F6F80"/>
-          <w:sz w:val="19"/>
-          <w:szCs w:val="19"/>
-        </w:rPr>
-        <w:t xml:space="preserve">Use the support level you need. Every level answers the same math question.</w:t>
-      </w:r>
-    </w:p>
-    <w:p>
-      <w:pPr>
-        <w:pStyle w:val="Heading2"/>
-        <w:spacing w:after="80" w:before="180"/>
-      </w:pPr>
-      <w:r>
-        <w:rPr>
-          <w:b/>
-          <w:bCs/>
-          <w:color w:val="12355B"/>
-          <w:sz w:val="24"/>
-          <w:szCs w:val="24"/>
-        </w:rPr>
-        <w:t xml:space="preserve">1. Understand the Question</w:t>
-      </w:r>
-      <w:r>
-        <w:rPr>
-          <w:i/>
-          <w:iCs/>
-          <w:color w:val="B97A12"/>
-          <w:sz w:val="19"/>
-          <w:szCs w:val="19"/>
-        </w:rPr>
-        <w:t xml:space="preserve">   justify</w:t>
       </w:r>
     </w:p>
     <w:tbl>
@@ -1600,38 +1559,16 @@
               </w:rPr>
               <w:t xml:space="preserve">Are these expressions equivalent? How can you prove it?</w:t>
             </w:r>
-          </w:p>
-          <w:p>
-            <w:pPr>
-              <w:spacing w:after="0"/>
-            </w:pPr>
-            <w:r>
-              <w:rPr>
-                <w:b/>
-                <w:bCs/>
-                <w:color w:val="12355B"/>
-                <w:sz w:val="20"/>
-                <w:szCs w:val="20"/>
-              </w:rPr>
-              <w:t xml:space="preserve">Your job:  </w:t>
-            </w:r>
-            <w:r>
-              <w:rPr>
-                <w:sz w:val="20"/>
-                <w:szCs w:val="20"/>
-              </w:rPr>
-              <w:t xml:space="preserve">Answer the question. Use math evidence. Explain how the evidence proves your answer.</w:t>
-            </w:r>
             <w:r>
               <w:rPr>
                 <w:i/>
                 <w:iCs/>
                 <w:color w:val="5F6F80"/>
-                <w:sz w:val="18"/>
-                <w:szCs w:val="18"/>
+                <w:sz w:val="19"/>
+                <w:szCs w:val="19"/>
               </w:rPr>
               <w:br/>
-              <w:t xml:space="preserve">Responde la pregunta. Usa evidencia matemática. Explica cómo la evidencia demuestra tu respuesta.</w:t>
+              <w:t xml:space="preserve">¿Estas expresiones son equivalentes? ¿Cómo lo puedes probar?</w:t>
             </w:r>
           </w:p>
         </w:tc>
@@ -1639,33 +1576,22 @@
     </w:tbl>
     <w:p>
       <w:pPr>
-        <w:pStyle w:val="Heading2"/>
-        <w:spacing w:after="80" w:before="180"/>
-      </w:pPr>
-      <w:r>
-        <w:rPr>
-          <w:b/>
-          <w:bCs/>
-          <w:color w:val="12355B"/>
-          <w:sz w:val="24"/>
-          <w:szCs w:val="24"/>
-        </w:rPr>
-        <w:t xml:space="preserve">2. Plan Your Math Words</w:t>
-      </w:r>
+        <w:spacing w:after="100"/>
+      </w:pPr>
       <w:r>
         <w:rPr>
           <w:i/>
           <w:iCs/>
-          <w:color w:val="1FA6A2"/>
+          <w:color w:val="5F6F80"/>
           <w:sz w:val="19"/>
           <w:szCs w:val="19"/>
         </w:rPr>
-        <w:t xml:space="preserve">   check at least two</w:t>
-      </w:r>
-    </w:p>
-    <w:p>
-      <w:pPr>
-        <w:spacing w:after="60"/>
+        <w:t xml:space="preserve">Say your answer to a partner first. Then write it, using at least two of these words:</w:t>
+      </w:r>
+    </w:p>
+    <w:p>
+      <w:pPr>
+        <w:spacing w:after="40"/>
       </w:pPr>
       <w:r>
         <w:rPr>
@@ -1685,14 +1611,7 @@
           <w:sz w:val="20"/>
           <w:szCs w:val="20"/>
         </w:rPr>
-        <w:t xml:space="preserve">Equivalent Expressions — </w:t>
-      </w:r>
-      <w:r>
-        <w:rPr>
-          <w:sz w:val="20"/>
-          <w:szCs w:val="20"/>
-        </w:rPr>
-        <w:t xml:space="preserve">Expressions that look different but have the same value for every allowed variable value.</w:t>
+        <w:t xml:space="preserve">Equivalent Expressions</w:t>
       </w:r>
       <w:r>
         <w:rPr>
@@ -1702,13 +1621,12 @@
           <w:sz w:val="18"/>
           <w:szCs w:val="18"/>
         </w:rPr>
-        <w:br/>
-        <w:t xml:space="preserve">Expresiones equivalentes — Expresiones que se ven diferentes pero tienen el mismo valor para cada valor permitido de la variable.</w:t>
-      </w:r>
-    </w:p>
-    <w:p>
-      <w:pPr>
-        <w:spacing w:after="60"/>
+        <w:t xml:space="preserve">  ·  Expresiones equivalentes</w:t>
+      </w:r>
+    </w:p>
+    <w:p>
+      <w:pPr>
+        <w:spacing w:after="40"/>
       </w:pPr>
       <w:r>
         <w:rPr>
@@ -1728,14 +1646,7 @@
           <w:sz w:val="20"/>
           <w:szCs w:val="20"/>
         </w:rPr>
-        <w:t xml:space="preserve">Equivalent — </w:t>
-      </w:r>
-      <w:r>
-        <w:rPr>
-          <w:sz w:val="20"/>
-          <w:szCs w:val="20"/>
-        </w:rPr>
-        <w:t xml:space="preserve">Expressions that always have the same value.</w:t>
+        <w:t xml:space="preserve">Equivalent</w:t>
       </w:r>
       <w:r>
         <w:rPr>
@@ -1745,13 +1656,12 @@
           <w:sz w:val="18"/>
           <w:szCs w:val="18"/>
         </w:rPr>
-        <w:br/>
-        <w:t xml:space="preserve">Equivalente — Expresiones que siempre tienen el mismo valor.</w:t>
-      </w:r>
-    </w:p>
-    <w:p>
-      <w:pPr>
-        <w:spacing w:after="60"/>
+        <w:t xml:space="preserve">  ·  Equivalente</w:t>
+      </w:r>
+    </w:p>
+    <w:p>
+      <w:pPr>
+        <w:spacing w:after="40"/>
       </w:pPr>
       <w:r>
         <w:rPr>
@@ -1771,14 +1681,7 @@
           <w:sz w:val="20"/>
           <w:szCs w:val="20"/>
         </w:rPr>
-        <w:t xml:space="preserve">Simplify — </w:t>
-      </w:r>
-      <w:r>
-        <w:rPr>
-          <w:sz w:val="20"/>
-          <w:szCs w:val="20"/>
-        </w:rPr>
-        <w:t xml:space="preserve">To write an expression in a shorter, simpler way.</w:t>
+        <w:t xml:space="preserve">Simplify</w:t>
       </w:r>
       <w:r>
         <w:rPr>
@@ -1788,13 +1691,12 @@
           <w:sz w:val="18"/>
           <w:szCs w:val="18"/>
         </w:rPr>
-        <w:br/>
-        <w:t xml:space="preserve">Simplificar — Escribir una expresión de forma más corta y simple.</w:t>
-      </w:r>
-    </w:p>
-    <w:p>
-      <w:pPr>
-        <w:spacing w:after="60"/>
+        <w:t xml:space="preserve">  ·  Simplificar</w:t>
+      </w:r>
+    </w:p>
+    <w:p>
+      <w:pPr>
+        <w:spacing w:after="40"/>
       </w:pPr>
       <w:r>
         <w:rPr>
@@ -1814,14 +1716,7 @@
           <w:sz w:val="20"/>
           <w:szCs w:val="20"/>
         </w:rPr>
-        <w:t xml:space="preserve">Like Terms — </w:t>
-      </w:r>
-      <w:r>
-        <w:rPr>
-          <w:sz w:val="20"/>
-          <w:szCs w:val="20"/>
-        </w:rPr>
-        <w:t xml:space="preserve">Terms with the same letter raised to the same power, like 2x and 5x.</w:t>
+        <w:t xml:space="preserve">Like Terms</w:t>
       </w:r>
       <w:r>
         <w:rPr>
@@ -1831,13 +1726,12 @@
           <w:sz w:val="18"/>
           <w:szCs w:val="18"/>
         </w:rPr>
-        <w:br/>
-        <w:t xml:space="preserve">Términos semejantes — Términos con la misma letra elevada a la misma potencia, como 2x y 5x.</w:t>
-      </w:r>
-    </w:p>
-    <w:p>
-      <w:pPr>
-        <w:spacing w:after="60"/>
+        <w:t xml:space="preserve">  ·  Términos semejantes</w:t>
+      </w:r>
+    </w:p>
+    <w:p>
+      <w:pPr>
+        <w:spacing w:after="40"/>
       </w:pPr>
       <w:r>
         <w:rPr>
@@ -1857,14 +1751,7 @@
           <w:sz w:val="20"/>
           <w:szCs w:val="20"/>
         </w:rPr>
-        <w:t xml:space="preserve">Combine — </w:t>
-      </w:r>
-      <w:r>
-        <w:rPr>
-          <w:sz w:val="20"/>
-          <w:szCs w:val="20"/>
-        </w:rPr>
-        <w:t xml:space="preserve">To add or subtract terms with the same letter into one.</w:t>
+        <w:t xml:space="preserve">Combine</w:t>
       </w:r>
       <w:r>
         <w:rPr>
@@ -1874,109 +1761,7 @@
           <w:sz w:val="18"/>
           <w:szCs w:val="18"/>
         </w:rPr>
-        <w:br/>
-        <w:t xml:space="preserve">Combinar — Sumar o restar términos con la misma letra en uno solo.</w:t>
-      </w:r>
-    </w:p>
-    <w:tbl>
-      <w:tblPr>
-        <w:tblW w:type="pct" w:w="100%"/>
-        <w:tblBorders>
-          <w:top w:val="single" w:color="1FA6A2" w:sz="8"/>
-          <w:left w:val="single" w:color="1FA6A2" w:sz="8"/>
-          <w:bottom w:val="single" w:color="1FA6A2" w:sz="8"/>
-          <w:right w:val="single" w:color="1FA6A2" w:sz="8"/>
-          <w:insideH w:val="single" w:color="auto" w:sz="4"/>
-          <w:insideV w:val="single" w:color="auto" w:sz="4"/>
-        </w:tblBorders>
-      </w:tblPr>
-      <w:tblGrid>
-        <w:gridCol w:w="100"/>
-      </w:tblGrid>
-      <w:tr>
-        <w:tc>
-          <w:tcPr>
-            <w:shd w:fill="F7FFFD" w:color="auto" w:val="clear"/>
-            <w:tcMar>
-              <w:top w:type="dxa" w:w="120"/>
-              <w:left w:type="dxa" w:w="180"/>
-              <w:bottom w:type="dxa" w:w="120"/>
-              <w:right w:type="dxa" w:w="180"/>
-            </w:tcMar>
-          </w:tcPr>
-          <w:p>
-            <w:pPr>
-              <w:spacing w:after="50"/>
-            </w:pPr>
-            <w:r>
-              <w:rPr>
-                <w:b/>
-                <w:bCs/>
-                <w:color w:val="1FA6A2"/>
-                <w:sz w:val="20"/>
-                <w:szCs w:val="20"/>
-              </w:rPr>
-              <w:t xml:space="preserve">Say it first:  </w:t>
-            </w:r>
-            <w:r>
-              <w:rPr>
-                <w:sz w:val="20"/>
-                <w:szCs w:val="20"/>
-              </w:rPr>
-              <w:t xml:space="preserve">Say your idea to a partner or quietly to yourself before you write.</w:t>
-            </w:r>
-          </w:p>
-          <w:p>
-            <w:pPr>
-              <w:spacing w:after="60"/>
-            </w:pPr>
-            <w:r>
-              <w:rPr>
-                <w:color w:val="1A2733"/>
-                <w:sz w:val="21"/>
-                <w:szCs w:val="21"/>
-              </w:rPr>
-              <w:t xml:space="preserve">The expressions ___ equivalent because when I simplify 4h + 2h + 30, I get ___. I can prove it by substituting h = ___: both expressions equal ___.</w:t>
-            </w:r>
-            <w:r>
-              <w:rPr>
-                <w:i/>
-                <w:iCs/>
-                <w:color w:val="5F6F80"/>
-                <w:sz w:val="19"/>
-                <w:szCs w:val="19"/>
-              </w:rPr>
-              <w:br/>
-              <w:t xml:space="preserve">Di tu respuesta primero: Mi respuesta es ___ porque ___.</w:t>
-            </w:r>
-          </w:p>
-        </w:tc>
-      </w:tr>
-    </w:tbl>
-    <w:p>
-      <w:pPr>
-        <w:pStyle w:val="Heading2"/>
-        <w:spacing w:after="80" w:before="180"/>
-      </w:pPr>
-      <w:r>
-        <w:rPr>
-          <w:b/>
-          <w:bCs/>
-          <w:color w:val="12355B"/>
-          <w:sz w:val="24"/>
-          <w:szCs w:val="24"/>
-        </w:rPr>
-        <w:t xml:space="preserve">3. Build Your Explanation</w:t>
-      </w:r>
-      <w:r>
-        <w:rPr>
-          <w:i/>
-          <w:iCs/>
-          <w:color w:val="B97A12"/>
-          <w:sz w:val="19"/>
-          <w:szCs w:val="19"/>
-        </w:rPr>
-        <w:t xml:space="preserve">   choose your support</w:t>
+        <w:t xml:space="preserve">  ·  Combinar</w:t>
       </w:r>
     </w:p>
     <w:tbl>
@@ -2007,21 +1792,6 @@
           </w:tcPr>
           <w:p>
             <w:pPr>
-              <w:spacing w:after="50"/>
-            </w:pPr>
-            <w:r>
-              <w:rPr>
-                <w:i/>
-                <w:iCs/>
-                <w:color w:val="5F6F80"/>
-                <w:sz w:val="19"/>
-                <w:szCs w:val="19"/>
-              </w:rPr>
-              <w:t xml:space="preserve">This model shows the parts of an explanation. It does not answer your writing question.</w:t>
-            </w:r>
-          </w:p>
-          <w:p>
-            <w:pPr>
               <w:spacing w:after="80"/>
             </w:pPr>
             <w:r>
@@ -2032,58 +1802,14 @@
                 <w:sz w:val="19"/>
                 <w:szCs w:val="19"/>
               </w:rPr>
-              <w:t xml:space="preserve">Claim:  </w:t>
+              <w:t xml:space="preserve">Model:  </w:t>
             </w:r>
             <w:r>
               <w:rPr>
                 <w:sz w:val="19"/>
                 <w:szCs w:val="19"/>
               </w:rPr>
-              <w:t xml:space="preserve">3x + 2x combines to 5x, so the two forms are equivalent.</w:t>
-            </w:r>
-          </w:p>
-          <w:p>
-            <w:pPr>
-              <w:spacing w:after="80"/>
-            </w:pPr>
-            <w:r>
-              <w:rPr>
-                <w:b/>
-                <w:bCs/>
-                <w:color w:val="12355B"/>
-                <w:sz w:val="19"/>
-                <w:szCs w:val="19"/>
-              </w:rPr>
-              <w:t xml:space="preserve">Evidence:  </w:t>
-            </w:r>
-            <w:r>
-              <w:rPr>
-                <w:sz w:val="19"/>
-                <w:szCs w:val="19"/>
-              </w:rPr>
-              <w:t xml:space="preserve">Students explain 3x + 2x = 5x (combining like terms), so both equal 5x + 10, and verify by substituting a value like x = 4 to get 30 both ways.</w:t>
-            </w:r>
-          </w:p>
-          <w:p>
-            <w:pPr>
-              <w:spacing w:after="80"/>
-            </w:pPr>
-            <w:r>
-              <w:rPr>
-                <w:b/>
-                <w:bCs/>
-                <w:color w:val="12355B"/>
-                <w:sz w:val="19"/>
-                <w:szCs w:val="19"/>
-              </w:rPr>
-              <w:t xml:space="preserve">Reasoning:  </w:t>
-            </w:r>
-            <w:r>
-              <w:rPr>
-                <w:sz w:val="19"/>
-                <w:szCs w:val="19"/>
-              </w:rPr>
-              <w:t xml:space="preserve">This evidence connects the definition of equivalent to the mathematical claim.</w:t>
+              <w:t xml:space="preserve">3x + 2x combines to 5x, so the two forms are equivalent. — Students explain 3x + 2x = 5x (combining like terms), so both equal 5x + 10, and verify by substituting a value like x = 4 to get 30 both ways.</w:t>
             </w:r>
           </w:p>
         </w:tc>
@@ -2162,7 +1888,7 @@
           <w:sz w:val="21"/>
           <w:szCs w:val="21"/>
         </w:rPr>
-        <w:t xml:space="preserve">My answer is ___.</w:t>
+        <w:t xml:space="preserve">My answer is ___ because ___.</w:t>
       </w:r>
       <w:r>
         <w:rPr>
@@ -2173,7 +1899,7 @@
           <w:szCs w:val="19"/>
         </w:rPr>
         <w:br/>
-        <w:t xml:space="preserve">Mi respuesta es ___.</w:t>
+        <w:t xml:space="preserve">Mi respuesta es ___ porque ___.</w:t>
       </w:r>
     </w:p>
     <w:tbl>
@@ -2313,7 +2039,7 @@
           <w:sz w:val="21"/>
           <w:szCs w:val="21"/>
         </w:rPr>
-        <w:t xml:space="preserve">I know because ___.</w:t>
+        <w:t xml:space="preserve">My evidence is ___, so ___.</w:t>
       </w:r>
       <w:r>
         <w:rPr>
@@ -2324,31 +2050,7 @@
           <w:szCs w:val="19"/>
         </w:rPr>
         <w:br/>
-        <w:t xml:space="preserve">Lo sé porque ___.</w:t>
-      </w:r>
-    </w:p>
-    <w:p>
-      <w:pPr>
-        <w:spacing w:after="60"/>
-      </w:pPr>
-      <w:r>
-        <w:rPr>
-          <w:color w:val="1A2733"/>
-          <w:sz w:val="21"/>
-          <w:szCs w:val="21"/>
-        </w:rPr>
-        <w:t xml:space="preserve">So ___.</w:t>
-      </w:r>
-      <w:r>
-        <w:rPr>
-          <w:i/>
-          <w:iCs/>
-          <w:color w:val="5F6F80"/>
-          <w:sz w:val="19"/>
-          <w:szCs w:val="19"/>
-        </w:rPr>
-        <w:br/>
-        <w:t xml:space="preserve">Entonces ___.</w:t>
+        <w:t xml:space="preserve">Mi evidencia es ___, entonces ___.</w:t>
       </w:r>
     </w:p>
     <w:tbl>
@@ -2454,78 +2156,6 @@
         <w:t xml:space="preserve">Escribe una afirmación, da evidencia matemática y explica tu razonamiento.</w:t>
       </w:r>
     </w:p>
-    <w:p>
-      <w:pPr>
-        <w:spacing w:after="60"/>
-      </w:pPr>
-      <w:r>
-        <w:rPr>
-          <w:color w:val="1A2733"/>
-          <w:sz w:val="21"/>
-          <w:szCs w:val="21"/>
-        </w:rPr>
-        <w:t xml:space="preserve">My claim is ___.</w:t>
-      </w:r>
-      <w:r>
-        <w:rPr>
-          <w:i/>
-          <w:iCs/>
-          <w:color w:val="5F6F80"/>
-          <w:sz w:val="19"/>
-          <w:szCs w:val="19"/>
-        </w:rPr>
-        <w:br/>
-        <w:t xml:space="preserve">Mi afirmación es ___.</w:t>
-      </w:r>
-    </w:p>
-    <w:p>
-      <w:pPr>
-        <w:spacing w:after="60"/>
-      </w:pPr>
-      <w:r>
-        <w:rPr>
-          <w:color w:val="1A2733"/>
-          <w:sz w:val="21"/>
-          <w:szCs w:val="21"/>
-        </w:rPr>
-        <w:t xml:space="preserve">My math evidence is ___.</w:t>
-      </w:r>
-      <w:r>
-        <w:rPr>
-          <w:i/>
-          <w:iCs/>
-          <w:color w:val="5F6F80"/>
-          <w:sz w:val="19"/>
-          <w:szCs w:val="19"/>
-        </w:rPr>
-        <w:br/>
-        <w:t xml:space="preserve">Mi evidencia matemática es ___.</w:t>
-      </w:r>
-    </w:p>
-    <w:p>
-      <w:pPr>
-        <w:spacing w:after="60"/>
-      </w:pPr>
-      <w:r>
-        <w:rPr>
-          <w:color w:val="1A2733"/>
-          <w:sz w:val="21"/>
-          <w:szCs w:val="21"/>
-        </w:rPr>
-        <w:t xml:space="preserve">This proves ___ because ___.</w:t>
-      </w:r>
-      <w:r>
-        <w:rPr>
-          <w:i/>
-          <w:iCs/>
-          <w:color w:val="5F6F80"/>
-          <w:sz w:val="19"/>
-          <w:szCs w:val="19"/>
-        </w:rPr>
-        <w:br/>
-        <w:t xml:space="preserve">Esto demuestra ___ porque ___.</w:t>
-      </w:r>
-    </w:p>
     <w:tbl>
       <w:tblPr>
         <w:tblW w:type="pct" w:w="100%"/>
@@ -2608,7 +2238,7 @@
           <w:sz w:val="24"/>
           <w:szCs w:val="24"/>
         </w:rPr>
-        <w:t xml:space="preserve">4. Check Your Explanation</w:t>
+        <w:t xml:space="preserve">Check Your Explanation</w:t>
       </w:r>
       <w:r>
         <w:rPr>
@@ -2618,7 +2248,7 @@
           <w:sz w:val="19"/>
           <w:szCs w:val="19"/>
         </w:rPr>
-        <w:t xml:space="preserve">   five quick checks</w:t>
+        <w:t xml:space="preserve">   three quick checks</w:t>
       </w:r>
     </w:p>
     <w:p>
@@ -2642,17 +2272,6 @@
         </w:rPr>
         <w:t xml:space="preserve">I answered the question.</w:t>
       </w:r>
-      <w:r>
-        <w:rPr>
-          <w:i/>
-          <w:iCs/>
-          <w:color w:val="5F6F80"/>
-          <w:sz w:val="18"/>
-          <w:szCs w:val="18"/>
-        </w:rPr>
-        <w:br/>
-        <w:t xml:space="preserve">Respondí la pregunta.</w:t>
-      </w:r>
     </w:p>
     <w:p>
       <w:pPr>
@@ -2673,18 +2292,7 @@
           <w:sz w:val="20"/>
           <w:szCs w:val="20"/>
         </w:rPr>
-        <w:t xml:space="preserve">I used math evidence: numbers, an equation, a model, or a comparison.</w:t>
-      </w:r>
-      <w:r>
-        <w:rPr>
-          <w:i/>
-          <w:iCs/>
-          <w:color w:val="5F6F80"/>
-          <w:sz w:val="18"/>
-          <w:szCs w:val="18"/>
-        </w:rPr>
-        <w:br/>
-        <w:t xml:space="preserve">Usé evidencia matemática: números, una ecuación, un modelo o una comparación.</w:t>
+        <w:t xml:space="preserve">I used math evidence: numbers, an equation, or a model.</w:t>
       </w:r>
     </w:p>
     <w:p>
@@ -2706,84 +2314,7 @@
           <w:sz w:val="20"/>
           <w:szCs w:val="20"/>
         </w:rPr>
-        <w:t xml:space="preserve">I explained how the evidence proves my answer.</w:t>
-      </w:r>
-      <w:r>
-        <w:rPr>
-          <w:i/>
-          <w:iCs/>
-          <w:color w:val="5F6F80"/>
-          <w:sz w:val="18"/>
-          <w:szCs w:val="18"/>
-        </w:rPr>
-        <w:br/>
-        <w:t xml:space="preserve">Expliqué cómo la evidencia demuestra mi respuesta.</w:t>
-      </w:r>
-    </w:p>
-    <w:p>
-      <w:pPr>
-        <w:spacing w:after="80"/>
-      </w:pPr>
-      <w:r>
-        <w:rPr>
-          <w:b/>
-          <w:bCs/>
-          <w:color w:val="1FA6A2"/>
-          <w:sz w:val="22"/>
-          <w:szCs w:val="22"/>
-        </w:rPr>
-        <w:t xml:space="preserve">☐  </w:t>
-      </w:r>
-      <w:r>
-        <w:rPr>
-          <w:sz w:val="20"/>
-          <w:szCs w:val="20"/>
-        </w:rPr>
         <w:t xml:space="preserve">I used at least two math words.</w:t>
-      </w:r>
-      <w:r>
-        <w:rPr>
-          <w:i/>
-          <w:iCs/>
-          <w:color w:val="5F6F80"/>
-          <w:sz w:val="18"/>
-          <w:szCs w:val="18"/>
-        </w:rPr>
-        <w:br/>
-        <w:t xml:space="preserve">Usé por lo menos dos palabras matemáticas.</w:t>
-      </w:r>
-    </w:p>
-    <w:p>
-      <w:pPr>
-        <w:spacing w:after="80"/>
-      </w:pPr>
-      <w:r>
-        <w:rPr>
-          <w:b/>
-          <w:bCs/>
-          <w:color w:val="1FA6A2"/>
-          <w:sz w:val="22"/>
-          <w:szCs w:val="22"/>
-        </w:rPr>
-        <w:t xml:space="preserve">☐  </w:t>
-      </w:r>
-      <w:r>
-        <w:rPr>
-          <w:sz w:val="20"/>
-          <w:szCs w:val="20"/>
-        </w:rPr>
-        <w:t xml:space="preserve">I reread complete sentences and punctuation.</w:t>
-      </w:r>
-      <w:r>
-        <w:rPr>
-          <w:i/>
-          <w:iCs/>
-          <w:color w:val="5F6F80"/>
-          <w:sz w:val="18"/>
-          <w:szCs w:val="18"/>
-        </w:rPr>
-        <w:br/>
-        <w:t xml:space="preserve">Volví a leer mis oraciones completas y la puntuación.</w:t>
       </w:r>
     </w:p>
     <w:p>
